--- a/manuals/Baccable_manual_EN.docx
+++ b/manuals/Baccable_manual_EN.docx
@@ -123,7 +123,7 @@
         <w:jc w:val="both"/>
       </w:pPr>
       <w:r>
-        <w:t>It is strongly recommended not to use this project in real-world vehicle applications.</w:t>
+        <w:t>It is recommended not to use this project in real applications on vehicles.</w:t>
       </w:r>
     </w:p>
     <w:p>
@@ -131,7 +131,7 @@
         <w:jc w:val="both"/>
       </w:pPr>
       <w:r>
-        <w:t>The installation in hidden location, requires specific technical skills in automotive electrical and electronic systems to avoid errors that could expose to safety risks.</w:t>
+        <w:t>Installation, if not performed through the standard OBD port, requires specific electrical and electronic technical skills in the automotive field, in order to avoid errors that may cause safety risks or damage.</w:t>
       </w:r>
     </w:p>
     <w:p>
@@ -143,7 +143,7 @@
           <w:noProof/>
         </w:rPr>
         <w:drawing>
-          <wp:inline distT="0" distB="0" distL="0" distR="0" wp14:anchorId="67CE4B57" wp14:editId="4E0C2B92">
+          <wp:inline distT="0" distB="0" distL="0" distR="0" wp14:anchorId="5B39E55E" wp14:editId="50A364AF">
             <wp:extent cx="4912659" cy="2300605"/>
             <wp:effectExtent l="0" t="0" r="2540" b="4445"/>
             <wp:docPr id="1632200295" name="Immagine 37"/>
@@ -261,7 +261,7 @@
           <w:r>
             <w:fldChar w:fldCharType="separate"/>
           </w:r>
-          <w:hyperlink w:anchor="_Toc239527137" w:history="1">
+          <w:hyperlink w:anchor="_Toc243860519" w:history="1">
             <w:r>
               <w:rPr>
                 <w:rStyle w:val="Collegamentoipertestuale"/>
@@ -289,7 +289,7 @@
                 <w:bCs/>
                 <w:noProof/>
               </w:rPr>
-              <w:t>INSTALL</w:t>
+              <w:t>INSTALLATION</w:t>
             </w:r>
             <w:r>
               <w:rPr>
@@ -310,7 +310,7 @@
                 <w:noProof/>
                 <w:webHidden/>
               </w:rPr>
-              <w:instrText xml:space="preserve"> PAGEREF _Toc239527137 \h </w:instrText>
+              <w:instrText xml:space="preserve"> PAGEREF _Toc243860519 \h </w:instrText>
             </w:r>
             <w:r>
               <w:rPr>
@@ -355,7 +355,7 @@
               <w14:ligatures w14:val="standardContextual"/>
             </w:rPr>
           </w:pPr>
-          <w:hyperlink w:anchor="_Toc239527138" w:history="1">
+          <w:hyperlink w:anchor="_Toc243860520" w:history="1">
             <w:r>
               <w:rPr>
                 <w:rStyle w:val="Collegamentoipertestuale"/>
@@ -404,7 +404,7 @@
                 <w:noProof/>
                 <w:webHidden/>
               </w:rPr>
-              <w:instrText xml:space="preserve"> PAGEREF _Toc239527138 \h </w:instrText>
+              <w:instrText xml:space="preserve"> PAGEREF _Toc243860520 \h </w:instrText>
             </w:r>
             <w:r>
               <w:rPr>
@@ -449,7 +449,7 @@
               <w14:ligatures w14:val="standardContextual"/>
             </w:rPr>
           </w:pPr>
-          <w:hyperlink w:anchor="_Toc239527139" w:history="1">
+          <w:hyperlink w:anchor="_Toc243860521" w:history="1">
             <w:r>
               <w:rPr>
                 <w:rStyle w:val="Collegamentoipertestuale"/>
@@ -498,7 +498,7 @@
                 <w:noProof/>
                 <w:webHidden/>
               </w:rPr>
-              <w:instrText xml:space="preserve"> PAGEREF _Toc239527139 \h </w:instrText>
+              <w:instrText xml:space="preserve"> PAGEREF _Toc243860521 \h </w:instrText>
             </w:r>
             <w:r>
               <w:rPr>
@@ -543,7 +543,7 @@
               <w14:ligatures w14:val="standardContextual"/>
             </w:rPr>
           </w:pPr>
-          <w:hyperlink w:anchor="_Toc239527140" w:history="1">
+          <w:hyperlink w:anchor="_Toc243860522" w:history="1">
             <w:r>
               <w:rPr>
                 <w:rStyle w:val="Collegamentoipertestuale"/>
@@ -592,7 +592,7 @@
                 <w:noProof/>
                 <w:webHidden/>
               </w:rPr>
-              <w:instrText xml:space="preserve"> PAGEREF _Toc239527140 \h </w:instrText>
+              <w:instrText xml:space="preserve"> PAGEREF _Toc243860522 \h </w:instrText>
             </w:r>
             <w:r>
               <w:rPr>
@@ -637,7 +637,7 @@
               <w14:ligatures w14:val="standardContextual"/>
             </w:rPr>
           </w:pPr>
-          <w:hyperlink w:anchor="_Toc239527141" w:history="1">
+          <w:hyperlink w:anchor="_Toc243860523" w:history="1">
             <w:r>
               <w:rPr>
                 <w:rStyle w:val="Collegamentoipertestuale"/>
@@ -686,7 +686,7 @@
                 <w:noProof/>
                 <w:webHidden/>
               </w:rPr>
-              <w:instrText xml:space="preserve"> PAGEREF _Toc239527141 \h </w:instrText>
+              <w:instrText xml:space="preserve"> PAGEREF _Toc243860523 \h </w:instrText>
             </w:r>
             <w:r>
               <w:rPr>
@@ -731,7 +731,7 @@
               <w14:ligatures w14:val="standardContextual"/>
             </w:rPr>
           </w:pPr>
-          <w:hyperlink w:anchor="_Toc239527142" w:history="1">
+          <w:hyperlink w:anchor="_Toc243860524" w:history="1">
             <w:r>
               <w:rPr>
                 <w:rStyle w:val="Collegamentoipertestuale"/>
@@ -780,7 +780,7 @@
                 <w:noProof/>
                 <w:webHidden/>
               </w:rPr>
-              <w:instrText xml:space="preserve"> PAGEREF _Toc239527142 \h </w:instrText>
+              <w:instrText xml:space="preserve"> PAGEREF _Toc243860524 \h </w:instrText>
             </w:r>
             <w:r>
               <w:rPr>
@@ -800,7 +800,7 @@
                 <w:noProof/>
                 <w:webHidden/>
               </w:rPr>
-              <w:t>8</w:t>
+              <w:t>9</w:t>
             </w:r>
             <w:r>
               <w:rPr>
@@ -825,7 +825,7 @@
               <w14:ligatures w14:val="standardContextual"/>
             </w:rPr>
           </w:pPr>
-          <w:hyperlink w:anchor="_Toc239527143" w:history="1">
+          <w:hyperlink w:anchor="_Toc243860525" w:history="1">
             <w:r>
               <w:rPr>
                 <w:rStyle w:val="Collegamentoipertestuale"/>
@@ -874,7 +874,7 @@
                 <w:noProof/>
                 <w:webHidden/>
               </w:rPr>
-              <w:instrText xml:space="preserve"> PAGEREF _Toc239527143 \h </w:instrText>
+              <w:instrText xml:space="preserve"> PAGEREF _Toc243860525 \h </w:instrText>
             </w:r>
             <w:r>
               <w:rPr>
@@ -894,7 +894,7 @@
                 <w:noProof/>
                 <w:webHidden/>
               </w:rPr>
-              <w:t>8</w:t>
+              <w:t>9</w:t>
             </w:r>
             <w:r>
               <w:rPr>
@@ -919,7 +919,7 @@
               <w14:ligatures w14:val="standardContextual"/>
             </w:rPr>
           </w:pPr>
-          <w:hyperlink w:anchor="_Toc239527144" w:history="1">
+          <w:hyperlink w:anchor="_Toc243860526" w:history="1">
             <w:r>
               <w:rPr>
                 <w:rStyle w:val="Collegamentoipertestuale"/>
@@ -968,7 +968,7 @@
                 <w:noProof/>
                 <w:webHidden/>
               </w:rPr>
-              <w:instrText xml:space="preserve"> PAGEREF _Toc239527144 \h </w:instrText>
+              <w:instrText xml:space="preserve"> PAGEREF _Toc243860526 \h </w:instrText>
             </w:r>
             <w:r>
               <w:rPr>
@@ -988,7 +988,7 @@
                 <w:noProof/>
                 <w:webHidden/>
               </w:rPr>
-              <w:t>9</w:t>
+              <w:t>10</w:t>
             </w:r>
             <w:r>
               <w:rPr>
@@ -1013,7 +1013,7 @@
               <w14:ligatures w14:val="standardContextual"/>
             </w:rPr>
           </w:pPr>
-          <w:hyperlink w:anchor="_Toc239527145" w:history="1">
+          <w:hyperlink w:anchor="_Toc243860527" w:history="1">
             <w:r>
               <w:rPr>
                 <w:rStyle w:val="Collegamentoipertestuale"/>
@@ -1041,7 +1041,7 @@
                 <w:bCs/>
                 <w:noProof/>
               </w:rPr>
-              <w:t>Notes about connections toward can bus</w:t>
+              <w:t>Notes on connections to the CAN bus</w:t>
             </w:r>
             <w:r>
               <w:rPr>
@@ -1062,7 +1062,7 @@
                 <w:noProof/>
                 <w:webHidden/>
               </w:rPr>
-              <w:instrText xml:space="preserve"> PAGEREF _Toc239527145 \h </w:instrText>
+              <w:instrText xml:space="preserve"> PAGEREF _Toc243860527 \h </w:instrText>
             </w:r>
             <w:r>
               <w:rPr>
@@ -1082,7 +1082,7 @@
                 <w:noProof/>
                 <w:webHidden/>
               </w:rPr>
-              <w:t>9</w:t>
+              <w:t>10</w:t>
             </w:r>
             <w:r>
               <w:rPr>
@@ -1107,7 +1107,7 @@
               <w14:ligatures w14:val="standardContextual"/>
             </w:rPr>
           </w:pPr>
-          <w:hyperlink w:anchor="_Toc239527146" w:history="1">
+          <w:hyperlink w:anchor="_Toc243860528" w:history="1">
             <w:r>
               <w:rPr>
                 <w:rStyle w:val="Collegamentoipertestuale"/>
@@ -1156,7 +1156,7 @@
                 <w:noProof/>
                 <w:webHidden/>
               </w:rPr>
-              <w:instrText xml:space="preserve"> PAGEREF _Toc239527146 \h </w:instrText>
+              <w:instrText xml:space="preserve"> PAGEREF _Toc243860528 \h </w:instrText>
             </w:r>
             <w:r>
               <w:rPr>
@@ -1176,7 +1176,7 @@
                 <w:noProof/>
                 <w:webHidden/>
               </w:rPr>
-              <w:t>10</w:t>
+              <w:t>11</w:t>
             </w:r>
             <w:r>
               <w:rPr>
@@ -1201,7 +1201,7 @@
               <w14:ligatures w14:val="standardContextual"/>
             </w:rPr>
           </w:pPr>
-          <w:hyperlink w:anchor="_Toc239527147" w:history="1">
+          <w:hyperlink w:anchor="_Toc243860529" w:history="1">
             <w:r>
               <w:rPr>
                 <w:rStyle w:val="Collegamentoipertestuale"/>
@@ -1250,7 +1250,7 @@
                 <w:noProof/>
                 <w:webHidden/>
               </w:rPr>
-              <w:instrText xml:space="preserve"> PAGEREF _Toc239527147 \h </w:instrText>
+              <w:instrText xml:space="preserve"> PAGEREF _Toc243860529 \h </w:instrText>
             </w:r>
             <w:r>
               <w:rPr>
@@ -1270,7 +1270,7 @@
                 <w:noProof/>
                 <w:webHidden/>
               </w:rPr>
-              <w:t>14</w:t>
+              <w:t>15</w:t>
             </w:r>
             <w:r>
               <w:rPr>
@@ -1295,7 +1295,7 @@
               <w14:ligatures w14:val="standardContextual"/>
             </w:rPr>
           </w:pPr>
-          <w:hyperlink w:anchor="_Toc239527148" w:history="1">
+          <w:hyperlink w:anchor="_Toc243860530" w:history="1">
             <w:r>
               <w:rPr>
                 <w:rStyle w:val="Collegamentoipertestuale"/>
@@ -1344,7 +1344,7 @@
                 <w:noProof/>
                 <w:webHidden/>
               </w:rPr>
-              <w:instrText xml:space="preserve"> PAGEREF _Toc239527148 \h </w:instrText>
+              <w:instrText xml:space="preserve"> PAGEREF _Toc243860530 \h </w:instrText>
             </w:r>
             <w:r>
               <w:rPr>
@@ -1364,7 +1364,7 @@
                 <w:noProof/>
                 <w:webHidden/>
               </w:rPr>
-              <w:t>15</w:t>
+              <w:t>16</w:t>
             </w:r>
             <w:r>
               <w:rPr>
@@ -1389,7 +1389,7 @@
               <w14:ligatures w14:val="standardContextual"/>
             </w:rPr>
           </w:pPr>
-          <w:hyperlink w:anchor="_Toc239527149" w:history="1">
+          <w:hyperlink w:anchor="_Toc243860531" w:history="1">
             <w:r>
               <w:rPr>
                 <w:rStyle w:val="Collegamentoipertestuale"/>
@@ -1417,7 +1417,7 @@
                 <w:bCs/>
                 <w:noProof/>
               </w:rPr>
-              <w:t>Procedure for firmware programming trough PC</w:t>
+              <w:t>Procedure for firmware programming through PC</w:t>
             </w:r>
             <w:r>
               <w:rPr>
@@ -1438,7 +1438,7 @@
                 <w:noProof/>
                 <w:webHidden/>
               </w:rPr>
-              <w:instrText xml:space="preserve"> PAGEREF _Toc239527149 \h </w:instrText>
+              <w:instrText xml:space="preserve"> PAGEREF _Toc243860531 \h </w:instrText>
             </w:r>
             <w:r>
               <w:rPr>
@@ -1458,7 +1458,7 @@
                 <w:noProof/>
                 <w:webHidden/>
               </w:rPr>
-              <w:t>16</w:t>
+              <w:t>17</w:t>
             </w:r>
             <w:r>
               <w:rPr>
@@ -1483,7 +1483,7 @@
               <w14:ligatures w14:val="standardContextual"/>
             </w:rPr>
           </w:pPr>
-          <w:hyperlink w:anchor="_Toc239527150" w:history="1">
+          <w:hyperlink w:anchor="_Toc243860532" w:history="1">
             <w:r>
               <w:rPr>
                 <w:rStyle w:val="Collegamentoipertestuale"/>
@@ -1532,7 +1532,7 @@
                 <w:noProof/>
                 <w:webHidden/>
               </w:rPr>
-              <w:instrText xml:space="preserve"> PAGEREF _Toc239527150 \h </w:instrText>
+              <w:instrText xml:space="preserve"> PAGEREF _Toc243860532 \h </w:instrText>
             </w:r>
             <w:r>
               <w:rPr>
@@ -1552,7 +1552,7 @@
                 <w:noProof/>
                 <w:webHidden/>
               </w:rPr>
-              <w:t>19</w:t>
+              <w:t>20</w:t>
             </w:r>
             <w:r>
               <w:rPr>
@@ -1577,7 +1577,7 @@
               <w14:ligatures w14:val="standardContextual"/>
             </w:rPr>
           </w:pPr>
-          <w:hyperlink w:anchor="_Toc239527151" w:history="1">
+          <w:hyperlink w:anchor="_Toc243860533" w:history="1">
             <w:r>
               <w:rPr>
                 <w:rStyle w:val="Collegamentoipertestuale"/>
@@ -1626,7 +1626,7 @@
                 <w:noProof/>
                 <w:webHidden/>
               </w:rPr>
-              <w:instrText xml:space="preserve"> PAGEREF _Toc239527151 \h </w:instrText>
+              <w:instrText xml:space="preserve"> PAGEREF _Toc243860533 \h </w:instrText>
             </w:r>
             <w:r>
               <w:rPr>
@@ -1646,7 +1646,7 @@
                 <w:noProof/>
                 <w:webHidden/>
               </w:rPr>
-              <w:t>22</w:t>
+              <w:t>23</w:t>
             </w:r>
             <w:r>
               <w:rPr>
@@ -1671,7 +1671,7 @@
               <w14:ligatures w14:val="standardContextual"/>
             </w:rPr>
           </w:pPr>
-          <w:hyperlink w:anchor="_Toc239527152" w:history="1">
+          <w:hyperlink w:anchor="_Toc243860534" w:history="1">
             <w:r>
               <w:rPr>
                 <w:rStyle w:val="Collegamentoipertestuale"/>
@@ -1722,7 +1722,7 @@
                 <w:noProof/>
                 <w:webHidden/>
               </w:rPr>
-              <w:instrText xml:space="preserve"> PAGEREF _Toc239527152 \h </w:instrText>
+              <w:instrText xml:space="preserve"> PAGEREF _Toc243860534 \h </w:instrText>
             </w:r>
             <w:r>
               <w:rPr>
@@ -1742,7 +1742,7 @@
                 <w:noProof/>
                 <w:webHidden/>
               </w:rPr>
-              <w:t>22</w:t>
+              <w:t>23</w:t>
             </w:r>
             <w:r>
               <w:rPr>
@@ -1767,7 +1767,7 @@
               <w14:ligatures w14:val="standardContextual"/>
             </w:rPr>
           </w:pPr>
-          <w:hyperlink w:anchor="_Toc239527153" w:history="1">
+          <w:hyperlink w:anchor="_Toc243860535" w:history="1">
             <w:r>
               <w:rPr>
                 <w:rStyle w:val="Collegamentoipertestuale"/>
@@ -1816,7 +1816,7 @@
                 <w:noProof/>
                 <w:webHidden/>
               </w:rPr>
-              <w:instrText xml:space="preserve"> PAGEREF _Toc239527153 \h </w:instrText>
+              <w:instrText xml:space="preserve"> PAGEREF _Toc243860535 \h </w:instrText>
             </w:r>
             <w:r>
               <w:rPr>
@@ -1861,7 +1861,7 @@
               <w14:ligatures w14:val="standardContextual"/>
             </w:rPr>
           </w:pPr>
-          <w:hyperlink w:anchor="_Toc239527154" w:history="1">
+          <w:hyperlink w:anchor="_Toc243860536" w:history="1">
             <w:r>
               <w:rPr>
                 <w:rStyle w:val="Collegamentoipertestuale"/>
@@ -1910,7 +1910,7 @@
                 <w:noProof/>
                 <w:webHidden/>
               </w:rPr>
-              <w:instrText xml:space="preserve"> PAGEREF _Toc239527154 \h </w:instrText>
+              <w:instrText xml:space="preserve"> PAGEREF _Toc243860536 \h </w:instrText>
             </w:r>
             <w:r>
               <w:rPr>
@@ -1930,7 +1930,7 @@
                 <w:noProof/>
                 <w:webHidden/>
               </w:rPr>
-              <w:t>23</w:t>
+              <w:t>24</w:t>
             </w:r>
             <w:r>
               <w:rPr>
@@ -1955,7 +1955,7 @@
               <w14:ligatures w14:val="standardContextual"/>
             </w:rPr>
           </w:pPr>
-          <w:hyperlink w:anchor="_Toc239527155" w:history="1">
+          <w:hyperlink w:anchor="_Toc243860537" w:history="1">
             <w:r>
               <w:rPr>
                 <w:rStyle w:val="Collegamentoipertestuale"/>
@@ -2004,7 +2004,7 @@
                 <w:noProof/>
                 <w:webHidden/>
               </w:rPr>
-              <w:instrText xml:space="preserve"> PAGEREF _Toc239527155 \h </w:instrText>
+              <w:instrText xml:space="preserve"> PAGEREF _Toc243860537 \h </w:instrText>
             </w:r>
             <w:r>
               <w:rPr>
@@ -2024,7 +2024,7 @@
                 <w:noProof/>
                 <w:webHidden/>
               </w:rPr>
-              <w:t>24</w:t>
+              <w:t>25</w:t>
             </w:r>
             <w:r>
               <w:rPr>
@@ -2049,7 +2049,7 @@
               <w14:ligatures w14:val="standardContextual"/>
             </w:rPr>
           </w:pPr>
-          <w:hyperlink w:anchor="_Toc239527156" w:history="1">
+          <w:hyperlink w:anchor="_Toc243860538" w:history="1">
             <w:r>
               <w:rPr>
                 <w:rStyle w:val="Collegamentoipertestuale"/>
@@ -2098,7 +2098,7 @@
                 <w:noProof/>
                 <w:webHidden/>
               </w:rPr>
-              <w:instrText xml:space="preserve"> PAGEREF _Toc239527156 \h </w:instrText>
+              <w:instrText xml:space="preserve"> PAGEREF _Toc243860538 \h </w:instrText>
             </w:r>
             <w:r>
               <w:rPr>
@@ -2118,7 +2118,7 @@
                 <w:noProof/>
                 <w:webHidden/>
               </w:rPr>
-              <w:t>25</w:t>
+              <w:t>26</w:t>
             </w:r>
             <w:r>
               <w:rPr>
@@ -2143,7 +2143,7 @@
               <w14:ligatures w14:val="standardContextual"/>
             </w:rPr>
           </w:pPr>
-          <w:hyperlink w:anchor="_Toc239527157" w:history="1">
+          <w:hyperlink w:anchor="_Toc243860539" w:history="1">
             <w:r>
               <w:rPr>
                 <w:rStyle w:val="Collegamentoipertestuale"/>
@@ -2192,7 +2192,7 @@
                 <w:noProof/>
                 <w:webHidden/>
               </w:rPr>
-              <w:instrText xml:space="preserve"> PAGEREF _Toc239527157 \h </w:instrText>
+              <w:instrText xml:space="preserve"> PAGEREF _Toc243860539 \h </w:instrText>
             </w:r>
             <w:r>
               <w:rPr>
@@ -2212,7 +2212,7 @@
                 <w:noProof/>
                 <w:webHidden/>
               </w:rPr>
-              <w:t>26</w:t>
+              <w:t>27</w:t>
             </w:r>
             <w:r>
               <w:rPr>
@@ -2237,7 +2237,7 @@
               <w14:ligatures w14:val="standardContextual"/>
             </w:rPr>
           </w:pPr>
-          <w:hyperlink w:anchor="_Toc239527158" w:history="1">
+          <w:hyperlink w:anchor="_Toc243860540" w:history="1">
             <w:r>
               <w:rPr>
                 <w:rStyle w:val="Collegamentoipertestuale"/>
@@ -2286,7 +2286,7 @@
                 <w:noProof/>
                 <w:webHidden/>
               </w:rPr>
-              <w:instrText xml:space="preserve"> PAGEREF _Toc239527158 \h </w:instrText>
+              <w:instrText xml:space="preserve"> PAGEREF _Toc243860540 \h </w:instrText>
             </w:r>
             <w:r>
               <w:rPr>
@@ -2306,7 +2306,7 @@
                 <w:noProof/>
                 <w:webHidden/>
               </w:rPr>
-              <w:t>27</w:t>
+              <w:t>28</w:t>
             </w:r>
             <w:r>
               <w:rPr>
@@ -2331,7 +2331,7 @@
               <w14:ligatures w14:val="standardContextual"/>
             </w:rPr>
           </w:pPr>
-          <w:hyperlink w:anchor="_Toc239527159" w:history="1">
+          <w:hyperlink w:anchor="_Toc243860541" w:history="1">
             <w:r>
               <w:rPr>
                 <w:rStyle w:val="Collegamentoipertestuale"/>
@@ -2380,7 +2380,7 @@
                 <w:noProof/>
                 <w:webHidden/>
               </w:rPr>
-              <w:instrText xml:space="preserve"> PAGEREF _Toc239527159 \h </w:instrText>
+              <w:instrText xml:space="preserve"> PAGEREF _Toc243860541 \h </w:instrText>
             </w:r>
             <w:r>
               <w:rPr>
@@ -2400,7 +2400,7 @@
                 <w:noProof/>
                 <w:webHidden/>
               </w:rPr>
-              <w:t>28</w:t>
+              <w:t>29</w:t>
             </w:r>
             <w:r>
               <w:rPr>
@@ -2425,7 +2425,7 @@
               <w14:ligatures w14:val="standardContextual"/>
             </w:rPr>
           </w:pPr>
-          <w:hyperlink w:anchor="_Toc239527160" w:history="1">
+          <w:hyperlink w:anchor="_Toc243860542" w:history="1">
             <w:r>
               <w:rPr>
                 <w:rStyle w:val="Collegamentoipertestuale"/>
@@ -2474,7 +2474,7 @@
                 <w:noProof/>
                 <w:webHidden/>
               </w:rPr>
-              <w:instrText xml:space="preserve"> PAGEREF _Toc239527160 \h </w:instrText>
+              <w:instrText xml:space="preserve"> PAGEREF _Toc243860542 \h </w:instrText>
             </w:r>
             <w:r>
               <w:rPr>
@@ -2494,7 +2494,7 @@
                 <w:noProof/>
                 <w:webHidden/>
               </w:rPr>
-              <w:t>28</w:t>
+              <w:t>29</w:t>
             </w:r>
             <w:r>
               <w:rPr>
@@ -2519,7 +2519,7 @@
               <w14:ligatures w14:val="standardContextual"/>
             </w:rPr>
           </w:pPr>
-          <w:hyperlink w:anchor="_Toc239527161" w:history="1">
+          <w:hyperlink w:anchor="_Toc243860543" w:history="1">
             <w:r>
               <w:rPr>
                 <w:rStyle w:val="Collegamentoipertestuale"/>
@@ -2547,7 +2547,7 @@
                 <w:bCs/>
                 <w:noProof/>
               </w:rPr>
-              <w:t>Params On Dashboard</w:t>
+              <w:t>Parameters on Dashboard</w:t>
             </w:r>
             <w:r>
               <w:rPr>
@@ -2568,7 +2568,7 @@
                 <w:noProof/>
                 <w:webHidden/>
               </w:rPr>
-              <w:instrText xml:space="preserve"> PAGEREF _Toc239527161 \h </w:instrText>
+              <w:instrText xml:space="preserve"> PAGEREF _Toc243860543 \h </w:instrText>
             </w:r>
             <w:r>
               <w:rPr>
@@ -2588,7 +2588,7 @@
                 <w:noProof/>
                 <w:webHidden/>
               </w:rPr>
-              <w:t>28</w:t>
+              <w:t>29</w:t>
             </w:r>
             <w:r>
               <w:rPr>
@@ -2613,7 +2613,7 @@
               <w14:ligatures w14:val="standardContextual"/>
             </w:rPr>
           </w:pPr>
-          <w:hyperlink w:anchor="_Toc239527162" w:history="1">
+          <w:hyperlink w:anchor="_Toc243860544" w:history="1">
             <w:r>
               <w:rPr>
                 <w:rStyle w:val="Collegamentoipertestuale"/>
@@ -2662,7 +2662,7 @@
                 <w:noProof/>
                 <w:webHidden/>
               </w:rPr>
-              <w:instrText xml:space="preserve"> PAGEREF _Toc239527162 \h </w:instrText>
+              <w:instrText xml:space="preserve"> PAGEREF _Toc243860544 \h </w:instrText>
             </w:r>
             <w:r>
               <w:rPr>
@@ -2682,7 +2682,7 @@
                 <w:noProof/>
                 <w:webHidden/>
               </w:rPr>
-              <w:t>34</w:t>
+              <w:t>35</w:t>
             </w:r>
             <w:r>
               <w:rPr>
@@ -2707,7 +2707,7 @@
               <w14:ligatures w14:val="standardContextual"/>
             </w:rPr>
           </w:pPr>
-          <w:hyperlink w:anchor="_Toc239527163" w:history="1">
+          <w:hyperlink w:anchor="_Toc243860545" w:history="1">
             <w:r>
               <w:rPr>
                 <w:rStyle w:val="Collegamentoipertestuale"/>
@@ -2735,7 +2735,7 @@
                 <w:bCs/>
                 <w:noProof/>
               </w:rPr>
-              <w:t>ESC+TC Selector</w:t>
+              <w:t>ESC+TC Customizator</w:t>
             </w:r>
             <w:r>
               <w:rPr>
@@ -2756,7 +2756,7 @@
                 <w:noProof/>
                 <w:webHidden/>
               </w:rPr>
-              <w:instrText xml:space="preserve"> PAGEREF _Toc239527163 \h </w:instrText>
+              <w:instrText xml:space="preserve"> PAGEREF _Toc243860545 \h </w:instrText>
             </w:r>
             <w:r>
               <w:rPr>
@@ -2776,7 +2776,7 @@
                 <w:noProof/>
                 <w:webHidden/>
               </w:rPr>
-              <w:t>35</w:t>
+              <w:t>36</w:t>
             </w:r>
             <w:r>
               <w:rPr>
@@ -2801,7 +2801,7 @@
               <w14:ligatures w14:val="standardContextual"/>
             </w:rPr>
           </w:pPr>
-          <w:hyperlink w:anchor="_Toc239527164" w:history="1">
+          <w:hyperlink w:anchor="_Toc243860546" w:history="1">
             <w:r>
               <w:rPr>
                 <w:rStyle w:val="Collegamentoipertestuale"/>
@@ -2850,7 +2850,7 @@
                 <w:noProof/>
                 <w:webHidden/>
               </w:rPr>
-              <w:instrText xml:space="preserve"> PAGEREF _Toc239527164 \h </w:instrText>
+              <w:instrText xml:space="preserve"> PAGEREF _Toc243860546 \h </w:instrText>
             </w:r>
             <w:r>
               <w:rPr>
@@ -2870,7 +2870,7 @@
                 <w:noProof/>
                 <w:webHidden/>
               </w:rPr>
-              <w:t>36</w:t>
+              <w:t>37</w:t>
             </w:r>
             <w:r>
               <w:rPr>
@@ -2895,7 +2895,7 @@
               <w14:ligatures w14:val="standardContextual"/>
             </w:rPr>
           </w:pPr>
-          <w:hyperlink w:anchor="_Toc239527165" w:history="1">
+          <w:hyperlink w:anchor="_Toc243860547" w:history="1">
             <w:r>
               <w:rPr>
                 <w:rStyle w:val="Collegamentoipertestuale"/>
@@ -2944,7 +2944,7 @@
                 <w:noProof/>
                 <w:webHidden/>
               </w:rPr>
-              <w:instrText xml:space="preserve"> PAGEREF _Toc239527165 \h </w:instrText>
+              <w:instrText xml:space="preserve"> PAGEREF _Toc243860547 \h </w:instrText>
             </w:r>
             <w:r>
               <w:rPr>
@@ -2964,7 +2964,7 @@
                 <w:noProof/>
                 <w:webHidden/>
               </w:rPr>
-              <w:t>36</w:t>
+              <w:t>37</w:t>
             </w:r>
             <w:r>
               <w:rPr>
@@ -2988,7 +2988,7 @@
               <w14:ligatures w14:val="standardContextual"/>
             </w:rPr>
           </w:pPr>
-          <w:hyperlink w:anchor="_Toc239527166" w:history="1">
+          <w:hyperlink w:anchor="_Toc243860548" w:history="1">
             <w:r>
               <w:rPr>
                 <w:rStyle w:val="Collegamentoipertestuale"/>
@@ -3018,7 +3018,7 @@
                 <w:noProof/>
                 <w:webHidden/>
               </w:rPr>
-              <w:instrText xml:space="preserve"> PAGEREF _Toc239527166 \h </w:instrText>
+              <w:instrText xml:space="preserve"> PAGEREF _Toc243860548 \h </w:instrText>
             </w:r>
             <w:r>
               <w:rPr>
@@ -3038,7 +3038,7 @@
                 <w:noProof/>
                 <w:webHidden/>
               </w:rPr>
-              <w:t>37</w:t>
+              <w:t>38</w:t>
             </w:r>
             <w:r>
               <w:rPr>
@@ -3062,7 +3062,7 @@
               <w14:ligatures w14:val="standardContextual"/>
             </w:rPr>
           </w:pPr>
-          <w:hyperlink w:anchor="_Toc239527167" w:history="1">
+          <w:hyperlink w:anchor="_Toc243860549" w:history="1">
             <w:r>
               <w:rPr>
                 <w:rStyle w:val="Collegamentoipertestuale"/>
@@ -3092,7 +3092,7 @@
                 <w:noProof/>
                 <w:webHidden/>
               </w:rPr>
-              <w:instrText xml:space="preserve"> PAGEREF _Toc239527167 \h </w:instrText>
+              <w:instrText xml:space="preserve"> PAGEREF _Toc243860549 \h </w:instrText>
             </w:r>
             <w:r>
               <w:rPr>
@@ -3112,7 +3112,7 @@
                 <w:noProof/>
                 <w:webHidden/>
               </w:rPr>
-              <w:t>37</w:t>
+              <w:t>38</w:t>
             </w:r>
             <w:r>
               <w:rPr>
@@ -3136,7 +3136,7 @@
               <w14:ligatures w14:val="standardContextual"/>
             </w:rPr>
           </w:pPr>
-          <w:hyperlink w:anchor="_Toc239527168" w:history="1">
+          <w:hyperlink w:anchor="_Toc243860550" w:history="1">
             <w:r>
               <w:rPr>
                 <w:rStyle w:val="Collegamentoipertestuale"/>
@@ -3166,7 +3166,7 @@
                 <w:noProof/>
                 <w:webHidden/>
               </w:rPr>
-              <w:instrText xml:space="preserve"> PAGEREF _Toc239527168 \h </w:instrText>
+              <w:instrText xml:space="preserve"> PAGEREF _Toc243860550 \h </w:instrText>
             </w:r>
             <w:r>
               <w:rPr>
@@ -3186,7 +3186,7 @@
                 <w:noProof/>
                 <w:webHidden/>
               </w:rPr>
-              <w:t>37</w:t>
+              <w:t>38</w:t>
             </w:r>
             <w:r>
               <w:rPr>
@@ -3211,7 +3211,7 @@
               <w14:ligatures w14:val="standardContextual"/>
             </w:rPr>
           </w:pPr>
-          <w:hyperlink w:anchor="_Toc239527169" w:history="1">
+          <w:hyperlink w:anchor="_Toc243860551" w:history="1">
             <w:r>
               <w:rPr>
                 <w:rStyle w:val="Collegamentoipertestuale"/>
@@ -3260,7 +3260,7 @@
                 <w:noProof/>
                 <w:webHidden/>
               </w:rPr>
-              <w:instrText xml:space="preserve"> PAGEREF _Toc239527169 \h </w:instrText>
+              <w:instrText xml:space="preserve"> PAGEREF _Toc243860551 \h </w:instrText>
             </w:r>
             <w:r>
               <w:rPr>
@@ -3280,7 +3280,7 @@
                 <w:noProof/>
                 <w:webHidden/>
               </w:rPr>
-              <w:t>38</w:t>
+              <w:t>39</w:t>
             </w:r>
             <w:r>
               <w:rPr>
@@ -3305,7 +3305,7 @@
               <w14:ligatures w14:val="standardContextual"/>
             </w:rPr>
           </w:pPr>
-          <w:hyperlink w:anchor="_Toc239527170" w:history="1">
+          <w:hyperlink w:anchor="_Toc243860552" w:history="1">
             <w:r>
               <w:rPr>
                 <w:rStyle w:val="Collegamentoipertestuale"/>
@@ -3354,7 +3354,7 @@
                 <w:noProof/>
                 <w:webHidden/>
               </w:rPr>
-              <w:instrText xml:space="preserve"> PAGEREF _Toc239527170 \h </w:instrText>
+              <w:instrText xml:space="preserve"> PAGEREF _Toc243860552 \h </w:instrText>
             </w:r>
             <w:r>
               <w:rPr>
@@ -3374,7 +3374,7 @@
                 <w:noProof/>
                 <w:webHidden/>
               </w:rPr>
-              <w:t>38</w:t>
+              <w:t>39</w:t>
             </w:r>
             <w:r>
               <w:rPr>
@@ -3399,7 +3399,7 @@
               <w14:ligatures w14:val="standardContextual"/>
             </w:rPr>
           </w:pPr>
-          <w:hyperlink w:anchor="_Toc239527171" w:history="1">
+          <w:hyperlink w:anchor="_Toc243860553" w:history="1">
             <w:r>
               <w:rPr>
                 <w:rStyle w:val="Collegamentoipertestuale"/>
@@ -3448,7 +3448,7 @@
                 <w:noProof/>
                 <w:webHidden/>
               </w:rPr>
-              <w:instrText xml:space="preserve"> PAGEREF _Toc239527171 \h </w:instrText>
+              <w:instrText xml:space="preserve"> PAGEREF _Toc243860553 \h </w:instrText>
             </w:r>
             <w:r>
               <w:rPr>
@@ -3468,7 +3468,7 @@
                 <w:noProof/>
                 <w:webHidden/>
               </w:rPr>
-              <w:t>38</w:t>
+              <w:t>39</w:t>
             </w:r>
             <w:r>
               <w:rPr>
@@ -3493,7 +3493,7 @@
               <w14:ligatures w14:val="standardContextual"/>
             </w:rPr>
           </w:pPr>
-          <w:hyperlink w:anchor="_Toc239527172" w:history="1">
+          <w:hyperlink w:anchor="_Toc243860554" w:history="1">
             <w:r>
               <w:rPr>
                 <w:rStyle w:val="Collegamentoipertestuale"/>
@@ -3542,7 +3542,7 @@
                 <w:noProof/>
                 <w:webHidden/>
               </w:rPr>
-              <w:instrText xml:space="preserve"> PAGEREF _Toc239527172 \h </w:instrText>
+              <w:instrText xml:space="preserve"> PAGEREF _Toc243860554 \h </w:instrText>
             </w:r>
             <w:r>
               <w:rPr>
@@ -3562,7 +3562,7 @@
                 <w:noProof/>
                 <w:webHidden/>
               </w:rPr>
-              <w:t>39</w:t>
+              <w:t>40</w:t>
             </w:r>
             <w:r>
               <w:rPr>
@@ -3587,7 +3587,7 @@
               <w14:ligatures w14:val="standardContextual"/>
             </w:rPr>
           </w:pPr>
-          <w:hyperlink w:anchor="_Toc239527173" w:history="1">
+          <w:hyperlink w:anchor="_Toc243860555" w:history="1">
             <w:r>
               <w:rPr>
                 <w:rStyle w:val="Collegamentoipertestuale"/>
@@ -3636,7 +3636,7 @@
                 <w:noProof/>
                 <w:webHidden/>
               </w:rPr>
-              <w:instrText xml:space="preserve"> PAGEREF _Toc239527173 \h </w:instrText>
+              <w:instrText xml:space="preserve"> PAGEREF _Toc243860555 \h </w:instrText>
             </w:r>
             <w:r>
               <w:rPr>
@@ -3656,7 +3656,7 @@
                 <w:noProof/>
                 <w:webHidden/>
               </w:rPr>
-              <w:t>39</w:t>
+              <w:t>40</w:t>
             </w:r>
             <w:r>
               <w:rPr>
@@ -3681,7 +3681,7 @@
               <w14:ligatures w14:val="standardContextual"/>
             </w:rPr>
           </w:pPr>
-          <w:hyperlink w:anchor="_Toc239527174" w:history="1">
+          <w:hyperlink w:anchor="_Toc243860556" w:history="1">
             <w:r>
               <w:rPr>
                 <w:rStyle w:val="Collegamentoipertestuale"/>
@@ -3730,7 +3730,7 @@
                 <w:noProof/>
                 <w:webHidden/>
               </w:rPr>
-              <w:instrText xml:space="preserve"> PAGEREF _Toc239527174 \h </w:instrText>
+              <w:instrText xml:space="preserve"> PAGEREF _Toc243860556 \h </w:instrText>
             </w:r>
             <w:r>
               <w:rPr>
@@ -3750,7 +3750,7 @@
                 <w:noProof/>
                 <w:webHidden/>
               </w:rPr>
-              <w:t>39</w:t>
+              <w:t>41</w:t>
             </w:r>
             <w:r>
               <w:rPr>
@@ -3775,7 +3775,7 @@
               <w14:ligatures w14:val="standardContextual"/>
             </w:rPr>
           </w:pPr>
-          <w:hyperlink w:anchor="_Toc239527175" w:history="1">
+          <w:hyperlink w:anchor="_Toc243860557" w:history="1">
             <w:r>
               <w:rPr>
                 <w:rStyle w:val="Collegamentoipertestuale"/>
@@ -3824,7 +3824,7 @@
                 <w:noProof/>
                 <w:webHidden/>
               </w:rPr>
-              <w:instrText xml:space="preserve"> PAGEREF _Toc239527175 \h </w:instrText>
+              <w:instrText xml:space="preserve"> PAGEREF _Toc243860557 \h </w:instrText>
             </w:r>
             <w:r>
               <w:rPr>
@@ -3844,7 +3844,7 @@
                 <w:noProof/>
                 <w:webHidden/>
               </w:rPr>
-              <w:t>40</w:t>
+              <w:t>41</w:t>
             </w:r>
             <w:r>
               <w:rPr>
@@ -3869,7 +3869,7 @@
               <w14:ligatures w14:val="standardContextual"/>
             </w:rPr>
           </w:pPr>
-          <w:hyperlink w:anchor="_Toc239527176" w:history="1">
+          <w:hyperlink w:anchor="_Toc243860558" w:history="1">
             <w:r>
               <w:rPr>
                 <w:rStyle w:val="Collegamentoipertestuale"/>
@@ -3918,7 +3918,7 @@
                 <w:noProof/>
                 <w:webHidden/>
               </w:rPr>
-              <w:instrText xml:space="preserve"> PAGEREF _Toc239527176 \h </w:instrText>
+              <w:instrText xml:space="preserve"> PAGEREF _Toc243860558 \h </w:instrText>
             </w:r>
             <w:r>
               <w:rPr>
@@ -3938,7 +3938,7 @@
                 <w:noProof/>
                 <w:webHidden/>
               </w:rPr>
-              <w:t>40</w:t>
+              <w:t>42</w:t>
             </w:r>
             <w:r>
               <w:rPr>
@@ -3963,7 +3963,7 @@
               <w14:ligatures w14:val="standardContextual"/>
             </w:rPr>
           </w:pPr>
-          <w:hyperlink w:anchor="_Toc239527177" w:history="1">
+          <w:hyperlink w:anchor="_Toc243860559" w:history="1">
             <w:r>
               <w:rPr>
                 <w:rStyle w:val="Collegamentoipertestuale"/>
@@ -4012,7 +4012,7 @@
                 <w:noProof/>
                 <w:webHidden/>
               </w:rPr>
-              <w:instrText xml:space="preserve"> PAGEREF _Toc239527177 \h </w:instrText>
+              <w:instrText xml:space="preserve"> PAGEREF _Toc243860559 \h </w:instrText>
             </w:r>
             <w:r>
               <w:rPr>
@@ -4032,7 +4032,7 @@
                 <w:noProof/>
                 <w:webHidden/>
               </w:rPr>
-              <w:t>41</w:t>
+              <w:t>42</w:t>
             </w:r>
             <w:r>
               <w:rPr>
@@ -4057,7 +4057,7 @@
               <w14:ligatures w14:val="standardContextual"/>
             </w:rPr>
           </w:pPr>
-          <w:hyperlink w:anchor="_Toc239527178" w:history="1">
+          <w:hyperlink w:anchor="_Toc243860560" w:history="1">
             <w:r>
               <w:rPr>
                 <w:rStyle w:val="Collegamentoipertestuale"/>
@@ -4106,7 +4106,7 @@
                 <w:noProof/>
                 <w:webHidden/>
               </w:rPr>
-              <w:instrText xml:space="preserve"> PAGEREF _Toc239527178 \h </w:instrText>
+              <w:instrText xml:space="preserve"> PAGEREF _Toc243860560 \h </w:instrText>
             </w:r>
             <w:r>
               <w:rPr>
@@ -4126,7 +4126,7 @@
                 <w:noProof/>
                 <w:webHidden/>
               </w:rPr>
-              <w:t>41</w:t>
+              <w:t>43</w:t>
             </w:r>
             <w:r>
               <w:rPr>
@@ -4151,7 +4151,7 @@
               <w14:ligatures w14:val="standardContextual"/>
             </w:rPr>
           </w:pPr>
-          <w:hyperlink w:anchor="_Toc239527179" w:history="1">
+          <w:hyperlink w:anchor="_Toc243860561" w:history="1">
             <w:r>
               <w:rPr>
                 <w:rStyle w:val="Collegamentoipertestuale"/>
@@ -4200,7 +4200,7 @@
                 <w:noProof/>
                 <w:webHidden/>
               </w:rPr>
-              <w:instrText xml:space="preserve"> PAGEREF _Toc239527179 \h </w:instrText>
+              <w:instrText xml:space="preserve"> PAGEREF _Toc243860561 \h </w:instrText>
             </w:r>
             <w:r>
               <w:rPr>
@@ -4220,7 +4220,7 @@
                 <w:noProof/>
                 <w:webHidden/>
               </w:rPr>
-              <w:t>41</w:t>
+              <w:t>43</w:t>
             </w:r>
             <w:r>
               <w:rPr>
@@ -4245,7 +4245,7 @@
               <w14:ligatures w14:val="standardContextual"/>
             </w:rPr>
           </w:pPr>
-          <w:hyperlink w:anchor="_Toc239527180" w:history="1">
+          <w:hyperlink w:anchor="_Toc243860562" w:history="1">
             <w:r>
               <w:rPr>
                 <w:rStyle w:val="Collegamentoipertestuale"/>
@@ -4294,7 +4294,7 @@
                 <w:noProof/>
                 <w:webHidden/>
               </w:rPr>
-              <w:instrText xml:space="preserve"> PAGEREF _Toc239527180 \h </w:instrText>
+              <w:instrText xml:space="preserve"> PAGEREF _Toc243860562 \h </w:instrText>
             </w:r>
             <w:r>
               <w:rPr>
@@ -4314,7 +4314,7 @@
                 <w:noProof/>
                 <w:webHidden/>
               </w:rPr>
-              <w:t>41</w:t>
+              <w:t>43</w:t>
             </w:r>
             <w:r>
               <w:rPr>
@@ -4339,7 +4339,7 @@
               <w14:ligatures w14:val="standardContextual"/>
             </w:rPr>
           </w:pPr>
-          <w:hyperlink w:anchor="_Toc239527181" w:history="1">
+          <w:hyperlink w:anchor="_Toc243860563" w:history="1">
             <w:r>
               <w:rPr>
                 <w:rStyle w:val="Collegamentoipertestuale"/>
@@ -4388,7 +4388,7 @@
                 <w:noProof/>
                 <w:webHidden/>
               </w:rPr>
-              <w:instrText xml:space="preserve"> PAGEREF _Toc239527181 \h </w:instrText>
+              <w:instrText xml:space="preserve"> PAGEREF _Toc243860563 \h </w:instrText>
             </w:r>
             <w:r>
               <w:rPr>
@@ -4408,7 +4408,7 @@
                 <w:noProof/>
                 <w:webHidden/>
               </w:rPr>
-              <w:t>42</w:t>
+              <w:t>43</w:t>
             </w:r>
             <w:r>
               <w:rPr>
@@ -4433,7 +4433,7 @@
               <w14:ligatures w14:val="standardContextual"/>
             </w:rPr>
           </w:pPr>
-          <w:hyperlink w:anchor="_Toc239527182" w:history="1">
+          <w:hyperlink w:anchor="_Toc243860564" w:history="1">
             <w:r>
               <w:rPr>
                 <w:rStyle w:val="Collegamentoipertestuale"/>
@@ -4482,7 +4482,7 @@
                 <w:noProof/>
                 <w:webHidden/>
               </w:rPr>
-              <w:instrText xml:space="preserve"> PAGEREF _Toc239527182 \h </w:instrText>
+              <w:instrText xml:space="preserve"> PAGEREF _Toc243860564 \h </w:instrText>
             </w:r>
             <w:r>
               <w:rPr>
@@ -4502,7 +4502,7 @@
                 <w:noProof/>
                 <w:webHidden/>
               </w:rPr>
-              <w:t>42</w:t>
+              <w:t>44</w:t>
             </w:r>
             <w:r>
               <w:rPr>
@@ -4527,7 +4527,7 @@
               <w14:ligatures w14:val="standardContextual"/>
             </w:rPr>
           </w:pPr>
-          <w:hyperlink w:anchor="_Toc239527183" w:history="1">
+          <w:hyperlink w:anchor="_Toc243860565" w:history="1">
             <w:r>
               <w:rPr>
                 <w:rStyle w:val="Collegamentoipertestuale"/>
@@ -4576,7 +4576,7 @@
                 <w:noProof/>
                 <w:webHidden/>
               </w:rPr>
-              <w:instrText xml:space="preserve"> PAGEREF _Toc239527183 \h </w:instrText>
+              <w:instrText xml:space="preserve"> PAGEREF _Toc243860565 \h </w:instrText>
             </w:r>
             <w:r>
               <w:rPr>
@@ -4596,7 +4596,7 @@
                 <w:noProof/>
                 <w:webHidden/>
               </w:rPr>
-              <w:t>43</w:t>
+              <w:t>44</w:t>
             </w:r>
             <w:r>
               <w:rPr>
@@ -4621,7 +4621,7 @@
               <w14:ligatures w14:val="standardContextual"/>
             </w:rPr>
           </w:pPr>
-          <w:hyperlink w:anchor="_Toc239527184" w:history="1">
+          <w:hyperlink w:anchor="_Toc243860566" w:history="1">
             <w:r>
               <w:rPr>
                 <w:rStyle w:val="Collegamentoipertestuale"/>
@@ -4670,7 +4670,7 @@
                 <w:noProof/>
                 <w:webHidden/>
               </w:rPr>
-              <w:instrText xml:space="preserve"> PAGEREF _Toc239527184 \h </w:instrText>
+              <w:instrText xml:space="preserve"> PAGEREF _Toc243860566 \h </w:instrText>
             </w:r>
             <w:r>
               <w:rPr>
@@ -4690,7 +4690,7 @@
                 <w:noProof/>
                 <w:webHidden/>
               </w:rPr>
-              <w:t>43</w:t>
+              <w:t>44</w:t>
             </w:r>
             <w:r>
               <w:rPr>
@@ -4715,7 +4715,7 @@
               <w14:ligatures w14:val="standardContextual"/>
             </w:rPr>
           </w:pPr>
-          <w:hyperlink w:anchor="_Toc239527185" w:history="1">
+          <w:hyperlink w:anchor="_Toc243860567" w:history="1">
             <w:r>
               <w:rPr>
                 <w:rStyle w:val="Collegamentoipertestuale"/>
@@ -4743,7 +4743,7 @@
                 <w:bCs/>
                 <w:noProof/>
               </w:rPr>
-              <w:t>QV EXHAUST FLAP</w:t>
+              <w:t>EXHAUST FLAP</w:t>
             </w:r>
             <w:r>
               <w:rPr>
@@ -4764,7 +4764,7 @@
                 <w:noProof/>
                 <w:webHidden/>
               </w:rPr>
-              <w:instrText xml:space="preserve"> PAGEREF _Toc239527185 \h </w:instrText>
+              <w:instrText xml:space="preserve"> PAGEREF _Toc243860567 \h </w:instrText>
             </w:r>
             <w:r>
               <w:rPr>
@@ -4784,7 +4784,7 @@
                 <w:noProof/>
                 <w:webHidden/>
               </w:rPr>
-              <w:t>43</w:t>
+              <w:t>45</w:t>
             </w:r>
             <w:r>
               <w:rPr>
@@ -4809,7 +4809,7 @@
               <w14:ligatures w14:val="standardContextual"/>
             </w:rPr>
           </w:pPr>
-          <w:hyperlink w:anchor="_Toc239527186" w:history="1">
+          <w:hyperlink w:anchor="_Toc243860568" w:history="1">
             <w:r>
               <w:rPr>
                 <w:rStyle w:val="Collegamentoipertestuale"/>
@@ -4858,7 +4858,7 @@
                 <w:noProof/>
                 <w:webHidden/>
               </w:rPr>
-              <w:instrText xml:space="preserve"> PAGEREF _Toc239527186 \h </w:instrText>
+              <w:instrText xml:space="preserve"> PAGEREF _Toc243860568 \h </w:instrText>
             </w:r>
             <w:r>
               <w:rPr>
@@ -4878,7 +4878,7 @@
                 <w:noProof/>
                 <w:webHidden/>
               </w:rPr>
-              <w:t>43</w:t>
+              <w:t>45</w:t>
             </w:r>
             <w:r>
               <w:rPr>
@@ -4903,7 +4903,7 @@
               <w14:ligatures w14:val="standardContextual"/>
             </w:rPr>
           </w:pPr>
-          <w:hyperlink w:anchor="_Toc239527187" w:history="1">
+          <w:hyperlink w:anchor="_Toc243860569" w:history="1">
             <w:r>
               <w:rPr>
                 <w:rStyle w:val="Collegamentoipertestuale"/>
@@ -4952,7 +4952,7 @@
                 <w:noProof/>
                 <w:webHidden/>
               </w:rPr>
-              <w:instrText xml:space="preserve"> PAGEREF _Toc239527187 \h </w:instrText>
+              <w:instrText xml:space="preserve"> PAGEREF _Toc243860569 \h </w:instrText>
             </w:r>
             <w:r>
               <w:rPr>
@@ -4972,7 +4972,7 @@
                 <w:noProof/>
                 <w:webHidden/>
               </w:rPr>
-              <w:t>43</w:t>
+              <w:t>46</w:t>
             </w:r>
             <w:r>
               <w:rPr>
@@ -4997,7 +4997,7 @@
               <w14:ligatures w14:val="standardContextual"/>
             </w:rPr>
           </w:pPr>
-          <w:hyperlink w:anchor="_Toc239527188" w:history="1">
+          <w:hyperlink w:anchor="_Toc243860570" w:history="1">
             <w:r>
               <w:rPr>
                 <w:rStyle w:val="Collegamentoipertestuale"/>
@@ -5046,7 +5046,7 @@
                 <w:noProof/>
                 <w:webHidden/>
               </w:rPr>
-              <w:instrText xml:space="preserve"> PAGEREF _Toc239527188 \h </w:instrText>
+              <w:instrText xml:space="preserve"> PAGEREF _Toc243860570 \h </w:instrText>
             </w:r>
             <w:r>
               <w:rPr>
@@ -5066,7 +5066,101 @@
                 <w:noProof/>
                 <w:webHidden/>
               </w:rPr>
-              <w:t>44</w:t>
+              <w:t>46</w:t>
+            </w:r>
+            <w:r>
+              <w:rPr>
+                <w:noProof/>
+                <w:webHidden/>
+              </w:rPr>
+              <w:fldChar w:fldCharType="end"/>
+            </w:r>
+          </w:hyperlink>
+        </w:p>
+        <w:p>
+          <w:pPr>
+            <w:pStyle w:val="Sommario2"/>
+            <w:tabs>
+              <w:tab w:val="left" w:pos="880"/>
+              <w:tab w:val="right" w:leader="dot" w:pos="9344"/>
+            </w:tabs>
+            <w:rPr>
+              <w:noProof/>
+              <w:kern w:val="2"/>
+              <w:lang w:val="it-IT" w:eastAsia="it-IT"/>
+              <w14:ligatures w14:val="standardContextual"/>
+            </w:rPr>
+          </w:pPr>
+          <w:hyperlink w:anchor="_Toc243860571" w:history="1">
+            <w:r>
+              <w:rPr>
+                <w:rStyle w:val="Collegamentoipertestuale"/>
+                <w:rFonts w:cstheme="minorHAnsi"/>
+                <w:b/>
+                <w:bCs/>
+                <w:noProof/>
+              </w:rPr>
+              <w:t>2.34</w:t>
+            </w:r>
+            <w:r>
+              <w:rPr>
+                <w:noProof/>
+                <w:kern w:val="2"/>
+                <w:lang w:val="it-IT" w:eastAsia="it-IT"/>
+                <w14:ligatures w14:val="standardContextual"/>
+              </w:rPr>
+              <w:tab/>
+            </w:r>
+            <w:r>
+              <w:rPr>
+                <w:rStyle w:val="Collegamentoipertestuale"/>
+                <w:rFonts w:cstheme="minorHAnsi"/>
+                <w:b/>
+                <w:bCs/>
+                <w:noProof/>
+              </w:rPr>
+              <w:t>DNA MEMORY</w:t>
+            </w:r>
+            <w:r>
+              <w:rPr>
+                <w:noProof/>
+                <w:webHidden/>
+              </w:rPr>
+              <w:tab/>
+            </w:r>
+            <w:r>
+              <w:rPr>
+                <w:noProof/>
+                <w:webHidden/>
+              </w:rPr>
+              <w:fldChar w:fldCharType="begin"/>
+            </w:r>
+            <w:r>
+              <w:rPr>
+                <w:noProof/>
+                <w:webHidden/>
+              </w:rPr>
+              <w:instrText xml:space="preserve"> PAGEREF _Toc243860571 \h </w:instrText>
+            </w:r>
+            <w:r>
+              <w:rPr>
+                <w:noProof/>
+                <w:webHidden/>
+              </w:rPr>
+            </w:r>
+            <w:r>
+              <w:rPr>
+                <w:noProof/>
+                <w:webHidden/>
+              </w:rPr>
+              <w:fldChar w:fldCharType="separate"/>
+            </w:r>
+            <w:r>
+              <w:rPr>
+                <w:noProof/>
+                <w:webHidden/>
+              </w:rPr>
+              <w:t>46</w:t>
             </w:r>
             <w:r>
               <w:rPr>
@@ -5132,14 +5226,14 @@
           <w:color w:val="auto"/>
         </w:rPr>
       </w:pPr>
-      <w:bookmarkStart w:id="0" w:name="_Toc239527137"/>
+      <w:bookmarkStart w:id="0" w:name="_Toc243860519"/>
       <w:r>
         <w:rPr>
           <w:rStyle w:val="Enfasigrassetto"/>
           <w:rFonts w:asciiTheme="minorHAnsi" w:hAnsiTheme="minorHAnsi" w:cstheme="minorHAnsi"/>
           <w:color w:val="auto"/>
         </w:rPr>
-        <w:t>INSTALL</w:t>
+        <w:t>INSTALLATION</w:t>
       </w:r>
       <w:bookmarkEnd w:id="0"/>
     </w:p>
@@ -5154,7 +5248,7 @@
           <w:color w:val="auto"/>
         </w:rPr>
       </w:pPr>
-      <w:bookmarkStart w:id="1" w:name="_Toc239527138"/>
+      <w:bookmarkStart w:id="1" w:name="_Toc243860520"/>
       <w:r>
         <w:rPr>
           <w:rStyle w:val="Enfasigrassetto"/>
@@ -5184,7 +5278,7 @@
           <w:noProof/>
         </w:rPr>
         <w:drawing>
-          <wp:inline distT="0" distB="0" distL="0" distR="0" wp14:anchorId="609577F7" wp14:editId="5F11EF0A">
+          <wp:inline distT="0" distB="0" distL="0" distR="0" wp14:anchorId="2F3778DA" wp14:editId="746137B7">
             <wp:extent cx="2583211" cy="2313745"/>
             <wp:effectExtent l="0" t="0" r="7620" b="0"/>
             <wp:docPr id="781633535" name="Immagine 39"/>
@@ -5240,7 +5334,7 @@
           <w:noProof/>
         </w:rPr>
         <w:drawing>
-          <wp:inline distT="0" distB="0" distL="0" distR="0" wp14:anchorId="61281DE3" wp14:editId="79E19B5B">
+          <wp:inline distT="0" distB="0" distL="0" distR="0" wp14:anchorId="46E2DD53" wp14:editId="42D805BF">
             <wp:extent cx="2411730" cy="2314135"/>
             <wp:effectExtent l="0" t="0" r="7620" b="0"/>
             <wp:docPr id="1618152605" name="Immagine 38"/>
@@ -5315,7 +5409,7 @@
         <w:jc w:val="both"/>
       </w:pPr>
       <w:r>
-        <w:t>The cable and the "wire taps" (quick connectors or IDC) shown in the previous photo are optionals. The Baccable can be used by connecting it directly to the OBD if the vehicle is not equipped with an SGW or if it has an SGW bypass (SGW = Secure Gateway). Therefore, using the included cable and quick connectors is not mandatory.</w:t>
+        <w:t>The cable and the “wire taps” (quick connectors or IDC) shown in the previous photo are supplied only if previously agreed. The Baccable can be used by connecting it directly to the OBD port if the vehicle is not equipped with an SGW or if it is equipped with an SGW bypass (SGW = Secure Gateway). Therefore it is not mandatory to use the supplied cable and quick connectors.</w:t>
       </w:r>
     </w:p>
     <w:p>
@@ -5332,7 +5426,7 @@
           <w:color w:val="auto"/>
         </w:rPr>
       </w:pPr>
-      <w:bookmarkStart w:id="2" w:name="_Toc239527139"/>
+      <w:bookmarkStart w:id="2" w:name="_Toc243860521"/>
       <w:r>
         <w:rPr>
           <w:rStyle w:val="Enfasigrassetto"/>
@@ -5384,7 +5478,7 @@
           <w:noProof/>
         </w:rPr>
         <w:drawing>
-          <wp:inline distT="0" distB="0" distL="0" distR="0" wp14:anchorId="5B4D3FD5" wp14:editId="4999CDE0">
+          <wp:inline distT="0" distB="0" distL="0" distR="0" wp14:anchorId="3E9D53A2" wp14:editId="349E3FC0">
             <wp:extent cx="5891135" cy="5891135"/>
             <wp:effectExtent l="0" t="0" r="0" b="0"/>
             <wp:docPr id="945825761" name="Immagine 3"/>
@@ -5494,7 +5588,7 @@
           <w:color w:val="auto"/>
         </w:rPr>
       </w:pPr>
-      <w:bookmarkStart w:id="3" w:name="_Toc239527140"/>
+      <w:bookmarkStart w:id="3" w:name="_Toc243860522"/>
       <w:r>
         <w:rPr>
           <w:rStyle w:val="Enfasigrassetto"/>
@@ -5567,7 +5661,7 @@
         <mc:AlternateContent>
           <mc:Choice Requires="wps">
             <w:drawing>
-              <wp:anchor distT="0" distB="0" distL="114300" distR="114300" simplePos="0" relativeHeight="251659264" behindDoc="0" locked="0" layoutInCell="1" allowOverlap="1" wp14:anchorId="7A31EA5F" wp14:editId="42AF7032">
+              <wp:anchor distT="0" distB="0" distL="114300" distR="114300" simplePos="0" relativeHeight="251659264" behindDoc="0" locked="0" layoutInCell="1" allowOverlap="1" wp14:anchorId="360070AF" wp14:editId="49EFAB70">
                 <wp:simplePos x="0" y="0"/>
                 <wp:positionH relativeFrom="column">
                   <wp:posOffset>4540152</wp:posOffset>
@@ -5648,7 +5742,7 @@
           </mc:Choice>
           <mc:Fallback>
             <w:pict>
-              <v:shapetype w14:anchorId="7A31EA5F" id="_x0000_t61" coordsize="21600,21600" o:spt="61" adj="1350,25920" path="m,l0@8@12@24,0@9,,21600@6,21600@15@27@7,21600,21600,21600,21600@9@18@30,21600@8,21600,0@7,0@21@33@6,xe">
+              <v:shapetype w14:anchorId="360070AF" id="_x0000_t61" coordsize="21600,21600" o:spt="61" adj="1350,25920" path="m,l0@8@12@24,0@9,,21600@6,21600@15@27@7,21600,21600,21600,21600@9@18@30,21600@8,21600,0@7,0@21@33@6,xe">
                 <v:stroke joinstyle="miter"/>
                 <v:formulas>
                   <v:f eqn="sum 10800 0 #0"/>
@@ -5722,7 +5816,7 @@
           <w:noProof/>
         </w:rPr>
         <w:drawing>
-          <wp:inline distT="0" distB="0" distL="0" distR="0" wp14:anchorId="22162EBD" wp14:editId="326222E6">
+          <wp:inline distT="0" distB="0" distL="0" distR="0" wp14:anchorId="0A90B491" wp14:editId="54A46C35">
             <wp:extent cx="2700997" cy="2488565"/>
             <wp:effectExtent l="0" t="0" r="4445" b="6985"/>
             <wp:docPr id="133927039" name="Immagine 37"/>
@@ -5837,7 +5931,7 @@
         <mc:AlternateContent>
           <mc:Choice Requires="wps">
             <w:drawing>
-              <wp:inline distT="0" distB="0" distL="0" distR="0" wp14:anchorId="7F8E3573" wp14:editId="278748DE">
+              <wp:inline distT="0" distB="0" distL="0" distR="0" wp14:anchorId="01809BCA" wp14:editId="3DE54829">
                 <wp:extent cx="5704450" cy="2644726"/>
                 <wp:effectExtent l="0" t="0" r="10795" b="22860"/>
                 <wp:docPr id="1636936888" name="Rettangolo 42"/>
@@ -5925,7 +6019,7 @@
           </mc:Choice>
           <mc:Fallback>
             <w:pict>
-              <v:rect w14:anchorId="7F8E3573" id="Rettangolo 42" o:spid="_x0000_s1027" style="width:449.15pt;height:208.25pt;visibility:visible;mso-wrap-style:square;mso-left-percent:-10001;mso-top-percent:-10001;mso-position-horizontal:absolute;mso-position-horizontal-relative:char;mso-position-vertical:absolute;mso-position-vertical-relative:line;mso-left-percent:-10001;mso-top-percent:-10001;v-text-anchor:middle" o:gfxdata="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" fillcolor="#4472c4 [3204]" strokecolor="#09101d [484]" strokeweight="1pt">
+              <v:rect w14:anchorId="01809BCA" id="Rettangolo 42" o:spid="_x0000_s1027" style="width:449.15pt;height:208.25pt;visibility:visible;mso-wrap-style:square;mso-left-percent:-10001;mso-top-percent:-10001;mso-position-horizontal:absolute;mso-position-horizontal-relative:char;mso-position-vertical:absolute;mso-position-vertical-relative:line;mso-left-percent:-10001;mso-top-percent:-10001;v-text-anchor:middle" o:gfxdata="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" fillcolor="#4472c4 [3204]" strokecolor="#09101d [484]" strokeweight="1pt">
                 <v:textbox>
                   <w:txbxContent>
                     <w:p>
@@ -5999,7 +6093,7 @@
           <w:color w:val="auto"/>
         </w:rPr>
       </w:pPr>
-      <w:bookmarkStart w:id="4" w:name="_Toc239527141"/>
+      <w:bookmarkStart w:id="4" w:name="_Toc243860523"/>
       <w:r>
         <w:rPr>
           <w:rStyle w:val="Enfasigrassetto"/>
@@ -6032,7 +6126,7 @@
         <w:jc w:val="both"/>
       </w:pPr>
       <w:r>
-        <w:t>In addition to the cable, IDCs (also known as "current taps") are provided. These are quick connectors that allow you to tap the desired signal without interrupting the vehicle's wiring. The dual quick connectors are designed for the H and L pins, while the single ones can be used for power supply or H and L pins.</w:t>
+        <w:t>In addition to the cable, IDCs (also called “wire taps”) are supplied. These are quick connectors used to tap the desired signal without cutting the wire of the vehicle wiring. The double quick connectors are designed for the H and L pins, while the single (red) ones crimp a single wire and can be used for the power supply or for a single pin (H or L).</w:t>
       </w:r>
     </w:p>
     <w:p>
@@ -6046,7 +6140,7 @@
         <w:jc w:val="both"/>
       </w:pPr>
       <w:r>
-        <w:t>The quick connector is capable of crimping a wide range of wire sizes; however, this versatility makes the dual quick connector more complex to use. To secure the wires of the double quick connector on the CAN bus, it is not enough to insert the wires into the slot and close the cover. First, it is necessary, using a small flat-head screwdriver, to push the wire into the guillotine to make it penetrate properly. If this preliminary operation is performed correctly, closing the connector cover firmly should engage the locking clips, ensuring the connector is tightly closed with no gaps between the transparent cover and the black base. The red single quick connector, on the other hand, can be tightened with pliers, so it does not require any preliminary steps. Always check the solidity of the connection after tightening.</w:t>
+        <w:t>The quick connector can crimp a wide range of wire sections; however, this versatility makes the “double” connector more complicated to use. To fix the wire with the “single” connector (for example on CAN H or CAN L), it is sufficient to squeeze it firmly with pliers and then close the protective tab. If “double” quick connectors have been supplied, use a small flat-head screwdriver to push the wire into the guillotine, making it penetrate into it, and only afterwards close the hinged cover. If this preliminary operation has been carried out correctly, when the cover of the “double” connector is closed firmly it must catch the locking clips and be perfectly tight, with no gap between the transparent cover and the black base. The red “single” quick connector, instead, can be tightened with pliers, so it should not require any preliminary operation. At the end of tightening, always check that the connection is solid.</w:t>
       </w:r>
     </w:p>
     <w:p>
@@ -6061,7 +6155,7 @@
         <w:jc w:val="both"/>
       </w:pPr>
       <w:r>
-        <w:t>The following image shows pins on the OBD diagnostic connector (the connector in the image is viewed from the external pin side, not the wire side). Pins 4 and 5 are the ground (GND), and pin 16 is the 12 Volt.</w:t>
+        <w:t>The following image shows the name of the signal present on the pins of the OBD diagnostic connector (the connector in the figure is viewed from the external pin side, not from the wire side). Pins 4 and 5 are ground (GND) and pin 16 is the 12 Volt.</w:t>
       </w:r>
     </w:p>
     <w:p>
@@ -6073,7 +6167,7 @@
           <w:noProof/>
         </w:rPr>
         <w:drawing>
-          <wp:inline distT="0" distB="0" distL="0" distR="0" wp14:anchorId="6B70AAF3" wp14:editId="2C54D8FE">
+          <wp:inline distT="0" distB="0" distL="0" distR="0" wp14:anchorId="200E1414" wp14:editId="572517A2">
             <wp:extent cx="5551965" cy="4467069"/>
             <wp:effectExtent l="0" t="0" r="0" b="0"/>
             <wp:docPr id="1996187533" name="Immagine 7"/>
@@ -6134,6 +6228,7 @@
           <w:b/>
           <w:bCs/>
         </w:rPr>
+        <w:lastRenderedPageBreak/>
         <w:br w:type="page"/>
       </w:r>
     </w:p>
@@ -6146,7 +6241,7 @@
           <w:color w:val="auto"/>
         </w:rPr>
       </w:pPr>
-      <w:bookmarkStart w:id="5" w:name="_Toc239527142"/>
+      <w:bookmarkStart w:id="5" w:name="_Toc243860524"/>
       <w:r>
         <w:rPr>
           <w:rStyle w:val="Enfasigrassetto"/>
@@ -6203,7 +6298,7 @@
         </w:numPr>
       </w:pPr>
       <w:r>
-        <w:t>If the dashboard does not turn on or random errors appear, check that the H and L pins have not been reversed or that neither has been mistakenly connected to another wire.</w:t>
+        <w:t>If the instrument panel does not switch on, or if random errors appear on the dashboard, check that the H and L pins have not been swapped, or that one of them has not been connected by mistake to another wire.</w:t>
       </w:r>
     </w:p>
     <w:p>
@@ -6214,7 +6309,7 @@
         </w:numPr>
       </w:pPr>
       <w:r>
-        <w:t>Check that the internal blue LED flashes twice at startup, indicating correct activation of the default-enabled Immobilizer function (note: without perfect alignment between the eye and the LED, it may not be visible—multiple startups may be needed for this check).</w:t>
+        <w:t>Check that the internal blue LED flashes twice at startup, indicating the correct activation of the Immobilizer function, active by default (without perfect alignment between the eye and the LED it is not possible to see it, so several ignitions may be needed for this check).</w:t>
       </w:r>
     </w:p>
     <w:p>
@@ -6242,7 +6337,7 @@
           <w:color w:val="auto"/>
         </w:rPr>
       </w:pPr>
-      <w:bookmarkStart w:id="6" w:name="_Toc239527143"/>
+      <w:bookmarkStart w:id="6" w:name="_Toc243860525"/>
       <w:r>
         <w:rPr>
           <w:rStyle w:val="Enfasigrassetto"/>
@@ -6299,7 +6394,7 @@
           <w:color w:val="auto"/>
         </w:rPr>
       </w:pPr>
-      <w:bookmarkStart w:id="7" w:name="_Toc239527144"/>
+      <w:bookmarkStart w:id="7" w:name="_Toc243860526"/>
       <w:r>
         <w:rPr>
           <w:rStyle w:val="Enfasigrassetto"/>
@@ -6328,27 +6423,17 @@
         <w:jc w:val="both"/>
       </w:pPr>
       <w:r>
-        <w:t xml:space="preserve">If the </w:t>
+        <w:t xml:space="preserve">If you choose to power the baccable from the 5 Volt supply, you can connect, for example, to the </w:t>
       </w:r>
       <w:r>
         <w:rPr>
           <w:b/>
           <w:bCs/>
         </w:rPr>
-        <w:t>BACCABLE</w:t>
-      </w:r>
-      <w:r>
-        <w:t xml:space="preserve"> is powered by the 5V supply, you can connect to, for example, the </w:t>
-      </w:r>
-      <w:r>
-        <w:rPr>
-          <w:b/>
-          <w:bCs/>
-        </w:rPr>
         <w:t>USB HUB</w:t>
       </w:r>
       <w:r>
-        <w:t xml:space="preserve"> located in the glove compartment of the center console, next to the handbrake. This voltage is active as soon as you enter the vehicle, but also when connecting to the RF HUB as a thief. To access this voltage, follow these instructions:</w:t>
+        <w:t xml:space="preserve"> located in the storage compartment of the central console, next to the handbrake. This voltage has the characteristic of being activated as soon as you get into the car, but also when someone connects to the RF HUB like a thief. To reach this voltage you can follow these instructions:</w:t>
       </w:r>
     </w:p>
     <w:p>
@@ -6442,7 +6527,7 @@
           <w:noProof/>
         </w:rPr>
         <w:drawing>
-          <wp:inline distT="0" distB="0" distL="0" distR="0" wp14:anchorId="0D6E6364" wp14:editId="5EE7B9C2">
+          <wp:inline distT="0" distB="0" distL="0" distR="0" wp14:anchorId="45088FEC" wp14:editId="7486240D">
             <wp:extent cx="2618509" cy="1392382"/>
             <wp:effectExtent l="0" t="0" r="0" b="0"/>
             <wp:docPr id="867148006" name="Immagine 9" descr="Immagine che contiene testo&#10;&#10;Descrizione generata automaticamente"/>
@@ -6501,7 +6586,7 @@
           <w:noProof/>
         </w:rPr>
         <w:drawing>
-          <wp:inline distT="0" distB="0" distL="0" distR="0" wp14:anchorId="7ACE3DC9" wp14:editId="552540F4">
+          <wp:inline distT="0" distB="0" distL="0" distR="0" wp14:anchorId="59220653" wp14:editId="095984E2">
             <wp:extent cx="1475740" cy="1323340"/>
             <wp:effectExtent l="0" t="0" r="0" b="0"/>
             <wp:docPr id="55067346" name="Immagine 10" descr="Immagine che contiene testo, schermata, Rettangolo, linea&#10;&#10;Descrizione generata automaticamente"/>
@@ -6568,7 +6653,7 @@
           <w:color w:val="auto"/>
         </w:rPr>
       </w:pPr>
-      <w:bookmarkStart w:id="8" w:name="_Toc239527145"/>
+      <w:bookmarkStart w:id="8" w:name="_Toc243860527"/>
       <w:r>
         <w:rPr>
           <w:rStyle w:val="Enfasigrassetto"/>
@@ -6584,7 +6669,7 @@
           <w:color w:val="auto"/>
         </w:rPr>
         <w:tab/>
-        <w:t>Notes about connections toward can bus</w:t>
+        <w:t>Notes on connections to the CAN bus</w:t>
       </w:r>
       <w:bookmarkEnd w:id="8"/>
     </w:p>
@@ -6613,7 +6698,7 @@
           <w:color w:val="auto"/>
         </w:rPr>
       </w:pPr>
-      <w:bookmarkStart w:id="9" w:name="_Toc239527146"/>
+      <w:bookmarkStart w:id="9" w:name="_Toc243860528"/>
       <w:r>
         <w:rPr>
           <w:rStyle w:val="Enfasigrassetto"/>
@@ -6665,7 +6750,7 @@
           <w:noProof/>
         </w:rPr>
         <w:drawing>
-          <wp:inline distT="0" distB="0" distL="0" distR="0" wp14:anchorId="6B961B86" wp14:editId="6DB60648">
+          <wp:inline distT="0" distB="0" distL="0" distR="0" wp14:anchorId="4A4B86B3" wp14:editId="4E7B6E7F">
             <wp:extent cx="4385602" cy="4572000"/>
             <wp:effectExtent l="0" t="0" r="0" b="0"/>
             <wp:docPr id="1904345776" name="Immagine 4" descr="Immagine che contiene giocattolo, plastica&#10;&#10;Descrizione generata automaticamente"/>
@@ -6721,7 +6806,7 @@
           <w:noProof/>
         </w:rPr>
         <w:drawing>
-          <wp:inline distT="0" distB="0" distL="0" distR="0" wp14:anchorId="40789BCD" wp14:editId="692428E0">
+          <wp:inline distT="0" distB="0" distL="0" distR="0" wp14:anchorId="704AE66F" wp14:editId="04772A89">
             <wp:extent cx="6663350" cy="2955552"/>
             <wp:effectExtent l="0" t="0" r="4445" b="0"/>
             <wp:docPr id="1310308793" name="Immagine 6" descr="Immagine che contiene testo, schermata, diagramma, Piano&#10;&#10;Descrizione generata automaticamente"/>
@@ -6810,7 +6895,7 @@
           <w:lang w:val="it-IT"/>
         </w:rPr>
         <w:drawing>
-          <wp:inline distT="0" distB="0" distL="0" distR="0" wp14:anchorId="5D18AD01" wp14:editId="03A15C4F">
+          <wp:inline distT="0" distB="0" distL="0" distR="0" wp14:anchorId="6AA78722" wp14:editId="37F81A7D">
             <wp:extent cx="6753828" cy="4010349"/>
             <wp:effectExtent l="0" t="0" r="9525" b="0"/>
             <wp:docPr id="1093252236" name="Immagine 1" descr="Immagine che contiene Attrezzature mediche, plastica&#10;&#10;Descrizione generata automaticamente"/>
@@ -6850,7 +6935,7 @@
           <w:noProof/>
         </w:rPr>
         <w:drawing>
-          <wp:inline distT="0" distB="0" distL="0" distR="0" wp14:anchorId="4E73E049" wp14:editId="6E895D3E">
+          <wp:inline distT="0" distB="0" distL="0" distR="0" wp14:anchorId="441CFFE8" wp14:editId="27924099">
             <wp:extent cx="6743538" cy="3312126"/>
             <wp:effectExtent l="0" t="0" r="635" b="3175"/>
             <wp:docPr id="2052063199" name="Immagine 3" descr="Immagine che contiene testo, schermata, diagramma, numero&#10;&#10;Descrizione generata automaticamente"/>
@@ -6953,7 +7038,7 @@
           <w:lang w:val="it-IT"/>
         </w:rPr>
         <w:drawing>
-          <wp:inline distT="0" distB="0" distL="0" distR="0" wp14:anchorId="283E26E7" wp14:editId="0862190F">
+          <wp:inline distT="0" distB="0" distL="0" distR="0" wp14:anchorId="30C4F4D7" wp14:editId="0EF1ABFB">
             <wp:extent cx="5939790" cy="4716780"/>
             <wp:effectExtent l="19050" t="19050" r="22860" b="26670"/>
             <wp:docPr id="2038611040" name="Immagine 1" descr="Immagine che contiene testo, schermata, diagramma, Rettangolo&#10;&#10;Descrizione generata automaticamente"/>
@@ -7048,7 +7133,7 @@
           <w:noProof/>
         </w:rPr>
         <w:drawing>
-          <wp:inline distT="0" distB="0" distL="0" distR="0" wp14:anchorId="0DF2352D" wp14:editId="1BAC0C57">
+          <wp:inline distT="0" distB="0" distL="0" distR="0" wp14:anchorId="685F87C9" wp14:editId="15F0DEEA">
             <wp:extent cx="4812030" cy="4904114"/>
             <wp:effectExtent l="0" t="0" r="7620" b="0"/>
             <wp:docPr id="871947284" name="Immagine 1"/>
@@ -7130,7 +7215,7 @@
           <w:noProof/>
         </w:rPr>
         <w:drawing>
-          <wp:inline distT="0" distB="0" distL="0" distR="0" wp14:anchorId="3662ABF2" wp14:editId="5328A785">
+          <wp:inline distT="0" distB="0" distL="0" distR="0" wp14:anchorId="0EDB2E5D" wp14:editId="098E5332">
             <wp:extent cx="2983230" cy="1979349"/>
             <wp:effectExtent l="0" t="0" r="7620" b="1905"/>
             <wp:docPr id="1627405334" name="Immagine 3"/>
@@ -7186,7 +7271,7 @@
           <w:noProof/>
         </w:rPr>
         <w:drawing>
-          <wp:inline distT="0" distB="0" distL="0" distR="0" wp14:anchorId="026B20A9" wp14:editId="5EB8E5AB">
+          <wp:inline distT="0" distB="0" distL="0" distR="0" wp14:anchorId="341A5B7D" wp14:editId="72349855">
             <wp:extent cx="2819992" cy="1921510"/>
             <wp:effectExtent l="0" t="0" r="0" b="2540"/>
             <wp:docPr id="817220197" name="Immagine 2"/>
@@ -7309,7 +7394,7 @@
         </w:rPr>
       </w:pPr>
       <w:bookmarkStart w:id="10" w:name="_Toc196905527"/>
-      <w:bookmarkStart w:id="11" w:name="_Toc239527147"/>
+      <w:bookmarkStart w:id="11" w:name="_Toc243860529"/>
       <w:r>
         <w:rPr>
           <w:rStyle w:val="Enfasigrassetto"/>
@@ -7409,7 +7494,7 @@
         <w:t>Current consumption @12V</w:t>
       </w:r>
       <w:r>
-        <w:t>: approximately 11mA with vehicle off in sleep mode. Less than 30mA during operation with vehicle on.</w:t>
+        <w:t>: approximately 15mA with vehicle off in sleep mode. Less than 30mA during operation with vehicle on.</w:t>
       </w:r>
       <w:r>
         <w:br w:type="page"/>
@@ -7424,7 +7509,7 @@
           <w:color w:val="auto"/>
         </w:rPr>
       </w:pPr>
-      <w:bookmarkStart w:id="12" w:name="_Toc239527148"/>
+      <w:bookmarkStart w:id="12" w:name="_Toc243860530"/>
       <w:r>
         <w:rPr>
           <w:rStyle w:val="Enfasigrassetto"/>
@@ -7476,7 +7561,7 @@
         <mc:AlternateContent>
           <mc:Choice Requires="wpg">
             <w:drawing>
-              <wp:anchor distT="0" distB="0" distL="114300" distR="114300" simplePos="0" relativeHeight="251661312" behindDoc="0" locked="0" layoutInCell="1" allowOverlap="1" wp14:anchorId="6E6F6E35" wp14:editId="43E3C969">
+              <wp:anchor distT="0" distB="0" distL="114300" distR="114300" simplePos="0" relativeHeight="251661312" behindDoc="0" locked="0" layoutInCell="1" allowOverlap="1" wp14:anchorId="66C4F17C" wp14:editId="2C70FE96">
                 <wp:simplePos x="0" y="0"/>
                 <wp:positionH relativeFrom="column">
                   <wp:posOffset>1304290</wp:posOffset>
@@ -7701,7 +7786,7 @@
           </mc:Choice>
           <mc:Fallback>
             <w:pict>
-              <v:group w14:anchorId="6E6F6E35" id="Gruppo 2" o:spid="_x0000_s1028" style="position:absolute;left:0;text-align:left;margin-left:102.7pt;margin-top:13.55pt;width:343.9pt;height:187.3pt;z-index:251661312;mso-position-horizontal-relative:text;mso-position-vertical-relative:text" coordsize="43678,23784" o:gfxdata="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">
+              <v:group w14:anchorId="66C4F17C" id="Gruppo 2" o:spid="_x0000_s1028" style="position:absolute;left:0;text-align:left;margin-left:102.7pt;margin-top:13.55pt;width:343.9pt;height:187.3pt;z-index:251661312;mso-position-horizontal-relative:text;mso-position-vertical-relative:text" coordsize="43678,23784" o:gfxdata="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">
                 <v:shape id="Fumetto: rettangolo 1" o:spid="_x0000_s1029" type="#_x0000_t61" style="position:absolute;left:30616;width:13062;height:7505;visibility:visible;mso-wrap-style:square;v-text-anchor:middle" o:gfxdata="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" adj="-8821,15842" fillcolor="white [3201]" strokecolor="black [3200]" strokeweight="1pt">
                   <v:textbox>
                     <w:txbxContent>
@@ -7768,7 +7853,7 @@
           <w:noProof/>
         </w:rPr>
         <w:drawing>
-          <wp:inline distT="0" distB="0" distL="0" distR="0" wp14:anchorId="14B2A6D3" wp14:editId="0CE3D697">
+          <wp:inline distT="0" distB="0" distL="0" distR="0" wp14:anchorId="05E3807C" wp14:editId="610B9F73">
             <wp:extent cx="2700997" cy="2488565"/>
             <wp:effectExtent l="0" t="0" r="4445" b="6985"/>
             <wp:docPr id="317039099" name="Immagine 37"/>
@@ -7873,14 +7958,14 @@
           <w:color w:val="auto"/>
         </w:rPr>
       </w:pPr>
-      <w:bookmarkStart w:id="13" w:name="_Toc239527149"/>
+      <w:bookmarkStart w:id="13" w:name="_Toc243860531"/>
       <w:r>
         <w:rPr>
           <w:rStyle w:val="Enfasigrassetto"/>
           <w:rFonts w:asciiTheme="minorHAnsi" w:hAnsiTheme="minorHAnsi" w:cstheme="minorHAnsi"/>
           <w:color w:val="auto"/>
         </w:rPr>
-        <w:t>Procedure for firmware programming trough PC</w:t>
+        <w:t>Procedure for firmware programming through PC</w:t>
       </w:r>
       <w:bookmarkEnd w:id="13"/>
     </w:p>
@@ -8077,7 +8162,7 @@
         </w:numPr>
       </w:pPr>
       <w:r>
-        <w:t>Only when the green LED is lit, the programming button can be released</w:t>
+        <w:t>The programming button can be released only when the green LED is lit</w:t>
       </w:r>
     </w:p>
     <w:p>
@@ -8092,7 +8177,7 @@
         <w:t>Note1:</w:t>
       </w:r>
       <w:r>
-        <w:t xml:space="preserve"> If the green LED on the BACCABLE flickers or emits a weak light, use a shorter USB cable, or replace the USB cable</w:t>
+        <w:t xml:space="preserve"> If the green LED on the BACCABLE flickers or emits a weak light, use a shorter USB cable, or replace the USB cable.</w:t>
       </w:r>
     </w:p>
     <w:p>
@@ -8107,7 +8192,7 @@
         <w:t>Note2:</w:t>
       </w:r>
       <w:r>
-        <w:t xml:space="preserve"> If the board is not detected by the PC, make sure the programming button was pressed correctly before connecting the USB cable, and keep it pressed until the USB connector is fully inserted on both sides. If the problem persists, rotate the USB-C connector on the BACCABLE side by 180 degrees and try again</w:t>
+        <w:t xml:space="preserve"> If the board is not detected by the PC, make sure the programming button was pressed correctly before connecting the USB cable, and keep it pressed until the USB connector is fully inserted on both sides. If the problem persists, rotate the USB-C connector on the BACCABLE side by 180 degrees and try again.</w:t>
       </w:r>
     </w:p>
     <w:p>
@@ -8132,7 +8217,7 @@
         </w:rPr>
         <w:lastRenderedPageBreak/>
         <w:drawing>
-          <wp:inline distT="0" distB="0" distL="0" distR="0" wp14:anchorId="57447679" wp14:editId="329D0584">
+          <wp:inline distT="0" distB="0" distL="0" distR="0" wp14:anchorId="2FFFC656" wp14:editId="0268914F">
             <wp:extent cx="4334375" cy="2557346"/>
             <wp:effectExtent l="0" t="0" r="9525" b="0"/>
             <wp:docPr id="1188958908" name="Immagine 1"/>
@@ -8202,7 +8287,7 @@
           <w:noProof/>
         </w:rPr>
         <w:drawing>
-          <wp:inline distT="0" distB="0" distL="0" distR="0" wp14:anchorId="603CA64C" wp14:editId="21BCD18C">
+          <wp:inline distT="0" distB="0" distL="0" distR="0" wp14:anchorId="009B42CB" wp14:editId="5F5E16FA">
             <wp:extent cx="2683727" cy="4247330"/>
             <wp:effectExtent l="0" t="0" r="2540" b="1270"/>
             <wp:docPr id="510535527" name="Immagine 2"/>
@@ -8273,7 +8358,7 @@
         </w:rPr>
         <w:lastRenderedPageBreak/>
         <w:drawing>
-          <wp:inline distT="0" distB="0" distL="0" distR="0" wp14:anchorId="4FBD7162" wp14:editId="6E7818A2">
+          <wp:inline distT="0" distB="0" distL="0" distR="0" wp14:anchorId="37A44C42" wp14:editId="350E45BC">
             <wp:extent cx="2445834" cy="1925811"/>
             <wp:effectExtent l="0" t="0" r="0" b="0"/>
             <wp:docPr id="307536508" name="Immagine 3"/>
@@ -8358,7 +8443,7 @@
           <w:noProof/>
         </w:rPr>
         <w:drawing>
-          <wp:inline distT="0" distB="0" distL="0" distR="0" wp14:anchorId="4A10EE3F" wp14:editId="3BD0010C">
+          <wp:inline distT="0" distB="0" distL="0" distR="0" wp14:anchorId="7F961B41" wp14:editId="3CA08446">
             <wp:extent cx="2596684" cy="2096135"/>
             <wp:effectExtent l="0" t="0" r="0" b="0"/>
             <wp:docPr id="457713742" name="Immagine 4"/>
@@ -8428,7 +8513,7 @@
           <w:noProof/>
         </w:rPr>
         <w:drawing>
-          <wp:inline distT="0" distB="0" distL="0" distR="0" wp14:anchorId="68806034" wp14:editId="1BC107E4">
+          <wp:inline distT="0" distB="0" distL="0" distR="0" wp14:anchorId="74FF4E6A" wp14:editId="01702250">
             <wp:extent cx="2715218" cy="1888056"/>
             <wp:effectExtent l="0" t="0" r="9525" b="0"/>
             <wp:docPr id="261869361" name="Immagine 5"/>
@@ -8499,7 +8584,7 @@
           <w:noProof/>
         </w:rPr>
         <w:drawing>
-          <wp:inline distT="0" distB="0" distL="0" distR="0" wp14:anchorId="0AC4DAAB" wp14:editId="17ACB860">
+          <wp:inline distT="0" distB="0" distL="0" distR="0" wp14:anchorId="45E0F675" wp14:editId="625BC477">
             <wp:extent cx="2375360" cy="1947979"/>
             <wp:effectExtent l="0" t="0" r="6350" b="0"/>
             <wp:docPr id="1286779808" name="Immagine 6"/>
@@ -8562,7 +8647,7 @@
           <w:color w:val="auto"/>
         </w:rPr>
       </w:pPr>
-      <w:bookmarkStart w:id="14" w:name="_Toc239527150"/>
+      <w:bookmarkStart w:id="14" w:name="_Toc243860532"/>
       <w:r>
         <w:rPr>
           <w:rStyle w:val="Enfasigrassetto"/>
@@ -8679,7 +8764,7 @@
         <w:jc w:val="both"/>
       </w:pPr>
       <w:r>
-        <w:t>Only when the green LED on the BACCABLE is lit, the programming button can be released.</w:t>
+        <w:t>The programming button can be released only when the green LED on the BACCABLE is lit.</w:t>
       </w:r>
     </w:p>
     <w:p>
@@ -8733,7 +8818,7 @@
         <mc:AlternateContent>
           <mc:Choice Requires="wps">
             <w:drawing>
-              <wp:anchor distT="0" distB="0" distL="114300" distR="114300" simplePos="0" relativeHeight="251671552" behindDoc="0" locked="0" layoutInCell="1" allowOverlap="1" wp14:anchorId="6A6F2391" wp14:editId="481CAFFE">
+              <wp:anchor distT="0" distB="0" distL="114300" distR="114300" simplePos="0" relativeHeight="251671552" behindDoc="0" locked="0" layoutInCell="1" allowOverlap="1" wp14:anchorId="758CE5FD" wp14:editId="3960162B">
                 <wp:simplePos x="0" y="0"/>
                 <wp:positionH relativeFrom="column">
                   <wp:posOffset>1300480</wp:posOffset>
@@ -8801,7 +8886,7 @@
           <w:noProof/>
         </w:rPr>
         <w:drawing>
-          <wp:inline distT="0" distB="0" distL="0" distR="0" wp14:anchorId="02B447A4" wp14:editId="4B63EFC8">
+          <wp:inline distT="0" distB="0" distL="0" distR="0" wp14:anchorId="363F41D1" wp14:editId="33CCD2BB">
             <wp:extent cx="988741" cy="1500052"/>
             <wp:effectExtent l="0" t="0" r="1905" b="5080"/>
             <wp:docPr id="2066241549" name="Immagine 1"/>
@@ -8878,7 +8963,7 @@
           <w:noProof/>
         </w:rPr>
         <w:drawing>
-          <wp:inline distT="0" distB="0" distL="0" distR="0" wp14:anchorId="0344F183" wp14:editId="74661FEE">
+          <wp:inline distT="0" distB="0" distL="0" distR="0" wp14:anchorId="53BD27AC" wp14:editId="6BD18C98">
             <wp:extent cx="1776095" cy="3425876"/>
             <wp:effectExtent l="0" t="0" r="0" b="3175"/>
             <wp:docPr id="1296378366" name="Immagine 3"/>
@@ -8963,7 +9048,7 @@
           <w:noProof/>
         </w:rPr>
         <w:drawing>
-          <wp:inline distT="0" distB="0" distL="0" distR="0" wp14:anchorId="08CBDC7D" wp14:editId="7E469243">
+          <wp:inline distT="0" distB="0" distL="0" distR="0" wp14:anchorId="3637F266" wp14:editId="4E3F41F1">
             <wp:extent cx="1851103" cy="3463569"/>
             <wp:effectExtent l="0" t="0" r="0" b="3810"/>
             <wp:docPr id="1780467428" name="Immagine 4"/>
@@ -9037,7 +9122,7 @@
           <w:noProof/>
         </w:rPr>
         <w:drawing>
-          <wp:inline distT="0" distB="0" distL="0" distR="0" wp14:anchorId="0DA564E6" wp14:editId="01C2FDBA">
+          <wp:inline distT="0" distB="0" distL="0" distR="0" wp14:anchorId="0BBA8505" wp14:editId="0D8DB7EF">
             <wp:extent cx="2430966" cy="5412773"/>
             <wp:effectExtent l="0" t="0" r="7620" b="0"/>
             <wp:docPr id="381474052" name="Immagine 6"/>
@@ -9120,7 +9205,7 @@
       <w:bookmarkStart w:id="15" w:name="_Toc205197644"/>
       <w:bookmarkStart w:id="16" w:name="_Toc205197645"/>
       <w:bookmarkStart w:id="17" w:name="_Hlk194154488"/>
-      <w:bookmarkStart w:id="18" w:name="_Toc239527151"/>
+      <w:bookmarkStart w:id="18" w:name="_Toc243860533"/>
       <w:bookmarkEnd w:id="15"/>
       <w:bookmarkEnd w:id="16"/>
       <w:r>
@@ -9146,7 +9231,7 @@
         </w:rPr>
       </w:pPr>
       <w:bookmarkStart w:id="19" w:name="_Toc196901128"/>
-      <w:bookmarkStart w:id="20" w:name="_Toc239527152"/>
+      <w:bookmarkStart w:id="20" w:name="_Toc243860534"/>
       <w:r>
         <w:rPr>
           <w:rStyle w:val="Enfasigrassetto"/>
@@ -9408,45 +9493,22 @@
       <w:pPr>
         <w:jc w:val="both"/>
         <w:rPr>
-          <w:rStyle w:val="Enfasigrassetto"/>
-          <w:rFonts w:eastAsiaTheme="majorEastAsia" w:cstheme="minorHAnsi"/>
-          <w:sz w:val="32"/>
-          <w:szCs w:val="32"/>
+          <w:lang w:val="en-US"/>
         </w:rPr>
       </w:pPr>
       <w:r>
         <w:rPr>
           <w:b/>
           <w:bCs/>
-        </w:rPr>
-        <w:t>WARNING:</w:t>
-      </w:r>
-      <w:r>
-        <w:t xml:space="preserve"> The SETUP menu includes two features currently under development which should not be enabled: </w:t>
-      </w:r>
-      <w:r>
-        <w:rPr>
-          <w:b/>
-          <w:bCs/>
-        </w:rPr>
-        <w:t>REMOTE START</w:t>
-      </w:r>
-      <w:r>
-        <w:t xml:space="preserve">, </w:t>
-      </w:r>
-      <w:r>
-        <w:rPr>
-          <w:b/>
-          <w:bCs/>
-        </w:rPr>
-        <w:t>READ FAULTS and PEDAL BOOSTER</w:t>
-      </w:r>
-      <w:r>
-        <w:rPr>
-          <w:rStyle w:val="Enfasigrassetto"/>
-          <w:rFonts w:cstheme="minorHAnsi"/>
-        </w:rPr>
-        <w:br w:type="page"/>
+          <w:lang w:val="en-US"/>
+        </w:rPr>
+        <w:t xml:space="preserve">WARNING: </w:t>
+      </w:r>
+      <w:r>
+        <w:rPr>
+          <w:lang w:val="en-US"/>
+        </w:rPr>
+        <w:t>The SETUP menu includes one function currently under development that should not be enabled: REMOTE START.</w:t>
       </w:r>
     </w:p>
     <w:p>
@@ -9458,14 +9520,13 @@
           <w:color w:val="auto"/>
         </w:rPr>
       </w:pPr>
-      <w:bookmarkStart w:id="21" w:name="_Toc239527153"/>
+      <w:bookmarkStart w:id="21" w:name="_Toc243860535"/>
       <w:r>
         <w:rPr>
           <w:rStyle w:val="Enfasigrassetto"/>
           <w:rFonts w:asciiTheme="minorHAnsi" w:hAnsiTheme="minorHAnsi" w:cstheme="minorHAnsi"/>
           <w:color w:val="auto"/>
         </w:rPr>
-        <w:lastRenderedPageBreak/>
         <w:t>2.2</w:t>
       </w:r>
       <w:r>
@@ -9490,10 +9551,11 @@
           <w:b/>
           <w:bCs/>
         </w:rPr>
-        <w:t>Brief description:</w:t>
-      </w:r>
-      <w:r>
-        <w:t xml:space="preserve"> Act as a sniffer, connected to a Personal Computer or an Android smartphone, i.e. it allows you to record the CAN bus messages.</w:t>
+        <w:lastRenderedPageBreak/>
+        <w:t>Brief description: Acts as a sniffer</w:t>
+      </w:r>
+      <w:r>
+        <w:t>, connected to a Personal Computer or an Android smartphone, i.e. it allows you to record the CAN bus messages.</w:t>
       </w:r>
     </w:p>
     <w:p>
@@ -9540,7 +9602,7 @@
           <w:color w:val="auto"/>
         </w:rPr>
       </w:pPr>
-      <w:bookmarkStart w:id="22" w:name="_Toc239527154"/>
+      <w:bookmarkStart w:id="22" w:name="_Toc243860536"/>
       <w:r>
         <w:rPr>
           <w:rStyle w:val="Enfasigrassetto"/>
@@ -9570,10 +9632,10 @@
           <w:b/>
           <w:bCs/>
         </w:rPr>
-        <w:t>Brief description:</w:t>
-      </w:r>
-      <w:r>
-        <w:t xml:space="preserve"> Act as a sniffer, connected to a Personal Computer, i.e. it allows you to record the CAN bus messages.</w:t>
+        <w:t>Brief description: Acts as a sniffer</w:t>
+      </w:r>
+      <w:r>
+        <w:t>, connected to a Personal Computer, i.e. it allows you to record the CAN bus messages.</w:t>
       </w:r>
     </w:p>
     <w:p>
@@ -9603,7 +9665,7 @@
         <w:jc w:val="both"/>
       </w:pPr>
       <w:r>
-        <w:t>Each USB corresponds to a specific can Bus. Reading the BACCABLE name on the case, from left to right you have BH, C2 and C1 bus.</w:t>
+        <w:t>Each USB port corresponds to a specific CAN bus. Reading the BACCABLE name on the case, from left to right you have the BH, C2 and C1 buses.</w:t>
       </w:r>
     </w:p>
     <w:p>
@@ -9617,7 +9679,7 @@
         <w:jc w:val="both"/>
       </w:pPr>
       <w:r>
-        <w:t>Plug usb cable from desired USB bus to the PC (with windows operative System).</w:t>
+        <w:t>Connect the USB cable of the desired bus to the PC (running Windows).</w:t>
       </w:r>
     </w:p>
     <w:p>
@@ -9631,7 +9693,7 @@
         <w:jc w:val="both"/>
       </w:pPr>
       <w:r>
-        <w:t>Open SavvyCan (link to the Savvycan opensource project is available in Baccable Repository in Github)</w:t>
+        <w:t>Open SavvyCan (the link to the open-source SavvyCan project is available in the Baccable repository on GitHub).</w:t>
       </w:r>
     </w:p>
     <w:p>
@@ -9645,7 +9707,7 @@
         <w:jc w:val="both"/>
       </w:pPr>
       <w:r>
-        <w:t>From top menu “Connection”, select “Open Connection Window”</w:t>
+        <w:t>From the top menu “Connection”, select “Open Connection Window”.</w:t>
       </w:r>
     </w:p>
     <w:p>
@@ -9659,7 +9721,7 @@
         <w:jc w:val="both"/>
       </w:pPr>
       <w:r>
-        <w:t>From window “Connection Settings” press button “Add new Device Connection”</w:t>
+        <w:t>In the “Connection Settings” window, press the “Add new Device Connection” button.</w:t>
       </w:r>
     </w:p>
     <w:p>
@@ -9673,7 +9735,7 @@
         <w:jc w:val="both"/>
       </w:pPr>
       <w:r>
-        <w:t>From “New connection” window, select option “LAWICEL/SLCAN”</w:t>
+        <w:t>In the “New Connection” window, select the “LAWICEL/SLCAN” option.</w:t>
       </w:r>
     </w:p>
     <w:p>
@@ -9687,7 +9749,7 @@
         <w:jc w:val="both"/>
       </w:pPr>
       <w:r>
-        <w:t>From “New connection” window, select from drop down menu serial the com port where the Baccable was found (you can check device manager to see which virtual COM serial port is associated to BACCABLE , revealed as ST device)</w:t>
+        <w:t>In the “New Connection” window, select from the drop-down menu the COM port where the Baccable was found (you can check the Windows Device Manager to see which virtual COM port is associated with the BACCABLE, detected as an ST device).</w:t>
       </w:r>
     </w:p>
     <w:p>
@@ -9701,7 +9763,7 @@
         <w:jc w:val="both"/>
       </w:pPr>
       <w:r>
-        <w:t>From “New connection” window, Leave Serial port speed as default (115000bps)</w:t>
+        <w:t>In the “New Connection” window, leave the serial port speed at its default value (115000bps).</w:t>
       </w:r>
     </w:p>
     <w:p>
@@ -9715,7 +9777,7 @@
         <w:jc w:val="both"/>
       </w:pPr>
       <w:r>
-        <w:t>From “New connection” window, Set Can bus speed according to the speed of the desired bus (500000bps for C1 and C2, or 125000bps for BH bus)</w:t>
+        <w:t>In the “New Connection” window, set the CAN bus speed according to the desired bus (500000bps for C1 and C2, or 125000bps for the BH bus).</w:t>
       </w:r>
     </w:p>
     <w:p>
@@ -9729,7 +9791,7 @@
         <w:jc w:val="both"/>
       </w:pPr>
       <w:r>
-        <w:t>From “New connection” window, press button “create new connection”</w:t>
+        <w:t>In the “New Connection” window, press the “Create new connection” button.</w:t>
       </w:r>
     </w:p>
     <w:p>
@@ -9743,7 +9805,7 @@
         <w:jc w:val="both"/>
       </w:pPr>
       <w:r>
-        <w:t>Close “connection settings” window</w:t>
+        <w:t>Close the “Connection Settings” window.</w:t>
       </w:r>
     </w:p>
     <w:p>
@@ -9757,7 +9819,7 @@
         <w:jc w:val="both"/>
       </w:pPr>
       <w:r>
-        <w:t>If ECUs vehicle are communicating, you will see related messages in the main window of Savvycan.</w:t>
+        <w:t>If the vehicle ECUs are communicating, you will see the related messages in the main window of SavvyCan.</w:t>
       </w:r>
     </w:p>
     <w:p>
@@ -9771,7 +9833,7 @@
         <w:jc w:val="both"/>
       </w:pPr>
       <w:r>
-        <w:t>On the right side of the window it is possible to stop and clear capture, on the bottom right side of the window it is possible to filter shown messages</w:t>
+        <w:t>On the right side of the window you can stop and clear the capture, while in the bottom right part you can filter the displayed messages.</w:t>
       </w:r>
     </w:p>
     <w:p>
@@ -9785,7 +9847,7 @@
         <w:jc w:val="both"/>
       </w:pPr>
       <w:r>
-        <w:t>From top menu file, you can select Save Log File or Load Log File to save current recording or to open previously recorded messages.</w:t>
+        <w:t>From the top menu “File”, you can select “Save Log File” or “Load Log File” to save the current recording or to open previously recorded messages.</w:t>
       </w:r>
     </w:p>
     <w:p>
@@ -9799,7 +9861,7 @@
         <w:jc w:val="both"/>
       </w:pPr>
       <w:r>
-        <w:t>From bottom central part of the main window you can send messages to the can bus (detailed instrucions in Savvycan repository</w:t>
+        <w:t>From the bottom central part of the main window you can send messages to the CAN bus (detailed instructions in the SavvyCan repository).</w:t>
       </w:r>
     </w:p>
     <w:p>
@@ -9813,7 +9875,7 @@
         <w:jc w:val="both"/>
       </w:pPr>
       <w:r>
-        <w:t>From menu RE TOOLS you can select sniffer to reach a window where you can analyze changing bytes upon specific events.</w:t>
+        <w:t>From the “RE TOOLS” menu you can select “Sniffer” to open a window where you can analyze how bytes change upon specific events.</w:t>
       </w:r>
     </w:p>
     <w:p>
@@ -9831,7 +9893,7 @@
           <w:color w:val="auto"/>
         </w:rPr>
       </w:pPr>
-      <w:bookmarkStart w:id="23" w:name="_Toc239527155"/>
+      <w:bookmarkStart w:id="23" w:name="_Toc243860537"/>
       <w:r>
         <w:rPr>
           <w:rStyle w:val="Enfasigrassetto"/>
@@ -9862,10 +9924,10 @@
           <w:b/>
           <w:bCs/>
         </w:rPr>
-        <w:t>Brief description:</w:t>
-      </w:r>
-      <w:r>
-        <w:t xml:space="preserve"> Act as a sniffer, connected to a Personal Computer or an Android smartphone, i.e. it is possible to record the messages present on the CAN bus</w:t>
+        <w:t>Brief description: Acts as a sniffer</w:t>
+      </w:r>
+      <w:r>
+        <w:t>, connected to a Personal Computer or an Android smartphone, i.e. it is possible to record the messages present on the CAN bus</w:t>
       </w:r>
     </w:p>
     <w:p>
@@ -10002,7 +10064,7 @@
         <mc:AlternateContent>
           <mc:Choice Requires="wps">
             <w:drawing>
-              <wp:anchor distT="0" distB="0" distL="114300" distR="114300" simplePos="0" relativeHeight="251662336" behindDoc="0" locked="0" layoutInCell="1" allowOverlap="1" wp14:anchorId="530DBAAC" wp14:editId="1AB3C002">
+              <wp:anchor distT="0" distB="0" distL="114300" distR="114300" simplePos="0" relativeHeight="251662336" behindDoc="0" locked="0" layoutInCell="1" allowOverlap="1" wp14:anchorId="10D5F843" wp14:editId="7BA1CACC">
                 <wp:simplePos x="0" y="0"/>
                 <wp:positionH relativeFrom="column">
                   <wp:posOffset>1390232</wp:posOffset>
@@ -10066,7 +10128,7 @@
           <w:noProof/>
         </w:rPr>
         <w:drawing>
-          <wp:inline distT="0" distB="0" distL="0" distR="0" wp14:anchorId="2308E517" wp14:editId="274977BA">
+          <wp:inline distT="0" distB="0" distL="0" distR="0" wp14:anchorId="08EDF79D" wp14:editId="2C40ED1F">
             <wp:extent cx="988741" cy="1500052"/>
             <wp:effectExtent l="0" t="0" r="1905" b="5080"/>
             <wp:docPr id="841656719" name="Immagine 1"/>
@@ -10145,7 +10207,7 @@
         <mc:AlternateContent>
           <mc:Choice Requires="wps">
             <w:drawing>
-              <wp:anchor distT="0" distB="0" distL="114300" distR="114300" simplePos="0" relativeHeight="251664384" behindDoc="0" locked="0" layoutInCell="1" allowOverlap="1" wp14:anchorId="20281F10" wp14:editId="3E3C5C4A">
+              <wp:anchor distT="0" distB="0" distL="114300" distR="114300" simplePos="0" relativeHeight="251664384" behindDoc="0" locked="0" layoutInCell="1" allowOverlap="1" wp14:anchorId="51D582BF" wp14:editId="0705B3FB">
                 <wp:simplePos x="0" y="0"/>
                 <wp:positionH relativeFrom="column">
                   <wp:posOffset>1114164</wp:posOffset>
@@ -10209,7 +10271,7 @@
           <w:noProof/>
         </w:rPr>
         <w:drawing>
-          <wp:inline distT="0" distB="0" distL="0" distR="0" wp14:anchorId="2CAD548E" wp14:editId="1091A4FB">
+          <wp:inline distT="0" distB="0" distL="0" distR="0" wp14:anchorId="00D64874" wp14:editId="37A63A52">
             <wp:extent cx="2354846" cy="394447"/>
             <wp:effectExtent l="0" t="0" r="7620" b="5715"/>
             <wp:docPr id="15268112" name="Immagine 6"/>
@@ -10294,7 +10356,7 @@
         <mc:AlternateContent>
           <mc:Choice Requires="wps">
             <w:drawing>
-              <wp:anchor distT="0" distB="0" distL="114300" distR="114300" simplePos="0" relativeHeight="251666432" behindDoc="0" locked="0" layoutInCell="1" allowOverlap="1" wp14:anchorId="5AA2D1A5" wp14:editId="543CAF9D">
+              <wp:anchor distT="0" distB="0" distL="114300" distR="114300" simplePos="0" relativeHeight="251666432" behindDoc="0" locked="0" layoutInCell="1" allowOverlap="1" wp14:anchorId="7F182DC2" wp14:editId="5DA06C34">
                 <wp:simplePos x="0" y="0"/>
                 <wp:positionH relativeFrom="column">
                   <wp:posOffset>1507800</wp:posOffset>
@@ -10358,7 +10420,7 @@
           <w:noProof/>
         </w:rPr>
         <w:drawing>
-          <wp:inline distT="0" distB="0" distL="0" distR="0" wp14:anchorId="5AEE317F" wp14:editId="7EEDBCE9">
+          <wp:inline distT="0" distB="0" distL="0" distR="0" wp14:anchorId="6E63E320" wp14:editId="090D3378">
             <wp:extent cx="2354846" cy="394447"/>
             <wp:effectExtent l="0" t="0" r="7620" b="5715"/>
             <wp:docPr id="1872246783" name="Immagine 6"/>
@@ -10409,12 +10471,6 @@
           </wp:inline>
         </w:drawing>
       </w:r>
-      <w:r>
-        <w:rPr>
-          <w:lang w:val="it-IT"/>
-        </w:rPr>
-        <w:t>ù</w:t>
-      </w:r>
     </w:p>
     <w:p>
       <w:pPr>
@@ -10464,7 +10520,7 @@
         <mc:AlternateContent>
           <mc:Choice Requires="wps">
             <w:drawing>
-              <wp:anchor distT="0" distB="0" distL="114300" distR="114300" simplePos="0" relativeHeight="251668480" behindDoc="0" locked="0" layoutInCell="1" allowOverlap="1" wp14:anchorId="5F2EE40A" wp14:editId="4FF2A956">
+              <wp:anchor distT="0" distB="0" distL="114300" distR="114300" simplePos="0" relativeHeight="251668480" behindDoc="0" locked="0" layoutInCell="1" allowOverlap="1" wp14:anchorId="5A7C4B59" wp14:editId="6D637D7B">
                 <wp:simplePos x="0" y="0"/>
                 <wp:positionH relativeFrom="column">
                   <wp:posOffset>1805166</wp:posOffset>
@@ -10528,7 +10584,7 @@
           <w:noProof/>
         </w:rPr>
         <w:drawing>
-          <wp:inline distT="0" distB="0" distL="0" distR="0" wp14:anchorId="08767833" wp14:editId="43EDF09A">
+          <wp:inline distT="0" distB="0" distL="0" distR="0" wp14:anchorId="1CD1C3F5" wp14:editId="3657539D">
             <wp:extent cx="2354846" cy="394447"/>
             <wp:effectExtent l="0" t="0" r="7620" b="5715"/>
             <wp:docPr id="287508508" name="Immagine 6"/>
@@ -10613,7 +10669,7 @@
         <mc:AlternateContent>
           <mc:Choice Requires="wps">
             <w:drawing>
-              <wp:anchor distT="0" distB="0" distL="114300" distR="114300" simplePos="0" relativeHeight="251670528" behindDoc="0" locked="0" layoutInCell="1" allowOverlap="1" wp14:anchorId="67A92C8E" wp14:editId="26B5264B">
+              <wp:anchor distT="0" distB="0" distL="114300" distR="114300" simplePos="0" relativeHeight="251670528" behindDoc="0" locked="0" layoutInCell="1" allowOverlap="1" wp14:anchorId="4F2F7E0F" wp14:editId="6C03DEFC">
                 <wp:simplePos x="0" y="0"/>
                 <wp:positionH relativeFrom="column">
                   <wp:posOffset>2043058</wp:posOffset>
@@ -10677,7 +10733,7 @@
           <w:noProof/>
         </w:rPr>
         <w:drawing>
-          <wp:inline distT="0" distB="0" distL="0" distR="0" wp14:anchorId="28B2427D" wp14:editId="59AD8DC0">
+          <wp:inline distT="0" distB="0" distL="0" distR="0" wp14:anchorId="6B8E6C12" wp14:editId="51D4D890">
             <wp:extent cx="2354846" cy="394447"/>
             <wp:effectExtent l="0" t="0" r="7620" b="5715"/>
             <wp:docPr id="2092357108" name="Immagine 6"/>
@@ -10776,7 +10832,7 @@
           <w:noProof/>
         </w:rPr>
         <w:drawing>
-          <wp:inline distT="0" distB="0" distL="0" distR="0" wp14:anchorId="1A22D4CE" wp14:editId="5036DB3F">
+          <wp:inline distT="0" distB="0" distL="0" distR="0" wp14:anchorId="6D84E70C" wp14:editId="1EA0B64A">
             <wp:extent cx="1562817" cy="3479180"/>
             <wp:effectExtent l="0" t="0" r="0" b="6985"/>
             <wp:docPr id="238242023" name="Immagine 8"/>
@@ -10834,7 +10890,7 @@
           <w:color w:val="auto"/>
         </w:rPr>
       </w:pPr>
-      <w:bookmarkStart w:id="24" w:name="_Toc239527156"/>
+      <w:bookmarkStart w:id="24" w:name="_Toc243860538"/>
       <w:r>
         <w:rPr>
           <w:rStyle w:val="Enfasigrassetto"/>
@@ -10877,12 +10933,12 @@
         <w:t xml:space="preserve">Brief description: </w:t>
       </w:r>
       <w:r>
-        <w:t>Disable start&amp;stop, if engine rotates and if start &amp; stop is not disabled. This is a function that can be enabled and disabled from the SETUP MENU described in paragraph 2.1.</w:t>
-      </w:r>
-    </w:p>
-    <w:p>
-      <w:r>
-        <w:t>No additional instruction is required</w:t>
+        <w:t>Disables Start&amp;Stop if the engine is running and Start&amp;Stop is not already disabled. This is a function that can be enabled and disabled from the SETUP MENU described in paragraph 2.1.</w:t>
+      </w:r>
+    </w:p>
+    <w:p>
+      <w:r>
+        <w:t>No additional instructions are required.</w:t>
       </w:r>
       <w:r>
         <w:br w:type="page"/>
@@ -10897,7 +10953,7 @@
           <w:color w:val="auto"/>
         </w:rPr>
       </w:pPr>
-      <w:bookmarkStart w:id="25" w:name="_Toc239527157"/>
+      <w:bookmarkStart w:id="25" w:name="_Toc243860539"/>
       <w:r>
         <w:rPr>
           <w:rStyle w:val="Enfasigrassetto"/>
@@ -10932,10 +10988,10 @@
           <w:b/>
           <w:bCs/>
         </w:rPr>
-        <w:t xml:space="preserve">Brief description: </w:t>
-      </w:r>
-      <w:r>
-        <w:t>Act as immobilizer. If a connection to the RFHUB is detected, it resets the connection, preventing the addition of a key, disables the ignition, and triggers the panic alarm (if activated on the proxy). The immobilizer can be permanently deactivated and reactivated by pressing the cruise control button upwards for 30 seconds with the engine running and the cruise control deactivated. The dashboard will flash 5-6 times if the immobilizer was successfully deactivated, and 3 times if it was successfully reactivated.</w:t>
+        <w:t>Brief description: Acts as an immobilizer.</w:t>
+      </w:r>
+      <w:r>
+        <w:t xml:space="preserve"> If a connection to the RFHUB is detected, it resets the connection, preventing the addition of a key, disables the ignition, and triggers the panic alarm (if activated on the proxy). The immobilizer can be permanently deactivated and reactivated by pressing the cruise control button upwards for 30 seconds with the engine running and the cruise control deactivated. The dashboard will flash 5-6 times if the immobilizer was successfully deactivated, and 3 times if it was successfully reactivated.</w:t>
       </w:r>
     </w:p>
     <w:p>
@@ -10948,7 +11004,7 @@
         <w:jc w:val="both"/>
       </w:pPr>
       <w:r>
-        <w:t>The functionality IMMOBILIZER performs the following:</w:t>
+        <w:t>The IMMOBILIZER function performs the following operations:</w:t>
       </w:r>
     </w:p>
     <w:p>
@@ -10960,7 +11016,7 @@
         <w:jc w:val="both"/>
       </w:pPr>
       <w:r>
-        <w:t>Detects if the thief is trying to connect to to RFHUB (they do it to add a key to the car)</w:t>
+        <w:t>Detects if a thief is trying to connect to the RFHUB (to add a key to the car).</w:t>
       </w:r>
     </w:p>
     <w:p>
@@ -10972,7 +11028,7 @@
         <w:jc w:val="both"/>
       </w:pPr>
       <w:r>
-        <w:t>Starts the Panic Alarm after one second</w:t>
+        <w:t>Starts the Panic Alarm after one second.</w:t>
       </w:r>
     </w:p>
     <w:p>
@@ -10984,7 +11040,7 @@
         <w:jc w:val="both"/>
       </w:pPr>
       <w:r>
-        <w:t>Continuously Resets the RFHUB in order to reset the thief connection, with this message for 10 seconds</w:t>
+        <w:t>Continuously resets the RFHUB in order to interrupt the thief’s connection, sending a message for 10 seconds.</w:t>
       </w:r>
     </w:p>
     <w:p>
@@ -10996,7 +11052,7 @@
         <w:jc w:val="both"/>
       </w:pPr>
       <w:r>
-        <w:t>after 10 seconds stops to send messages and stops alarm, and return listening for thief messages</w:t>
+        <w:t>After 10 seconds, it stops sending messages, stops the alarm and returns to listening for new connection attempts by the thief.</w:t>
       </w:r>
     </w:p>
     <w:p>
@@ -11004,7 +11060,7 @@
         <w:jc w:val="both"/>
       </w:pPr>
       <w:r>
-        <w:t>Panic alarm will start only if you previously enabled panic alarm in your ECU, with the MES proxy alignment procedure.</w:t>
+        <w:t>The panic alarm will start only if it was previously enabled in the ECU with the MES proxy alignment procedure.</w:t>
       </w:r>
     </w:p>
     <w:p>
@@ -11012,7 +11068,7 @@
         <w:jc w:val="both"/>
       </w:pPr>
       <w:r>
-        <w:t>The Immobilizer functionality will not detect the thief if you power the BACCAble with a voltage available only when the panel is switched on. Therefore, if you use immobilizer function, plug it to OBD port 12V, or directly plug the canable to the 5V usb voltage taken from the connector of the USB interface in the central area, close to cigarette lighter socket. In fact, usb voltage is switched on as soon as the thief wakes up the rfhub.</w:t>
+        <w:t>The Immobilizer function will not detect the thief if the BACCABLE is powered by a voltage available only when the ignition is on. Therefore, if you use the immobilizer function, plug the BACCABLE into the 12V OBD port, or connect it directly to the 5V USB voltage taken from the connector of the USB interface in the central area, close to the cigarette lighter socket. In fact, the USB voltage is switched on as soon as the thief wakes up the RFHUB.</w:t>
       </w:r>
     </w:p>
     <w:p>
@@ -11020,7 +11076,7 @@
         <w:jc w:val="both"/>
       </w:pPr>
       <w:r>
-        <w:t>Once we start to send the rfhub reset message, neither the injition button will work. the car will appear as dead.</w:t>
+        <w:t>Once the RFHUB reset message starts being sent, even the ignition button will not work and the car will appear completely dead.</w:t>
       </w:r>
     </w:p>
     <w:p>
@@ -11028,7 +11084,7 @@
         <w:jc w:val="both"/>
       </w:pPr>
       <w:r>
-        <w:t>Immobilizer at the beginning is enabled by default. To permanently toggle the status you shall be with motor on, cruise control disabled, neutral gear, press cruise control gentle speed up for around 30 seconds. If the immo becomes disabled, it will be blink the dashboard brightness for 5-6 times. If immo becomes activates, the dashboard will blink 3 times. The change is persistent after a power loss. The current status of the Immobilizer is also displayed in the main menu of the BACCABLE with the text “IMMOBILIZER ON” or “IMMOBILIZER OFF”.</w:t>
+        <w:t>The immobilizer is enabled by default. To permanently toggle its status, the engine must be running, cruise control disabled and the gearbox in neutral; then gently press the cruise control speed-up button for about 30-40 seconds. If the immobilizer is disabled, the dashboard brightness will blink 5-6 times. If it is activated, the dashboard will blink 3 times. The change persists after a power loss. The current status of the Immobilizer is also displayed in the main menu of the BACCABLE with the text “IMMOBILIZER ON” or “IMMOBILIZER OFF”.</w:t>
       </w:r>
     </w:p>
     <w:p>
@@ -11036,7 +11092,7 @@
         <w:jc w:val="both"/>
       </w:pPr>
       <w:r>
-        <w:t>When you plug the power to BACCABLE (or if you plug baccable), if immobilizer is enabled, the blue led on BACCABLE will blink twice and the dashboard will blink once. This is useful to understand how the immobilizer is set.</w:t>
+        <w:t>When the BACCABLE is powered (or plugged in), if the immobilizer is enabled, the blue LED on the BACCABLE will blink twice and the dashboard will blink once. This is useful to understand how the immobilizer is set.</w:t>
       </w:r>
     </w:p>
     <w:p>
@@ -11072,7 +11128,7 @@
           <w:color w:val="auto"/>
         </w:rPr>
       </w:pPr>
-      <w:bookmarkStart w:id="26" w:name="_Toc239527158"/>
+      <w:bookmarkStart w:id="26" w:name="_Toc243860540"/>
       <w:r>
         <w:rPr>
           <w:rStyle w:val="Enfasigrassetto"/>
@@ -11102,10 +11158,10 @@
           <w:b/>
           <w:bCs/>
         </w:rPr>
-        <w:t xml:space="preserve">Brief description: </w:t>
-      </w:r>
-      <w:r>
-        <w:t xml:space="preserve">Controls a </w:t>
+        <w:t>Brief description:</w:t>
+      </w:r>
+      <w:r>
+        <w:t xml:space="preserve"> Controls a </w:t>
       </w:r>
       <w:r>
         <w:rPr>
@@ -11115,7 +11171,7 @@
         <w:t>WS281x</w:t>
       </w:r>
       <w:r>
-        <w:t xml:space="preserve"> LED strip according to the accelerator pedal position (requires connecting pin 8 to the LED strip (optional), while the power supply for the LED strip must be sourced from a voltage that is absent when the vehicle is off). Each gear is associated with a specific color pattern of the strip. Leds are lighted like a vumeter according to accelerator pedal press. With accelerator released, only central leds are lighted. The strip led is controlled assuming that central tunnel of the car is rounded by leds. Therefore central part of the leds strip is on the rear part of the central tunnel.</w:t>
+        <w:t xml:space="preserve"> LED strip according to the accelerator pedal position. Pin 8 must be connected to the LED strip (optional), while the power supply of the strip must come from a voltage that is absent when the vehicle is off. Each gear is associated with a specific color scheme of the LED strip. The LEDs are lit like a VU meter according to the accelerator position: they light up progressively according to how much the accelerator pedal is pressed. When the accelerator is released, only the central LEDs remain lit. The central tunnel of the car is assumed to be surrounded by the LED strip, therefore the central part is at the rear of the tunnel.</w:t>
       </w:r>
     </w:p>
     <w:p>
@@ -11153,7 +11209,7 @@
         <w:jc w:val="both"/>
       </w:pPr>
       <w:r>
-        <w:t>Connect pin 8 to control pin of the leds strip</w:t>
+        <w:t>Connect pin 8 to the control pin of the WS281x LED strip.</w:t>
       </w:r>
     </w:p>
     <w:p>
@@ -11167,7 +11223,7 @@
         <w:jc w:val="both"/>
       </w:pPr>
       <w:r>
-        <w:t>Connect the + and – of the led strip to the desired voltage (5V or 12V of the car) ensuring it is a voltage cutted when the car goes to sleep in order to avoid battery drain. The number of leds in the strip shall correspond to the configured leds number in the firmware.</w:t>
+        <w:t>Connect the + and - terminals of the LED strip to the desired voltage (5V or 12V of the car), making sure that it is switched off when the car goes into sleep mode, to avoid draining the battery. The number of LEDs in the strip must match the value configured in the BACCABLE firmware.</w:t>
       </w:r>
     </w:p>
     <w:p>
@@ -11184,7 +11240,7 @@
         <w:jc w:val="both"/>
       </w:pPr>
       <w:r>
-        <w:t>Example of voltage available only when car is on, therefore suitable for leds strip, is pin 12 (+12V) and 1 (GND) of the connector related to Start&amp;Stop and lights panel.</w:t>
+        <w:t>An example of a voltage available only when the car is on, and therefore suitable for the LED strip, is pin 12 (+12V) and pin 1 (GND) of the connector of the Start&amp;Stop and lights panel.</w:t>
       </w:r>
     </w:p>
     <w:p>
@@ -11196,7 +11252,7 @@
           <w:noProof/>
         </w:rPr>
         <w:drawing>
-          <wp:inline distT="0" distB="0" distL="0" distR="0" wp14:anchorId="3173E6F5" wp14:editId="2F440161">
+          <wp:inline distT="0" distB="0" distL="0" distR="0" wp14:anchorId="167E0356" wp14:editId="7B52B488">
             <wp:extent cx="3290675" cy="2134748"/>
             <wp:effectExtent l="0" t="0" r="5080" b="0"/>
             <wp:docPr id="377445167" name="Immagine 5"/>
@@ -11254,11 +11310,7 @@
         </w:rPr>
       </w:pPr>
       <w:r>
-        <w:rPr>
-          <w:b/>
-          <w:bCs/>
-        </w:rPr>
-        <w:t>Connector related to Start&amp;Stop and lights panel</w:t>
+        <w:t>Connector of the Start&amp;Stop and lights panel</w:t>
       </w:r>
     </w:p>
     <w:p>
@@ -11288,7 +11340,7 @@
           <w:color w:val="auto"/>
         </w:rPr>
       </w:pPr>
-      <w:bookmarkStart w:id="27" w:name="_Toc239527159"/>
+      <w:bookmarkStart w:id="27" w:name="_Toc243860541"/>
       <w:r>
         <w:rPr>
           <w:rStyle w:val="Enfasigrassetto"/>
@@ -11313,70 +11365,170 @@
       <w:pPr>
         <w:jc w:val="both"/>
         <w:rPr>
+          <w:lang w:val="en-US"/>
+        </w:rPr>
+      </w:pPr>
+    </w:p>
+    <w:p>
+      <w:pPr>
+        <w:jc w:val="both"/>
+        <w:rPr>
+          <w:lang w:val="en-US"/>
+        </w:rPr>
+      </w:pPr>
+      <w:r>
+        <w:rPr>
           <w:b/>
           <w:bCs/>
-        </w:rPr>
-      </w:pPr>
+          <w:lang w:val="en-US"/>
+        </w:rPr>
+        <w:t xml:space="preserve">Brief description: </w:t>
+      </w:r>
+      <w:r>
+        <w:rPr>
+          <w:lang w:val="en-US"/>
+        </w:rPr>
+        <w:t>Shows, in race mode, the gear shift indicator on the dashboard (yellow bars and SHIFT message), starting from the engine speed threshold set in the MAIN SETUP MENU.</w:t>
+      </w:r>
     </w:p>
     <w:p>
       <w:pPr>
         <w:jc w:val="both"/>
+        <w:rPr>
+          <w:lang w:val="en-US"/>
+        </w:rPr>
       </w:pPr>
       <w:r>
         <w:rPr>
           <w:b/>
           <w:bCs/>
-        </w:rPr>
-        <w:t xml:space="preserve">Brief description: </w:t>
-      </w:r>
-      <w:r>
-        <w:t>Shows, in race mode, the shift indicator in the dashboard (request to switch gear), when the defined engine RPM speed threshold is overcomed. The threshold is stored in the BACCABLE firmware.</w:t>
+          <w:lang w:val="en-US"/>
+        </w:rPr>
+        <w:t xml:space="preserve">Note: </w:t>
+      </w:r>
+      <w:r>
+        <w:rPr>
+          <w:lang w:val="en-US"/>
+        </w:rPr>
+        <w:t>This is a function that can be enabled and disabled via the MAIN SETUP MENU described in paragraph 2.1. The engine speed threshold is set on the SHIFT RPM item of the MAIN SETUP MENU: each press of the RES button (or DISTANCE button) raises the threshold by 250 rpm; after 6000 rpm it starts again from 1500 rpm (rotating menu).</w:t>
       </w:r>
     </w:p>
     <w:p>
       <w:pPr>
         <w:jc w:val="both"/>
-      </w:pPr>
-    </w:p>
-    <w:p>
-      <w:pPr>
+        <w:rPr>
+          <w:lang w:val="en-US"/>
+        </w:rPr>
+      </w:pPr>
+      <w:r>
+        <w:rPr>
+          <w:lang w:val="en-US"/>
+        </w:rPr>
+        <w:t>The set threshold (SHIFT RPM) is the engine speed at which the first yellow bar appears; the following bars and the SHIFT message appear at higher engine speeds, in this sequence:</w:t>
+      </w:r>
+    </w:p>
+    <w:p>
+      <w:pPr>
+        <w:pStyle w:val="Paragrafoelenco"/>
+        <w:numPr>
+          <w:ilvl w:val="0"/>
+          <w:numId w:val="20"/>
+        </w:numPr>
         <w:jc w:val="both"/>
+        <w:rPr>
+          <w:lang w:val="en-US"/>
+        </w:rPr>
       </w:pPr>
       <w:r>
         <w:rPr>
           <w:b/>
           <w:bCs/>
-        </w:rPr>
-        <w:t>Note:</w:t>
-      </w:r>
-      <w:r>
-        <w:t xml:space="preserve"> This is a function that can be enabled and disabled via the SETUP MENU described in paragraph 2.1. The engine RPM threshold can be modified by accessing the SETUP menu as indicated in paragraph 2.1, SHIFT RPM menu item. Each time the RES button (or DISTANCE button) is pressed, the threshold changes in a rotating menu.</w:t>
-      </w:r>
-    </w:p>
-    <w:p>
-      <w:pPr>
+          <w:lang w:val="en-US"/>
+        </w:rPr>
+        <w:t>from SHIFT RPM to SHIFT RPM + 499 rpm</w:t>
+      </w:r>
+      <w:r>
+        <w:rPr>
+          <w:lang w:val="en-US"/>
+        </w:rPr>
+        <w:t>: the first yellow bar appears;</w:t>
+      </w:r>
+    </w:p>
+    <w:p>
+      <w:pPr>
+        <w:pStyle w:val="Paragrafoelenco"/>
+        <w:numPr>
+          <w:ilvl w:val="0"/>
+          <w:numId w:val="20"/>
+        </w:numPr>
         <w:jc w:val="both"/>
-      </w:pPr>
-      <w:r>
-        <w:t>No further instructions are required.</w:t>
-      </w:r>
-    </w:p>
-    <w:p>
-      <w:pPr>
-        <w:jc w:val="both"/>
-      </w:pPr>
-      <w:r>
-        <w:t>See also the following paragraph (in case of my23 or newer) and paragraph 2.10 and its connections (related to race enabling).</w:t>
-      </w:r>
-    </w:p>
-    <w:p>
-      <w:pPr>
-        <w:jc w:val="both"/>
+        <w:rPr>
+          <w:lang w:val="en-US"/>
+        </w:rPr>
+      </w:pPr>
+      <w:r>
         <w:rPr>
           <w:b/>
           <w:bCs/>
-        </w:rPr>
-      </w:pPr>
+          <w:lang w:val="en-US"/>
+        </w:rPr>
+        <w:t>from SHIFT RPM + 500 to SHIFT RPM + 999 rpm</w:t>
+      </w:r>
+      <w:r>
+        <w:rPr>
+          <w:lang w:val="en-US"/>
+        </w:rPr>
+        <w:t>: two yellow bars appear;</w:t>
+      </w:r>
+    </w:p>
+    <w:p>
+      <w:pPr>
+        <w:pStyle w:val="Paragrafoelenco"/>
+        <w:numPr>
+          <w:ilvl w:val="0"/>
+          <w:numId w:val="20"/>
+        </w:numPr>
+        <w:jc w:val="both"/>
+        <w:rPr>
+          <w:lang w:val="en-US"/>
+        </w:rPr>
+      </w:pPr>
+      <w:r>
+        <w:rPr>
+          <w:b/>
+          <w:bCs/>
+          <w:lang w:val="en-US"/>
+        </w:rPr>
+        <w:t>from SHIFT RPM + 1000 rpm upwards</w:t>
+      </w:r>
+      <w:r>
+        <w:rPr>
+          <w:lang w:val="en-US"/>
+        </w:rPr>
+        <w:t>: three yellow bars and the SHIFT message appear.</w:t>
+      </w:r>
+    </w:p>
+    <w:p>
+      <w:pPr>
+        <w:jc w:val="both"/>
+        <w:rPr>
+          <w:lang w:val="en-US"/>
+        </w:rPr>
+      </w:pPr>
+      <w:r>
+        <w:rPr>
+          <w:lang w:val="en-US"/>
+        </w:rPr>
+        <w:t>Example: with SHIFT RPM set to 4000, the first yellow bar appears at 4000 rpm, the second at 4500 rpm, while the SHIFT message with the three yellow bars appears at 5000 rpm. To see the SHIFT message at a given engine speed, set SHIFT RPM 1000 rpm below that engine speed.</w:t>
+      </w:r>
+    </w:p>
+    <w:p>
+      <w:pPr>
+        <w:jc w:val="both"/>
+      </w:pPr>
+      <w:r>
+        <w:t>See also the following paragraph (in case of my23 or newer) and paragraph 2.10 and its connections (related to race enabling).</w:t>
+      </w:r>
     </w:p>
     <w:p>
       <w:pPr>
@@ -11388,7 +11540,7 @@
           <w:color w:val="auto"/>
         </w:rPr>
       </w:pPr>
-      <w:bookmarkStart w:id="28" w:name="_Toc239527160"/>
+      <w:bookmarkStart w:id="28" w:name="_Toc243860542"/>
       <w:r>
         <w:rPr>
           <w:rStyle w:val="Enfasigrassetto"/>
@@ -11440,7 +11592,7 @@
         <w:t>Note:</w:t>
       </w:r>
       <w:r>
-        <w:t xml:space="preserve"> This is a function that can be enabled and disabled via the SETUP MENU described in paragraph 2.1</w:t>
+        <w:t xml:space="preserve"> This is a function that can be enabled and disabled via the SETUP MENU described in paragraph 2.1.</w:t>
       </w:r>
     </w:p>
     <w:p>
@@ -11458,7 +11610,7 @@
           <w:color w:val="auto"/>
         </w:rPr>
       </w:pPr>
-      <w:bookmarkStart w:id="29" w:name="_Toc239527161"/>
+      <w:bookmarkStart w:id="29" w:name="_Toc243860543"/>
       <w:r>
         <w:rPr>
           <w:rStyle w:val="Enfasigrassetto"/>
@@ -11474,7 +11626,7 @@
           <w:color w:val="auto"/>
         </w:rPr>
         <w:tab/>
-        <w:t>Params On Dashboard</w:t>
+        <w:t>Parameters on Dashboard</w:t>
       </w:r>
       <w:bookmarkEnd w:id="29"/>
     </w:p>
@@ -11499,7 +11651,7 @@
         <w:t xml:space="preserve">Brief description: </w:t>
       </w:r>
       <w:r>
-        <w:t>Shows additional parameters on the dashboard. It can be enabled with the Cruise Control RES button (or DISTANCE button), if the engine is on and the cruise control is deactivated. Navigate through the menu using the Cruise Control UP and Cruise Control DOWN buttons, and disable the controls when cruise control is activated</w:t>
+        <w:t>Shows additional parameters on the dashboard. It can be enabled with the Cruise Control RES button (or DISTANCE button), if the engine is on and the cruise control is deactivated. Navigate through the menu using the Cruise Control UP and Cruise Control DOWN buttons. The menu controls are disabled when cruise control is active.</w:t>
       </w:r>
     </w:p>
     <w:p>
@@ -11556,6 +11708,7 @@
         <w:jc w:val="both"/>
       </w:pPr>
       <w:r>
+        <w:lastRenderedPageBreak/>
         <w:t>To enable it, the engine must be running and cruise control must be deactivated. Press the RES button (or DISTANCE button) on the steering wheel for about 2 seconds, and the menu will display the BACCABLE version on the dashboard screen where the radio station name is usually shown.</w:t>
       </w:r>
     </w:p>
@@ -11600,7 +11753,6 @@
         <w:jc w:val="both"/>
       </w:pPr>
       <w:r>
-        <w:lastRenderedPageBreak/>
         <w:t>To scroll through the menu, use the cruise control up and down buttons (press lightly to move by 1 parameter, press firmly to move by 10 parameters) in a circular menu.</w:t>
       </w:r>
     </w:p>
@@ -11724,7 +11876,7 @@
         <w:jc w:val="both"/>
       </w:pPr>
       <w:r>
-        <w:t>Next pages show available parameters for gasoline engines (first table) and diesel engines (second table):</w:t>
+        <w:t>The following pages show the available parameters for gasoline engines (first table) and diesel engines (second table):</w:t>
       </w:r>
     </w:p>
     <w:p>
@@ -11998,7 +12150,7 @@
                 <w:color w:val="000000"/>
                 <w:lang w:val="it-IT"/>
               </w:rPr>
-              <w:t>Power And Torque</w:t>
+              <w:t>Power and torque</w:t>
             </w:r>
           </w:p>
         </w:tc>
@@ -12035,7 +12187,7 @@
                 <w:rFonts w:ascii="Calibri" w:eastAsia="Times New Roman" w:hAnsi="Calibri" w:cs="Calibri"/>
                 <w:color w:val="000000"/>
               </w:rPr>
-              <w:t>Oil Press.%Water T</w:t>
+              <w:t>Oil Press.&amp;Water T</w:t>
             </w:r>
           </w:p>
         </w:tc>
@@ -12299,7 +12451,7 @@
                 <w:rFonts w:ascii="Calibri" w:eastAsia="Times New Roman" w:hAnsi="Calibri" w:cs="Calibri"/>
                 <w:color w:val="000000"/>
               </w:rPr>
-              <w:t>Battery State of charge and Current in ampere (positive values indcates charge, while negative values indicates discharge)</w:t>
+              <w:t>Battery State of charge and Current in ampere (positive values indicate charge, while negative values indicate discharge)</w:t>
             </w:r>
           </w:p>
         </w:tc>
@@ -14321,7 +14473,7 @@
                 <w:color w:val="000000"/>
                 <w:lang w:val="it-IT"/>
               </w:rPr>
-              <w:t>Time since engine On</w:t>
+              <w:t>Time since engine on</w:t>
             </w:r>
           </w:p>
         </w:tc>
@@ -14421,7 +14573,7 @@
                 <w:rFonts w:ascii="Calibri" w:eastAsia="Times New Roman" w:hAnsi="Calibri" w:cs="Calibri"/>
                 <w:color w:val="000000"/>
               </w:rPr>
-              <w:t>Time in which engine was in overrun</w:t>
+              <w:t>Time spent over the rev limit</w:t>
             </w:r>
           </w:p>
         </w:tc>
@@ -14459,7 +14611,7 @@
                 <w:rFonts w:ascii="Calibri" w:eastAsia="Times New Roman" w:hAnsi="Calibri" w:cs="Calibri"/>
                 <w:color w:val="000000"/>
               </w:rPr>
-              <w:t>EXAUST GAS</w:t>
+              <w:t>EXHAUST GAS</w:t>
             </w:r>
           </w:p>
         </w:tc>
@@ -14525,7 +14677,7 @@
                 <w:color w:val="000000"/>
                 <w:lang w:val="it-IT"/>
               </w:rPr>
-              <w:t>Exaust gas temperature</w:t>
+              <w:t>Exhaust gas temperature</w:t>
             </w:r>
           </w:p>
         </w:tc>
@@ -15733,7 +15885,7 @@
                 <w:rFonts w:ascii="Calibri" w:eastAsia="Times New Roman" w:hAnsi="Calibri" w:cs="Calibri"/>
                 <w:color w:val="000000"/>
               </w:rPr>
-              <w:t>It Indicates whether the acoustic warning system for the seat belts is enabled (ON) or not (OFF)</w:t>
+              <w:t>Indicates whether the acoustic warning system for the seat belts is enabled (ON) or not (OFF)</w:t>
             </w:r>
           </w:p>
         </w:tc>
@@ -15933,13 +16085,6 @@
             <w:r>
               <w:t>Time taken to accelerate from 100 to 200 km/h. Once the vehicle exceeds 100 km/h, the status changes to GO. After a timeout, if the required speed is not reached, MISS is displayed. Once the vehicle exceeds 200 km/h, the elapsed time is shown in seconds.</w:t>
             </w:r>
-            <w:r>
-              <w:rPr>
-                <w:rFonts w:ascii="Calibri" w:eastAsia="Times New Roman" w:hAnsi="Calibri" w:cs="Calibri"/>
-                <w:color w:val="000000"/>
-              </w:rPr>
-              <w:t>.</w:t>
-            </w:r>
           </w:p>
         </w:tc>
       </w:tr>
@@ -16039,7 +16184,7 @@
                 <w:rFonts w:ascii="Calibri" w:eastAsia="Times New Roman" w:hAnsi="Calibri" w:cs="Calibri"/>
                 <w:color w:val="000000"/>
               </w:rPr>
-              <w:t>Best time in seconds from 0 to 100 km/h permanently stored in baccable</w:t>
+              <w:t>Best time in seconds from 0 to 100 km/h permanently stored in the BACCABLE</w:t>
             </w:r>
           </w:p>
         </w:tc>
@@ -16140,7 +16285,108 @@
                 <w:rFonts w:ascii="Calibri" w:eastAsia="Times New Roman" w:hAnsi="Calibri" w:cs="Calibri"/>
                 <w:color w:val="000000"/>
               </w:rPr>
-              <w:t>Best time in seconds from 100 to 200 km/h permanently stored in baccable</w:t>
+              <w:t>Best time in seconds from 100 to 200 km/h permanently stored in the BACCABLE</w:t>
+            </w:r>
+          </w:p>
+        </w:tc>
+      </w:tr>
+      <w:tr>
+        <w:trPr>
+          <w:cantSplit/>
+          <w:trHeight w:val="300"/>
+          <w:jc w:val="center"/>
+        </w:trPr>
+        <w:tc>
+          <w:tcPr>
+            <w:tcW w:w="1985" w:type="dxa"/>
+            <w:tcBorders>
+              <w:top w:val="single" w:sz="4" w:space="0" w:color="auto"/>
+              <w:left w:val="single" w:sz="4" w:space="0" w:color="auto"/>
+              <w:bottom w:val="single" w:sz="4" w:space="0" w:color="auto"/>
+              <w:right w:val="single" w:sz="4" w:space="0" w:color="auto"/>
+            </w:tcBorders>
+            <w:shd w:val="clear" w:color="auto" w:fill="auto"/>
+            <w:noWrap/>
+            <w:vAlign w:val="center"/>
+          </w:tcPr>
+          <w:p>
+            <w:pPr>
+              <w:spacing w:after="0" w:line="240" w:lineRule="auto"/>
+              <w:rPr>
+                <w:rFonts w:ascii="Calibri" w:eastAsia="Times New Roman" w:hAnsi="Calibri" w:cs="Calibri"/>
+                <w:color w:val="000000"/>
+                <w:lang w:val="it-IT"/>
+              </w:rPr>
+            </w:pPr>
+            <w:r>
+              <w:rPr>
+                <w:rFonts w:ascii="Calibri" w:eastAsia="Times New Roman" w:hAnsi="Calibri" w:cs="Calibri"/>
+                <w:color w:val="000000"/>
+                <w:lang w:val="it-IT"/>
+              </w:rPr>
+              <w:t>BrakePedal</w:t>
+            </w:r>
+          </w:p>
+        </w:tc>
+        <w:tc>
+          <w:tcPr>
+            <w:tcW w:w="1129" w:type="dxa"/>
+            <w:tcBorders>
+              <w:top w:val="single" w:sz="4" w:space="0" w:color="auto"/>
+              <w:left w:val="nil"/>
+              <w:bottom w:val="single" w:sz="4" w:space="0" w:color="auto"/>
+              <w:right w:val="single" w:sz="4" w:space="0" w:color="auto"/>
+            </w:tcBorders>
+            <w:shd w:val="clear" w:color="auto" w:fill="auto"/>
+            <w:noWrap/>
+            <w:vAlign w:val="bottom"/>
+          </w:tcPr>
+          <w:p>
+            <w:pPr>
+              <w:spacing w:after="0" w:line="240" w:lineRule="auto"/>
+              <w:rPr>
+                <w:rFonts w:ascii="Calibri" w:eastAsia="Times New Roman" w:hAnsi="Calibri" w:cs="Calibri"/>
+                <w:color w:val="000000"/>
+                <w:lang w:val="it-IT"/>
+              </w:rPr>
+            </w:pPr>
+            <w:r>
+              <w:rPr>
+                <w:rFonts w:ascii="Calibri" w:eastAsia="Times New Roman" w:hAnsi="Calibri" w:cs="Calibri"/>
+                <w:color w:val="000000"/>
+                <w:lang w:val="it-IT"/>
+              </w:rPr>
+              <w:t>%</w:t>
+            </w:r>
+          </w:p>
+        </w:tc>
+        <w:tc>
+          <w:tcPr>
+            <w:tcW w:w="5386" w:type="dxa"/>
+            <w:tcBorders>
+              <w:top w:val="single" w:sz="4" w:space="0" w:color="auto"/>
+              <w:left w:val="nil"/>
+              <w:bottom w:val="single" w:sz="4" w:space="0" w:color="auto"/>
+              <w:right w:val="single" w:sz="4" w:space="0" w:color="auto"/>
+            </w:tcBorders>
+            <w:shd w:val="clear" w:color="auto" w:fill="auto"/>
+            <w:noWrap/>
+            <w:vAlign w:val="bottom"/>
+          </w:tcPr>
+          <w:p>
+            <w:pPr>
+              <w:spacing w:after="0" w:line="240" w:lineRule="auto"/>
+              <w:rPr>
+                <w:rFonts w:ascii="Calibri" w:eastAsia="Times New Roman" w:hAnsi="Calibri" w:cs="Calibri"/>
+                <w:color w:val="000000"/>
+              </w:rPr>
+            </w:pPr>
+            <w:r>
+              <w:rPr>
+                <w:rFonts w:ascii="Calibri" w:eastAsia="Times New Roman" w:hAnsi="Calibri" w:cs="Calibri"/>
+                <w:color w:val="000000"/>
+              </w:rPr>
+              <w:t>Brake pedal press percentage (from 0 to 100%)</w:t>
             </w:r>
           </w:p>
         </w:tc>
@@ -16428,7 +16674,7 @@
                 <w:color w:val="000000"/>
                 <w:lang w:val="it-IT"/>
               </w:rPr>
-              <w:t>Power And Torque</w:t>
+              <w:t>Power and torque</w:t>
             </w:r>
           </w:p>
         </w:tc>
@@ -16465,7 +16711,7 @@
                 <w:rFonts w:ascii="Calibri" w:eastAsia="Times New Roman" w:hAnsi="Calibri" w:cs="Calibri"/>
                 <w:color w:val="000000"/>
               </w:rPr>
-              <w:t>Oil Press.%Water T</w:t>
+              <w:t>Oil Press.&amp;Water T</w:t>
             </w:r>
           </w:p>
         </w:tc>
@@ -16729,7 +16975,7 @@
                 <w:rFonts w:ascii="Calibri" w:eastAsia="Times New Roman" w:hAnsi="Calibri" w:cs="Calibri"/>
                 <w:color w:val="000000"/>
               </w:rPr>
-              <w:t>Battery State of charge and Current in ampere (positive values indcates charge, while negative values indicates discharge)</w:t>
+              <w:t>Battery State of charge and Current in ampere (positive values indicate charge, while negative values indicate discharge)</w:t>
             </w:r>
           </w:p>
         </w:tc>
@@ -18047,7 +18293,7 @@
                 <w:rFonts w:ascii="Calibri" w:eastAsia="Times New Roman" w:hAnsi="Calibri" w:cs="Calibri"/>
                 <w:color w:val="000000"/>
               </w:rPr>
-              <w:t>Battery charge current (positive values mean in charge, negative values mean discharge)</w:t>
+              <w:t>Battery charge current (positive values mean charge, negative values mean discharge)</w:t>
             </w:r>
           </w:p>
         </w:tc>
@@ -18775,7 +19021,7 @@
                 <w:rFonts w:ascii="Calibri" w:eastAsia="Times New Roman" w:hAnsi="Calibri" w:cs="Calibri"/>
                 <w:color w:val="000000"/>
               </w:rPr>
-              <w:t>EXAUST GAS</w:t>
+              <w:t>EXHAUST GAS</w:t>
             </w:r>
           </w:p>
         </w:tc>
@@ -20446,7 +20692,7 @@
                 <w:rFonts w:ascii="Calibri" w:eastAsia="Times New Roman" w:hAnsi="Calibri" w:cs="Calibri"/>
                 <w:color w:val="000000"/>
               </w:rPr>
-              <w:t>Diesel consume</w:t>
+              <w:t>Fuel consumption</w:t>
             </w:r>
           </w:p>
         </w:tc>
@@ -20548,7 +20794,7 @@
                 <w:rFonts w:ascii="Calibri" w:eastAsia="Times New Roman" w:hAnsi="Calibri" w:cs="Calibri"/>
                 <w:color w:val="000000"/>
               </w:rPr>
-              <w:t>Debimeter temperature</w:t>
+              <w:t>Air flow meter (MAF) temperature</w:t>
             </w:r>
           </w:p>
         </w:tc>
@@ -20745,7 +20991,7 @@
                 <w:rFonts w:ascii="Calibri" w:eastAsia="Times New Roman" w:hAnsi="Calibri" w:cs="Calibri"/>
                 <w:color w:val="000000"/>
               </w:rPr>
-              <w:t>It Indicates whether the acoustic warning system for the seat belts is enabled (ON) or not (OFF)</w:t>
+              <w:t>Indicates whether the acoustic warning system for the seat belts is enabled (ON) or not (OFF)</w:t>
             </w:r>
           </w:p>
         </w:tc>
@@ -20945,13 +21191,6 @@
             <w:r>
               <w:t>Time taken to accelerate from 100 to 200 km/h. Once the vehicle exceeds 100 km/h, the status changes to GO. After a timeout, if the required speed is not reached, MISS is displayed. Once the vehicle exceeds 200 km/h, the elapsed time is shown in seconds.</w:t>
             </w:r>
-            <w:r>
-              <w:rPr>
-                <w:rFonts w:ascii="Calibri" w:eastAsia="Times New Roman" w:hAnsi="Calibri" w:cs="Calibri"/>
-                <w:color w:val="000000"/>
-              </w:rPr>
-              <w:t>.</w:t>
-            </w:r>
           </w:p>
         </w:tc>
       </w:tr>
@@ -21051,7 +21290,7 @@
                 <w:rFonts w:ascii="Calibri" w:eastAsia="Times New Roman" w:hAnsi="Calibri" w:cs="Calibri"/>
                 <w:color w:val="000000"/>
               </w:rPr>
-              <w:t>Best time in seconds from 0 to 100 km/h permanently stored in baccable</w:t>
+              <w:t>Best time in seconds from 0 to 100 km/h permanently stored in the BACCABLE</w:t>
             </w:r>
           </w:p>
         </w:tc>
@@ -21152,7 +21391,108 @@
                 <w:rFonts w:ascii="Calibri" w:eastAsia="Times New Roman" w:hAnsi="Calibri" w:cs="Calibri"/>
                 <w:color w:val="000000"/>
               </w:rPr>
-              <w:t>Best time in seconds from 100 to 200 km/h permanently stored in baccable</w:t>
+              <w:t>Best time in seconds from 100 to 200 km/h permanently stored in the BACCABLE</w:t>
+            </w:r>
+          </w:p>
+        </w:tc>
+      </w:tr>
+      <w:tr>
+        <w:trPr>
+          <w:cantSplit/>
+          <w:trHeight w:val="300"/>
+          <w:jc w:val="center"/>
+        </w:trPr>
+        <w:tc>
+          <w:tcPr>
+            <w:tcW w:w="1985" w:type="dxa"/>
+            <w:tcBorders>
+              <w:top w:val="single" w:sz="4" w:space="0" w:color="auto"/>
+              <w:left w:val="single" w:sz="4" w:space="0" w:color="auto"/>
+              <w:bottom w:val="single" w:sz="4" w:space="0" w:color="auto"/>
+              <w:right w:val="single" w:sz="4" w:space="0" w:color="auto"/>
+            </w:tcBorders>
+            <w:shd w:val="clear" w:color="auto" w:fill="auto"/>
+            <w:noWrap/>
+            <w:vAlign w:val="center"/>
+          </w:tcPr>
+          <w:p>
+            <w:pPr>
+              <w:spacing w:after="0" w:line="240" w:lineRule="auto"/>
+              <w:rPr>
+                <w:rFonts w:ascii="Calibri" w:eastAsia="Times New Roman" w:hAnsi="Calibri" w:cs="Calibri"/>
+                <w:color w:val="000000"/>
+                <w:lang w:val="it-IT"/>
+              </w:rPr>
+            </w:pPr>
+            <w:r>
+              <w:rPr>
+                <w:rFonts w:ascii="Calibri" w:eastAsia="Times New Roman" w:hAnsi="Calibri" w:cs="Calibri"/>
+                <w:color w:val="000000"/>
+                <w:lang w:val="it-IT"/>
+              </w:rPr>
+              <w:t>BrakePedal</w:t>
+            </w:r>
+          </w:p>
+        </w:tc>
+        <w:tc>
+          <w:tcPr>
+            <w:tcW w:w="1129" w:type="dxa"/>
+            <w:tcBorders>
+              <w:top w:val="single" w:sz="4" w:space="0" w:color="auto"/>
+              <w:left w:val="nil"/>
+              <w:bottom w:val="single" w:sz="4" w:space="0" w:color="auto"/>
+              <w:right w:val="single" w:sz="4" w:space="0" w:color="auto"/>
+            </w:tcBorders>
+            <w:shd w:val="clear" w:color="auto" w:fill="auto"/>
+            <w:noWrap/>
+            <w:vAlign w:val="bottom"/>
+          </w:tcPr>
+          <w:p>
+            <w:pPr>
+              <w:spacing w:after="0" w:line="240" w:lineRule="auto"/>
+              <w:rPr>
+                <w:rFonts w:ascii="Calibri" w:eastAsia="Times New Roman" w:hAnsi="Calibri" w:cs="Calibri"/>
+                <w:color w:val="000000"/>
+                <w:lang w:val="it-IT"/>
+              </w:rPr>
+            </w:pPr>
+            <w:r>
+              <w:rPr>
+                <w:rFonts w:ascii="Calibri" w:eastAsia="Times New Roman" w:hAnsi="Calibri" w:cs="Calibri"/>
+                <w:color w:val="000000"/>
+                <w:lang w:val="it-IT"/>
+              </w:rPr>
+              <w:t>%</w:t>
+            </w:r>
+          </w:p>
+        </w:tc>
+        <w:tc>
+          <w:tcPr>
+            <w:tcW w:w="5386" w:type="dxa"/>
+            <w:tcBorders>
+              <w:top w:val="single" w:sz="4" w:space="0" w:color="auto"/>
+              <w:left w:val="nil"/>
+              <w:bottom w:val="single" w:sz="4" w:space="0" w:color="auto"/>
+              <w:right w:val="single" w:sz="4" w:space="0" w:color="auto"/>
+            </w:tcBorders>
+            <w:shd w:val="clear" w:color="auto" w:fill="auto"/>
+            <w:noWrap/>
+            <w:vAlign w:val="bottom"/>
+          </w:tcPr>
+          <w:p>
+            <w:pPr>
+              <w:spacing w:after="0" w:line="240" w:lineRule="auto"/>
+              <w:rPr>
+                <w:rFonts w:ascii="Calibri" w:eastAsia="Times New Roman" w:hAnsi="Calibri" w:cs="Calibri"/>
+                <w:color w:val="000000"/>
+              </w:rPr>
+            </w:pPr>
+            <w:r>
+              <w:rPr>
+                <w:rFonts w:ascii="Calibri" w:eastAsia="Times New Roman" w:hAnsi="Calibri" w:cs="Calibri"/>
+                <w:color w:val="000000"/>
+              </w:rPr>
+              <w:t>Brake pedal press percentage (from 0 to 100%)</w:t>
             </w:r>
           </w:p>
         </w:tc>
@@ -21176,11 +21516,7 @@
         </w:rPr>
       </w:pPr>
       <w:r>
-        <w:rPr>
-          <w:b/>
-          <w:bCs/>
-        </w:rPr>
-        <w:t xml:space="preserve">Note: Each param can be hidden or shown from the PARAMS SETUP MENU. </w:t>
+        <w:t>You can select the parameters of the SHOW PARAMS menu that you want to hide through the PARAMS SETUP MENU, accessible from the main menu.</w:t>
       </w:r>
       <w:r>
         <w:rPr>
@@ -21199,7 +21535,7 @@
           <w:color w:val="auto"/>
         </w:rPr>
       </w:pPr>
-      <w:bookmarkStart w:id="30" w:name="_Toc239527162"/>
+      <w:bookmarkStart w:id="30" w:name="_Toc243860544"/>
       <w:r>
         <w:rPr>
           <w:rStyle w:val="Enfasigrassetto"/>
@@ -21240,7 +21576,7 @@
         <w:t xml:space="preserve">Brief description: </w:t>
       </w:r>
       <w:r>
-        <w:t>Redirect the internal CAN bus messages to OBD peripherals that asks for a specific parameter. This allows displaying parameters on a smartphone that are normally not accessible using just the ELM327.</w:t>
+        <w:t>Redirects the internal CAN bus messages to OBD devices that ask for a specific parameter. This allows displaying parameters on a smartphone that are normally not accessible using just the ELM327.</w:t>
       </w:r>
     </w:p>
     <w:p>
@@ -21255,7 +21591,7 @@
         <w:t>Note:</w:t>
       </w:r>
       <w:r>
-        <w:t xml:space="preserve"> This is a function that can be enabled and disabled via the SETUP MENU described in paragraph 2.1</w:t>
+        <w:t xml:space="preserve"> This is a function that can be enabled and disabled via the SETUP MENU described in paragraph 2.1.</w:t>
       </w:r>
     </w:p>
     <w:p>
@@ -21268,7 +21604,7 @@
         <w:jc w:val="both"/>
       </w:pPr>
       <w:r>
-        <w:t>You can route native messages encapsulating them in uds parameter response, in order to make them available to diagnostic requests performed with OBD (you can get parameters commonly not available in OBD apps). This functionality performs the following: Upon receive of UDS request with message id 0x18DABAF1 having message data 0622xzyyyyyyyy, Baccable will understand the following:</w:t>
+        <w:t>You can route native messages by encapsulating them in UDS parameter responses, in order to make them available to diagnostic requests performed with OBD (you can get parameters commonly not available in OBD apps). This functionality performs the following: Upon receiving a UDS request with message ID 0x18DABAF1 and message data 0622xzyyyyyyyy, Baccable will understand the following:</w:t>
       </w:r>
     </w:p>
     <w:p>
@@ -21280,7 +21616,7 @@
         <w:jc w:val="both"/>
       </w:pPr>
       <w:r>
-        <w:t>0x18DABAF1 identifies that the message is a Route request (request to route a native message to the diagnostic)</w:t>
+        <w:t>0x18DABAF1 identifies that the message is a Route request (request to route a native message to the diagnostic tool)</w:t>
       </w:r>
     </w:p>
     <w:p>
@@ -21292,7 +21628,7 @@
         <w:jc w:val="both"/>
       </w:pPr>
       <w:r>
-        <w:t>The route is done just one time (one packet) to avoid bus flood, and it routes only 5 bytes of the requested message</w:t>
+        <w:t>The routing is done only once (one packet) to avoid flooding the bus, and it routes only 5 bytes of the requested message</w:t>
       </w:r>
     </w:p>
     <w:p>
@@ -21304,7 +21640,7 @@
         <w:jc w:val="both"/>
       </w:pPr>
       <w:r>
-        <w:t>x (first nibble of third byte of the can message) can be 0 (std Id) or 1 (Ext Id).</w:t>
+        <w:t>x (first nibble of the third byte of the CAN message) can be 0 (std Id) or 1 (Ext Id).</w:t>
       </w:r>
     </w:p>
     <w:p>
@@ -21316,7 +21652,7 @@
         <w:jc w:val="both"/>
       </w:pPr>
       <w:r>
-        <w:t>z (second nibble of third byte of the can message) is the offset of the message to route. the number of bytes routed will be only 5. offset will set the part of the message to route</w:t>
+        <w:t>z (second nibble of the third byte of the CAN message) is the offset of the message to route. The number of bytes routed will be only 5. The offset sets the part of the message to route.</w:t>
       </w:r>
     </w:p>
     <w:p>
@@ -21328,7 +21664,7 @@
         <w:jc w:val="both"/>
       </w:pPr>
       <w:r>
-        <w:t>yyyyyyyy is the requested msg id right aligned.</w:t>
+        <w:t>yyyyyyyy is the requested message ID, right-aligned.</w:t>
       </w:r>
     </w:p>
     <w:p>
@@ -21351,7 +21687,7 @@
         <w:ind w:left="709" w:hanging="567"/>
       </w:pPr>
       <w:r>
-        <w:t>Diagnostic sends msgID 0x18DABAF1 with data 062201000004B2</w:t>
+        <w:t>The diagnostic tool sends msgID 0x18DABAF1 with data 062201000004B2</w:t>
       </w:r>
     </w:p>
     <w:p>
@@ -21359,7 +21695,7 @@
         <w:ind w:left="709" w:hanging="567"/>
       </w:pPr>
       <w:r>
-        <w:t>BACCABLE replies msgID 0x18DAF1BA with data 076201AABBCCDDEE where AA is the second byte of the original 0x4b2 message</w:t>
+        <w:t>BACCABLE replies with msgID 0x18DAF1BA with data 076201AABBCCDDEE where AA is the second byte of the original 0x4b2 message</w:t>
       </w:r>
     </w:p>
     <w:p>
@@ -21382,7 +21718,7 @@
         <w:ind w:left="709" w:hanging="567"/>
       </w:pPr>
       <w:r>
-        <w:t>Diagnostic sends msgID 0x18DABAF1 with data 062210E10204B2</w:t>
+        <w:t>The diagnostic tool sends msgID 0x18DABAF1 with data 062210E10204B2</w:t>
       </w:r>
     </w:p>
     <w:p>
@@ -21390,7 +21726,7 @@
         <w:ind w:left="709" w:hanging="567"/>
       </w:pPr>
       <w:r>
-        <w:t>BACCABLE replies msgID 0x18DAF1BA with data 076210AABBCCDDEE where AA is the first byte of the original 0xE10204B2 message</w:t>
+        <w:t>BACCABLE replies with msgID 0x18DAF1BA with data 076210AABBCCDDEE where AA is the first byte of the original 0xE10204B2 message</w:t>
       </w:r>
     </w:p>
     <w:p/>
@@ -21414,7 +21750,7 @@
           <w:noProof/>
         </w:rPr>
         <w:drawing>
-          <wp:inline distT="0" distB="0" distL="0" distR="0" wp14:anchorId="27F4E8C8" wp14:editId="4CB22502">
+          <wp:inline distT="0" distB="0" distL="0" distR="0" wp14:anchorId="2EE4D1C0" wp14:editId="1B4F6E78">
             <wp:extent cx="3785732" cy="2513121"/>
             <wp:effectExtent l="0" t="0" r="5715" b="1905"/>
             <wp:docPr id="1308484496" name="Immagine 6"/>
@@ -21498,7 +21834,7 @@
           <w:color w:val="auto"/>
         </w:rPr>
       </w:pPr>
-      <w:bookmarkStart w:id="32" w:name="_Toc239527163"/>
+      <w:bookmarkStart w:id="32" w:name="_Toc243860545"/>
       <w:r>
         <w:rPr>
           <w:rStyle w:val="Enfasigrassetto"/>
@@ -21514,7 +21850,7 @@
           <w:color w:val="auto"/>
         </w:rPr>
         <w:tab/>
-        <w:t>ESC+TC Selector</w:t>
+        <w:t>ESC+TC Customizator</w:t>
       </w:r>
       <w:bookmarkEnd w:id="32"/>
     </w:p>
@@ -21535,7 +21871,7 @@
         <w:t xml:space="preserve">Brief description: </w:t>
       </w:r>
       <w:r>
-        <w:t>Enables and disables, if the race mode was previously enabled with a proxy alignment procedure (see para.2.19), the ESC (Electronic Stability Control) and TC (Traction Control). It is activated by pressing the button on the left lever (Lane) for at least 3 seconds. When activated, the “ESC OFF” indicator and the collision avoidance disabled icon will be shown on the dashboard, together with standard race masks.</w:t>
+        <w:t>Enables and disables, if the race mode was previously enabled with a proxy alignment procedure (see para.2.19), the ESC (Electronic Stability Control) and TC (Traction Control). It is activated by pressing the button on the left lever (Lane) for at least 3 seconds. When activated, the “ESC OFF” indicator and the collision avoidance disabled icon will be shown on the dashboard, together with the masks typical of the Race driving style.</w:t>
       </w:r>
     </w:p>
     <w:p>
@@ -21587,7 +21923,7 @@
           <w:color w:val="auto"/>
         </w:rPr>
       </w:pPr>
-      <w:bookmarkStart w:id="33" w:name="_Toc239527164"/>
+      <w:bookmarkStart w:id="33" w:name="_Toc243860546"/>
       <w:r>
         <w:rPr>
           <w:rStyle w:val="Enfasigrassetto"/>
@@ -21629,7 +21965,7 @@
         <w:t xml:space="preserve">Brief description: </w:t>
       </w:r>
       <w:r>
-        <w:t xml:space="preserve">Disables all controls (included ABS, ESC, TC…). This works on stock Giulia/Stelvio too. </w:t>
+        <w:t xml:space="preserve">Disables all controls (including ABS, ESC, TC…). This works on stock Giulia/Stelvio too. </w:t>
       </w:r>
     </w:p>
     <w:p>
@@ -21727,17 +22063,7 @@
         <w:t>Known issues:</w:t>
       </w:r>
       <w:r>
-        <w:t xml:space="preserve"> On some Giulia/Stelvio models, it may occasionally happen that some faults remain displayed on the dashboard after deactivating the function. In such cases, perform a vehicle ignition cycle, or select the </w:t>
-      </w:r>
-      <w:r>
-        <w:rPr>
-          <w:b/>
-          <w:bCs/>
-        </w:rPr>
-        <w:t>CLEAR FAULT</w:t>
-      </w:r>
-      <w:r>
-        <w:t xml:space="preserve"> function as described in section 2.13.</w:t>
+        <w:t xml:space="preserve"> On some Giulia/Stelvio models, it may occasionally happen that some faults remain displayed on the dashboard after deactivating the function. In such cases, perform a vehicle ignition cycle, or select the Clear Faults function described in section 2.13.</w:t>
       </w:r>
     </w:p>
     <w:p>
@@ -21776,7 +22102,7 @@
           <w:color w:val="auto"/>
         </w:rPr>
       </w:pPr>
-      <w:bookmarkStart w:id="34" w:name="_Toc239527165"/>
+      <w:bookmarkStart w:id="34" w:name="_Toc243860547"/>
       <w:r>
         <w:rPr>
           <w:rStyle w:val="Enfasigrassetto"/>
@@ -21817,7 +22143,7 @@
         <w:t xml:space="preserve">Brief description: </w:t>
       </w:r>
       <w:r>
-        <w:t>Detects the button presses on the Cruise Control keypad, replacing them with those of the Adaptive Cruise Control (ACC) keypad. This eliminates the need to purchase the ACC keypad on the steering wheel. It is dependent on performing a proxy alignment to enable ACC and disable CC</w:t>
+        <w:t>Detects the button presses on the Cruise Control keypad, replacing them with those of the Adaptive Cruise Control (ACC) keypad. This eliminates the need to purchase the ACC keypad on the steering wheel. It requires a proxy alignment to enable ACC and disable CC.</w:t>
       </w:r>
     </w:p>
     <w:bookmarkEnd w:id="17"/>
@@ -21890,7 +22216,7 @@
           <w:color w:val="auto"/>
         </w:rPr>
       </w:pPr>
-      <w:bookmarkStart w:id="35" w:name="_Toc239527166"/>
+      <w:bookmarkStart w:id="35" w:name="_Toc243860548"/>
       <w:r>
         <w:rPr>
           <w:rStyle w:val="Enfasigrassetto"/>
@@ -21928,7 +22254,7 @@
     </w:p>
     <w:p>
       <w:r>
-        <w:t xml:space="preserve">Once this function is enabled, the CLEAR FAULTS option will appear in the BACCABLE main menu. Pressing and immediately releasing the RES button (or DISTANCE button) will display the message </w:t>
+        <w:t xml:space="preserve">Once this function is enabled, the Clear Faults option will appear in the BACCABLE main menu. Pressing and immediately releasing the RES button (or DISTANCE button) will display the message </w:t>
       </w:r>
       <w:r>
         <w:rPr>
@@ -21945,7 +22271,7 @@
           <w:i/>
           <w:iCs/>
         </w:rPr>
-        <w:t>CLEAR FAULTS</w:t>
+        <w:t>Clear Faults</w:t>
       </w:r>
       <w:r>
         <w:t xml:space="preserve"> will reappear.</w:t>
@@ -21962,7 +22288,7 @@
           <w:color w:val="auto"/>
         </w:rPr>
       </w:pPr>
-      <w:bookmarkStart w:id="36" w:name="_Toc239527167"/>
+      <w:bookmarkStart w:id="36" w:name="_Toc243860549"/>
       <w:r>
         <w:rPr>
           <w:rStyle w:val="Enfasigrassetto"/>
@@ -22016,7 +22342,7 @@
           <w:color w:val="auto"/>
         </w:rPr>
       </w:pPr>
-      <w:bookmarkStart w:id="37" w:name="_Toc239527168"/>
+      <w:bookmarkStart w:id="37" w:name="_Toc243860550"/>
       <w:r>
         <w:rPr>
           <w:rStyle w:val="Enfasigrassetto"/>
@@ -22099,7 +22425,7 @@
           <w:color w:val="auto"/>
         </w:rPr>
       </w:pPr>
-      <w:bookmarkStart w:id="38" w:name="_Toc239527169"/>
+      <w:bookmarkStart w:id="38" w:name="_Toc243860551"/>
       <w:r>
         <w:rPr>
           <w:rStyle w:val="Enfasigrassetto"/>
@@ -22137,7 +22463,7 @@
         <w:t>Brief description:</w:t>
       </w:r>
       <w:r>
-        <w:t xml:space="preserve"> Activates and deactivates the front brakes via the RES button (or DISTANCE button) on the steering wheel.. This function implements the commonly called “launch assist” and “burn out”.</w:t>
+        <w:t xml:space="preserve"> Activates and deactivates the front brakes via the RES button (or DISTANCE button) on the steering wheel. This function implements what are commonly called “launch assist” and “burn out”.</w:t>
       </w:r>
     </w:p>
     <w:p>
@@ -22179,7 +22505,7 @@
         </w:rPr>
       </w:pPr>
       <w:bookmarkStart w:id="39" w:name="_Toc205138696"/>
-      <w:bookmarkStart w:id="40" w:name="_Toc239527170"/>
+      <w:bookmarkStart w:id="40" w:name="_Toc243860552"/>
       <w:r>
         <w:rPr>
           <w:rStyle w:val="Enfasigrassetto"/>
@@ -22202,7 +22528,7 @@
     </w:p>
     <w:p>
       <w:r>
-        <w:t>By Moving to the Baccable ‘s main menu, on the “Front Brake Normal” item, with the engine running, without engaged handbrake, and the brake pedal released, by p ressing and immediately releasing the RES button (or DISTANCE button) on the steering wheel will change the menu to display “Front Brake ASSIST” and the brake will engage. Only front brakes will be engaged.</w:t>
+        <w:t>In the Baccable main menu, on the “Front Brake Normal” item, with the engine running, the handbrake released and the brake pedal released, press and immediately release the RES button (or DISTANCE button) on the steering wheel: the menu will display “Front Brake Assist” and the brake will engage. Only the front brakes will be engaged.</w:t>
       </w:r>
     </w:p>
     <w:p>
@@ -22231,7 +22557,7 @@
         </w:rPr>
       </w:pPr>
       <w:bookmarkStart w:id="41" w:name="_Toc205138697"/>
-      <w:bookmarkStart w:id="42" w:name="_Toc239527171"/>
+      <w:bookmarkStart w:id="42" w:name="_Toc243860553"/>
       <w:r>
         <w:rPr>
           <w:rStyle w:val="Enfasigrassetto"/>
@@ -22257,7 +22583,7 @@
         <w:jc w:val="both"/>
       </w:pPr>
       <w:r>
-        <w:t>By moving to the Baccable’s main menu, on the “Front Brake Normal” item, with the engine running, the car without the handbrake engaged, and the brake pedal released, pressing and immediately releasing the RES button (or DISTANCE button) on the steering wheel, the menu will display “Front Brake Assist” and the brake engagement will be perceptible. Only the calipers of the front wheels will be activated. Pressing the RES button again, the dashboard will display the message “Front Brake FORCED”.</w:t>
+        <w:t>In the Baccable main menu, on the “Front Brake Normal” item, with the engine running, the handbrake released and the brake pedal released, press and immediately release the RES button (or DISTANCE button) on the steering wheel: the menu will display “Front Brake Assist” and the brake engagement will be perceptible. Only the calipers of the front wheels will be activated. When the RES button is pressed again, the dashboard displays the message “Front Brake FORCED”.</w:t>
       </w:r>
     </w:p>
     <w:p>
@@ -22282,7 +22608,7 @@
         <w:t>Note 3:</w:t>
       </w:r>
       <w:r>
-        <w:t xml:space="preserve"> For a proper burnout on 2WD vehicles, it is mandatory to first disable stability controls by activating the DYNO function. Then activate the front brakes using the function described in this section. After a few seconds of throttle application and once smoke appears from the rear tires, press the button again to release the front brakes.</w:t>
+        <w:t xml:space="preserve"> For a good burnout on 2WD vehicles, the controls must be disabled by first activating the DYNO function; then activate the front brakes with the function described in this paragraph and, a few seconds after pressing the accelerator, when smoke appears on the rear tyres, press the RES button to release the front brakes.</w:t>
       </w:r>
     </w:p>
     <w:p>
@@ -22333,7 +22659,7 @@
           <w:color w:val="auto"/>
         </w:rPr>
       </w:pPr>
-      <w:bookmarkStart w:id="43" w:name="_Toc239527172"/>
+      <w:bookmarkStart w:id="43" w:name="_Toc243860554"/>
       <w:r>
         <w:rPr>
           <w:rStyle w:val="Enfasigrassetto"/>
@@ -22380,7 +22706,7 @@
           <w:color w:val="auto"/>
         </w:rPr>
       </w:pPr>
-      <w:bookmarkStart w:id="44" w:name="_Toc239527173"/>
+      <w:bookmarkStart w:id="44" w:name="_Toc243860555"/>
       <w:r>
         <w:rPr>
           <w:rStyle w:val="Enfasigrassetto"/>
@@ -22400,36 +22726,258 @@
       </w:r>
       <w:bookmarkEnd w:id="44"/>
     </w:p>
-    <w:p/>
-    <w:p>
-      <w:pPr>
-        <w:ind w:left="426" w:hanging="426"/>
+    <w:p>
+      <w:pPr>
         <w:jc w:val="both"/>
+        <w:rPr>
+          <w:lang w:val="en-US"/>
+        </w:rPr>
+      </w:pPr>
+    </w:p>
+    <w:p>
+      <w:pPr>
+        <w:jc w:val="both"/>
+        <w:rPr>
+          <w:lang w:val="en-US"/>
+        </w:rPr>
       </w:pPr>
       <w:r>
         <w:rPr>
           <w:b/>
           <w:bCs/>
-        </w:rPr>
-        <w:t>Brief description:</w:t>
-      </w:r>
-      <w:r>
-        <w:t xml:space="preserve"> Allows you to read fault codes from the vehicle’s control units (for now, only from the Body Computer)</w:t>
+          <w:lang w:val="en-US"/>
+        </w:rPr>
+        <w:t xml:space="preserve">Brief description: </w:t>
+      </w:r>
+      <w:r>
+        <w:rPr>
+          <w:lang w:val="en-US"/>
+        </w:rPr>
+        <w:t>Reads the present or stored faults from the vehicle control units: Body Computer (BODY), engine control unit (ECM) and ABS, and shows them on the dashboard one at a time.</w:t>
       </w:r>
     </w:p>
     <w:p>
       <w:pPr>
         <w:jc w:val="both"/>
-      </w:pPr>
-      <w:r>
-        <w:t>The READ FAULTS function must first be activated by accessing the MAIN SETUP MENU, selecting the READ FAULTS function, and then selecting SAVE&amp;EXIT to permanently save the setting. A new item, READ FAULTS, will now appear in the main menu. Pressing the RES or DISTANCE button (on the steering wheel) after navigating to the READ FAULTS item in the BACCABLE main menu will show a WAIT indication, signalling that you need to wait while the faults are read from the vehicle’s control unit. Once reading is complete, a submenu will automatically open showing the detected faults, identified by their error code and the name of the control unit they belong to. You can then scroll through the list using the up-down buttons on the Cruise Control keypad. To return to the main menu, simply press the RES or DISTANCE button on the steering wheel again.</w:t>
-      </w:r>
-    </w:p>
-    <w:p>
-      <w:pPr>
+        <w:rPr>
+          <w:lang w:val="en-US"/>
+        </w:rPr>
+      </w:pPr>
+      <w:r>
+        <w:rPr>
+          <w:lang w:val="en-US"/>
+        </w:rPr>
+        <w:t>The READ FAULTS function must first be activated by accessing the MAIN SETUP MENU, selecting the READ FAULTS function, and then selecting SAVE&amp;EXIT to permanently save the setting. The Read Faults item will then appear in the main menu. Pressing the RES or DISTANCE button (on the steering wheel) on that item shows the WAIT indication while the faults are read, in the following order:</w:t>
+      </w:r>
+    </w:p>
+    <w:p>
+      <w:pPr>
+        <w:pStyle w:val="Paragrafoelenco"/>
+        <w:numPr>
+          <w:ilvl w:val="0"/>
+          <w:numId w:val="20"/>
+        </w:numPr>
+        <w:jc w:val="both"/>
+        <w:rPr>
+          <w:lang w:val="en-US"/>
+        </w:rPr>
+      </w:pPr>
+      <w:r>
         <w:rPr>
           <w:b/>
           <w:bCs/>
+          <w:lang w:val="en-US"/>
+        </w:rPr>
+        <w:t>BODY</w:t>
+      </w:r>
+      <w:r>
+        <w:rPr>
+          <w:lang w:val="en-US"/>
+        </w:rPr>
+        <w:t>: the Body Computer;</w:t>
+      </w:r>
+    </w:p>
+    <w:p>
+      <w:pPr>
+        <w:pStyle w:val="Paragrafoelenco"/>
+        <w:numPr>
+          <w:ilvl w:val="0"/>
+          <w:numId w:val="20"/>
+        </w:numPr>
+        <w:jc w:val="both"/>
+        <w:rPr>
+          <w:lang w:val="en-US"/>
+        </w:rPr>
+      </w:pPr>
+      <w:r>
+        <w:rPr>
+          <w:b/>
+          <w:bCs/>
+          <w:lang w:val="en-US"/>
+        </w:rPr>
+        <w:t>ECM</w:t>
+      </w:r>
+      <w:r>
+        <w:rPr>
+          <w:lang w:val="en-US"/>
+        </w:rPr>
+        <w:t>: the engine control unit, if the fault list is not already full;</w:t>
+      </w:r>
+    </w:p>
+    <w:p>
+      <w:pPr>
+        <w:pStyle w:val="Paragrafoelenco"/>
+        <w:numPr>
+          <w:ilvl w:val="0"/>
+          <w:numId w:val="20"/>
+        </w:numPr>
+        <w:jc w:val="both"/>
+        <w:rPr>
+          <w:lang w:val="en-US"/>
+        </w:rPr>
+      </w:pPr>
+      <w:r>
+        <w:rPr>
+          <w:b/>
+          <w:bCs/>
+          <w:lang w:val="en-US"/>
+        </w:rPr>
+        <w:t>ABS</w:t>
+      </w:r>
+      <w:r>
+        <w:rPr>
+          <w:lang w:val="en-US"/>
+        </w:rPr>
+        <w:t>: if the list is still not full. The ABS is not read if the DYNO or BRAKES OVERRIDE functions are active at that moment, since they are already using it.</w:t>
+      </w:r>
+    </w:p>
+    <w:p>
+      <w:pPr>
+        <w:jc w:val="both"/>
+        <w:rPr>
+          <w:lang w:val="en-US"/>
+        </w:rPr>
+      </w:pPr>
+      <w:r>
+        <w:rPr>
+          <w:lang w:val="en-US"/>
+        </w:rPr>
+        <w:t>Once reading is complete, a submenu opens automatically showing one fault per line, preceded by the name of the control unit and followed by the counter, with the code in the standard format used by diagnostic tools (letter P, C, B or U, four digits and, after the dash, the fault type). For example:</w:t>
+      </w:r>
+    </w:p>
+    <w:p>
+      <w:pPr>
+        <w:pStyle w:val="Paragrafoelenco"/>
+        <w:numPr>
+          <w:ilvl w:val="0"/>
+          <w:numId w:val="20"/>
+        </w:numPr>
+        <w:jc w:val="both"/>
+        <w:rPr>
+          <w:lang w:val="en-US"/>
+        </w:rPr>
+      </w:pPr>
+      <w:r>
+        <w:rPr>
+          <w:lang w:val="en-US"/>
+        </w:rPr>
+        <w:t>BODY B10AA-4A 1/3</w:t>
+      </w:r>
+    </w:p>
+    <w:p>
+      <w:pPr>
+        <w:pStyle w:val="Paragrafoelenco"/>
+        <w:numPr>
+          <w:ilvl w:val="0"/>
+          <w:numId w:val="20"/>
+        </w:numPr>
+        <w:jc w:val="both"/>
+        <w:rPr>
+          <w:lang w:val="en-US"/>
+        </w:rPr>
+      </w:pPr>
+      <w:r>
+        <w:rPr>
+          <w:lang w:val="en-US"/>
+        </w:rPr>
+        <w:t>ECM  P0420-00 2/3</w:t>
+      </w:r>
+    </w:p>
+    <w:p>
+      <w:pPr>
+        <w:pStyle w:val="Paragrafoelenco"/>
+        <w:numPr>
+          <w:ilvl w:val="0"/>
+          <w:numId w:val="20"/>
+        </w:numPr>
+        <w:jc w:val="both"/>
+        <w:rPr>
+          <w:lang w:val="en-US"/>
+        </w:rPr>
+      </w:pPr>
+      <w:r>
+        <w:rPr>
+          <w:lang w:val="en-US"/>
+        </w:rPr>
+        <w:t>ABS  C0035-1C 3/3</w:t>
+      </w:r>
+    </w:p>
+    <w:p>
+      <w:pPr>
+        <w:jc w:val="both"/>
+        <w:rPr>
+          <w:lang w:val="en-US"/>
+        </w:rPr>
+      </w:pPr>
+      <w:r>
+        <w:rPr>
+          <w:lang w:val="en-US"/>
+        </w:rPr>
+        <w:t>Only present or stored faults are shown. The counter shows the position of the fault and the total number of faults detected; from the tenth fault onwards, for lack of space, only the position is shown. The list holds at most 20 faults. If there are no faults, NO FAULTS is shown. If the Body Computer does not answer, TIMEOUT is shown and the main menu is shown again; if instead the engine control unit or the ABS do not answer, the faults of the other control units are shown anyway.</w:t>
+      </w:r>
+    </w:p>
+    <w:p>
+      <w:pPr>
+        <w:jc w:val="both"/>
+        <w:rPr>
+          <w:lang w:val="en-US"/>
+        </w:rPr>
+      </w:pPr>
+      <w:r>
+        <w:rPr>
+          <w:lang w:val="en-US"/>
+        </w:rPr>
+        <w:t>You can scroll through the list using the up/down buttons of the Cruise Control keypad. To return to the main menu, simply press the RES or DISTANCE button on the steering wheel again.</w:t>
+      </w:r>
+    </w:p>
+    <w:p>
+      <w:pPr>
+        <w:jc w:val="both"/>
+        <w:rPr>
+          <w:lang w:val="en-US"/>
+        </w:rPr>
+      </w:pPr>
+      <w:r>
+        <w:rPr>
+          <w:b/>
+          <w:bCs/>
+          <w:lang w:val="en-US"/>
+        </w:rPr>
+        <w:lastRenderedPageBreak/>
+        <w:t xml:space="preserve">Note: </w:t>
+      </w:r>
+      <w:r>
+        <w:rPr>
+          <w:lang w:val="en-US"/>
+        </w:rPr>
+        <w:t>connecting to the ABS typically causes two unwanted effects due to the vehicle: ABS warnings are temporarily shown on the dashboard and the brake loses effectiveness for an instant.</w:t>
+      </w:r>
+    </w:p>
+    <w:p>
+      <w:pPr>
+        <w:jc w:val="both"/>
+        <w:rPr>
+          <w:lang w:val="en-US"/>
         </w:rPr>
       </w:pPr>
     </w:p>
@@ -22443,7 +22991,7 @@
         </w:rPr>
       </w:pPr>
       <w:bookmarkStart w:id="45" w:name="_Toc205138700"/>
-      <w:bookmarkStart w:id="46" w:name="_Toc239527174"/>
+      <w:bookmarkStart w:id="46" w:name="_Toc243860556"/>
       <w:r>
         <w:rPr>
           <w:rStyle w:val="Enfasigrassetto"/>
@@ -22467,90 +23015,62 @@
     <w:p>
       <w:pPr>
         <w:jc w:val="both"/>
+      </w:pPr>
+      <w:r>
         <w:rPr>
           <w:b/>
           <w:bCs/>
         </w:rPr>
+        <w:t xml:space="preserve">Brief description: </w:t>
+      </w:r>
+      <w:r>
+        <w:t>Hides the odometer blinking on the dashboard.</w:t>
+      </w:r>
+    </w:p>
+    <w:p>
+      <w:pPr>
+        <w:jc w:val="both"/>
       </w:pPr>
       <w:r>
         <w:rPr>
           <w:b/>
           <w:bCs/>
         </w:rPr>
-        <w:t>2.19</w:t>
-      </w:r>
+        <w:t xml:space="preserve">Note: </w:t>
+      </w:r>
+      <w:r>
+        <w:t>This is a function that can be enabled and disabled from the SETUP MENU described in para.2.1.</w:t>
+      </w:r>
+    </w:p>
+    <w:p>
+      <w:pPr>
+        <w:jc w:val="both"/>
+      </w:pPr>
+      <w:r>
+        <w:t>Typically, the odometer blinks to indicate an unsuccessful proxy alignment. Once this function is enabled, the odometer blinking will be stopped.</w:t>
+      </w:r>
+    </w:p>
+    <w:p>
+      <w:pPr>
+        <w:jc w:val="both"/>
+      </w:pPr>
+      <w:r>
+        <w:t>One of the applications of this function is summarized below:</w:t>
+      </w:r>
+    </w:p>
+    <w:p>
+      <w:pPr>
+        <w:jc w:val="both"/>
+      </w:pPr>
       <w:r>
         <w:rPr>
           <w:b/>
           <w:bCs/>
         </w:rPr>
-        <w:tab/>
-        <w:t>ODOMETER BLINK</w:t>
-      </w:r>
-    </w:p>
-    <w:p>
-      <w:pPr>
-        <w:jc w:val="both"/>
-      </w:pPr>
-      <w:r>
-        <w:rPr>
-          <w:b/>
-          <w:bCs/>
-        </w:rPr>
-        <w:t xml:space="preserve">Brief description: </w:t>
-      </w:r>
-      <w:r>
-        <w:t>Hides the odometer blinking on the dashboard.</w:t>
-      </w:r>
-    </w:p>
-    <w:p>
-      <w:pPr>
-        <w:jc w:val="both"/>
-      </w:pPr>
-      <w:r>
-        <w:rPr>
-          <w:b/>
-          <w:bCs/>
-        </w:rPr>
-        <w:t xml:space="preserve">Note: </w:t>
-      </w:r>
-      <w:r>
-        <w:t>This is a function that can be enabled and disabled from the SETUP MENU described in para.2.1.</w:t>
-      </w:r>
-    </w:p>
-    <w:p>
-      <w:pPr>
-        <w:jc w:val="both"/>
-      </w:pPr>
-      <w:r>
-        <w:t>Typically, the odometer blinks to indicate an unsuccessful proxy alignment. Once this function is enabled, the odometer blinking will be stopped.</w:t>
-      </w:r>
-    </w:p>
-    <w:p>
-      <w:pPr>
-        <w:jc w:val="both"/>
-      </w:pPr>
-      <w:r>
-        <w:t>One of the applications of this function is summarized below:</w:t>
-      </w:r>
-    </w:p>
-    <w:p>
-      <w:pPr>
-        <w:jc w:val="both"/>
-      </w:pPr>
-      <w:r>
-        <w:rPr>
-          <w:b/>
-          <w:bCs/>
-        </w:rPr>
         <w:t xml:space="preserve">Premise: </w:t>
       </w:r>
       <w:r>
-        <w:t xml:space="preserve">Proxy alignment is a procedure to be performed with Multiecuscan, an elm327 and suitable cables, which synchronizes the electronic control units (ECUs) with each other so that all modules recognize the current vehicle configuration. Among these configurations is the activation of race mode, which allows the ESC/TC function of the BACCABLE to be used without installing the RDNA selector. The </w:t>
-      </w:r>
-      <w:r>
-        <w:lastRenderedPageBreak/>
-        <w:t>activation of race mode via alignment procedure is well described at the following link: https://giuliatech.com/t/how-to-enable-race-mode-on-non-qv-giulia-2017-2024/21</w:t>
+        <w:t>Proxy alignment is a procedure to be performed with Multiecuscan, an elm327 and suitable cables, which synchronizes the electronic control units (ECUs) with each other so that all modules recognize the current vehicle configuration. Among these configurations is the activation of race mode, which allows the ESC/TC function of the BACCABLE to be used without installing the RDNA selector. The activation of race mode via alignment procedure is well described at the following link: https://giuliatech.com/t/how-to-enable-race-mode-on-non-qv-giulia-2017-2024/21</w:t>
       </w:r>
     </w:p>
     <w:p>
@@ -22603,7 +23123,7 @@
         </w:rPr>
       </w:pPr>
       <w:bookmarkStart w:id="47" w:name="_Toc205138701"/>
-      <w:bookmarkStart w:id="48" w:name="_Toc239527175"/>
+      <w:bookmarkStart w:id="48" w:name="_Toc243860557"/>
       <w:r>
         <w:rPr>
           <w:rStyle w:val="Enfasigrassetto"/>
@@ -22659,7 +23179,8 @@
         <w:jc w:val="both"/>
       </w:pPr>
       <w:r>
-        <w:t>By deselecting this function in the setup menu, the acoustic warning indicating unfastened seat belts is disabled. The setting is permanent even after removing the BACCABLE and may require a restart to take effect</w:t>
+        <w:lastRenderedPageBreak/>
+        <w:t>By deselecting this function in the setup menu, the acoustic warning indicating unfastened seat belts is disabled. The setting is permanent even after removing the BACCABLE and may require a restart to take effect.</w:t>
       </w:r>
     </w:p>
     <w:p>
@@ -22681,7 +23202,7 @@
         </w:rPr>
       </w:pPr>
       <w:bookmarkStart w:id="49" w:name="_Toc205138702"/>
-      <w:bookmarkStart w:id="50" w:name="_Toc239527176"/>
+      <w:bookmarkStart w:id="50" w:name="_Toc243860558"/>
       <w:r>
         <w:rPr>
           <w:rStyle w:val="Enfasigrassetto"/>
@@ -22756,7 +23277,6 @@
           <w:b/>
           <w:bCs/>
         </w:rPr>
-        <w:lastRenderedPageBreak/>
         <w:t>Note</w:t>
       </w:r>
       <w:r>
@@ -22765,7 +23285,7 @@
     </w:p>
     <w:p>
       <w:r>
-        <w:t>In the setup menu, the function can be set as follows (rotary menu activated by pressing the RES and DISTANCE buttons):</w:t>
+        <w:t>In the setup menu the function can be set as follows (rotating menu: each press of the RES button, or of the DISTANCE button, moves to the next value):</w:t>
       </w:r>
     </w:p>
     <w:p>
@@ -22911,7 +23431,7 @@
         </w:rPr>
       </w:pPr>
       <w:bookmarkStart w:id="51" w:name="_Toc208725411"/>
-      <w:bookmarkStart w:id="52" w:name="_Toc239527177"/>
+      <w:bookmarkStart w:id="52" w:name="_Toc243860559"/>
       <w:r>
         <w:rPr>
           <w:rStyle w:val="Enfasigrassetto"/>
@@ -22938,7 +23458,7 @@
         <w:jc w:val="both"/>
       </w:pPr>
       <w:r>
-        <w:t>It is accessible from the main menu and allows you to enable and disable each individual function of the baccable. See para. 2.1</w:t>
+        <w:t>It is accessible from the main menu and allows you to enable and disable each individual function of the baccable. See para. 2.1.</w:t>
       </w:r>
     </w:p>
     <w:p>
@@ -22951,13 +23471,14 @@
         </w:rPr>
       </w:pPr>
       <w:bookmarkStart w:id="53" w:name="_Toc208725412"/>
-      <w:bookmarkStart w:id="54" w:name="_Toc239527178"/>
+      <w:bookmarkStart w:id="54" w:name="_Toc243860560"/>
       <w:r>
         <w:rPr>
           <w:rStyle w:val="Enfasigrassetto"/>
           <w:rFonts w:asciiTheme="minorHAnsi" w:hAnsiTheme="minorHAnsi" w:cstheme="minorHAnsi"/>
           <w:color w:val="auto"/>
         </w:rPr>
+        <w:lastRenderedPageBreak/>
         <w:t>2.23</w:t>
       </w:r>
       <w:r>
@@ -22978,7 +23499,7 @@
         <w:jc w:val="both"/>
       </w:pPr>
       <w:r>
-        <w:t>It is accessible from the main menu and allows you to hide or show each individual parameter of the SHOW PARAMS menu. See para. 2.8</w:t>
+        <w:t>It is accessible from the main menu and allows you to hide or show each individual parameter of the SHOW PARAMS menu. See para. 2.8.</w:t>
       </w:r>
     </w:p>
     <w:p>
@@ -22991,7 +23512,7 @@
         </w:rPr>
       </w:pPr>
       <w:bookmarkStart w:id="55" w:name="_Toc208725413"/>
-      <w:bookmarkStart w:id="56" w:name="_Toc239527179"/>
+      <w:bookmarkStart w:id="56" w:name="_Toc243860561"/>
       <w:r>
         <w:rPr>
           <w:rStyle w:val="Enfasigrassetto"/>
@@ -23059,7 +23580,7 @@
         </w:rPr>
       </w:pPr>
       <w:bookmarkStart w:id="57" w:name="_Toc208725414"/>
-      <w:bookmarkStart w:id="58" w:name="_Toc239527180"/>
+      <w:bookmarkStart w:id="58" w:name="_Toc243860562"/>
       <w:r>
         <w:rPr>
           <w:rStyle w:val="Enfasigrassetto"/>
@@ -23131,7 +23652,6 @@
         <w:rPr>
           <w:lang w:val="it-IT"/>
         </w:rPr>
-        <w:lastRenderedPageBreak/>
         <w:t>Usage Procedure:</w:t>
       </w:r>
     </w:p>
@@ -23202,7 +23722,7 @@
         <w:jc w:val="both"/>
       </w:pPr>
       <w:r>
-        <w:t>From now on, whenever reverse gear and the left turn signal are activated, the left mirror will automatically move to the previously stored position set during the function activation. Once reverse gear is disengaged, the mirror will return to its normal position after 10 seconds. The same logic applies to the right mirror when the right turn signal and reverse gear are activated. Turning off the vehicle or shifting into P, the mirrors will immediately return to their normal position.</w:t>
+        <w:t>From now on, whenever reverse gear and the left turn signal are activated, the left mirror will automatically move to the previously stored position set during the function activation. Once reverse gear is disengaged, the mirror will return to its normal position after 10 seconds. The same logic applies to the right mirror when the right turn signal and reverse gear are activated. When the vehicle is switched off or P is engaged, the mirrors immediately return to their normal position.</w:t>
       </w:r>
     </w:p>
     <w:p>
@@ -23215,7 +23735,7 @@
         </w:rPr>
       </w:pPr>
       <w:bookmarkStart w:id="59" w:name="_Toc208725415"/>
-      <w:bookmarkStart w:id="60" w:name="_Toc239527181"/>
+      <w:bookmarkStart w:id="60" w:name="_Toc243860563"/>
       <w:r>
         <w:rPr>
           <w:rStyle w:val="Enfasigrassetto"/>
@@ -23267,7 +23787,7 @@
         <w:jc w:val="both"/>
       </w:pPr>
       <w:r>
-        <w:t>This function can be set, in SETUP MENU, as “ACC AUTOSTART R” or “ACC AUTOSTART +”, depending on whether the vehicle in use allows restarting by pressing the RES button or the button to increase the Cruise Control speed. Once the function is activated, the Baccable will ensure the automatic restart of the vehicle after a stop occurred with ACC engaged.</w:t>
+        <w:t>This function can be set, in SETUP MENU, as “ACC AUTOSTART R” or “ACC AUTOSTART +”, depending on whether the vehicle in use allows restarting by pressing the RES button or the button to increase the Cruise Control speed. Once the function is activated, the Baccable will ensure the automatic restart of the vehicle after a stop made with ACC engaged.</w:t>
       </w:r>
     </w:p>
     <w:p>
@@ -23287,13 +23807,14 @@
         </w:rPr>
       </w:pPr>
       <w:bookmarkStart w:id="61" w:name="_Toc208725416"/>
-      <w:bookmarkStart w:id="62" w:name="_Toc239527182"/>
+      <w:bookmarkStart w:id="62" w:name="_Toc243860564"/>
       <w:r>
         <w:rPr>
           <w:rStyle w:val="Enfasigrassetto"/>
           <w:rFonts w:asciiTheme="minorHAnsi" w:hAnsiTheme="minorHAnsi" w:cstheme="minorHAnsi"/>
           <w:color w:val="auto"/>
         </w:rPr>
+        <w:lastRenderedPageBreak/>
         <w:t>2.27</w:t>
       </w:r>
       <w:r>
@@ -23368,7 +23889,7 @@
                 <w:bCs/>
                 <w:lang w:val="it-IT"/>
               </w:rPr>
-              <w:t>OPZIONE</w:t>
+              <w:t>OPTION</w:t>
             </w:r>
           </w:p>
         </w:tc>
@@ -23393,7 +23914,7 @@
                 <w:bCs/>
                 <w:lang w:val="it-IT"/>
               </w:rPr>
-              <w:t>DESCRIZIONE</w:t>
+              <w:t>DESCRIPTION</w:t>
             </w:r>
           </w:p>
         </w:tc>
@@ -23431,7 +23952,7 @@
               <w:jc w:val="both"/>
             </w:pPr>
             <w:r>
-              <w:t>Close windows deselected, the vehicle will act normally</w:t>
+              <w:t>Close windows deselected: the vehicle behaves normally</w:t>
             </w:r>
           </w:p>
         </w:tc>
@@ -23551,14 +24072,13 @@
         </w:rPr>
       </w:pPr>
       <w:bookmarkStart w:id="63" w:name="_Toc208725417"/>
-      <w:bookmarkStart w:id="64" w:name="_Toc239527183"/>
+      <w:bookmarkStart w:id="64" w:name="_Toc243860565"/>
       <w:r>
         <w:rPr>
           <w:rStyle w:val="Enfasigrassetto"/>
           <w:rFonts w:asciiTheme="minorHAnsi" w:hAnsiTheme="minorHAnsi" w:cstheme="minorHAnsi"/>
           <w:color w:val="auto"/>
         </w:rPr>
-        <w:lastRenderedPageBreak/>
         <w:t>2.28</w:t>
       </w:r>
       <w:r>
@@ -23597,7 +24117,7 @@
         <w:jc w:val="both"/>
       </w:pPr>
       <w:r>
-        <w:t>The OPEN WINDOWS function supports various options, which can be selected using the RES or DISTANCE button after navigating to the OEPN WINDOWS item in the MAIN SETUP MENU:</w:t>
+        <w:t>The OPEN WINDOWS function supports various options, which can be selected using the RES or DISTANCE button after navigating to the OPEN WINDOWS item in the MAIN SETUP MENU:</w:t>
       </w:r>
     </w:p>
     <w:tbl>
@@ -23633,7 +24153,7 @@
                 <w:bCs/>
                 <w:lang w:val="it-IT"/>
               </w:rPr>
-              <w:t>OPZIONE</w:t>
+              <w:t>OPTION</w:t>
             </w:r>
           </w:p>
         </w:tc>
@@ -23658,7 +24178,7 @@
                 <w:bCs/>
                 <w:lang w:val="it-IT"/>
               </w:rPr>
-              <w:t>DESCRIZIONE</w:t>
+              <w:t>DESCRIPTION</w:t>
             </w:r>
           </w:p>
         </w:tc>
@@ -23696,7 +24216,7 @@
               <w:jc w:val="both"/>
             </w:pPr>
             <w:r>
-              <w:t>OPEN windows deselected, the veichle will act normally</w:t>
+              <w:t>Open windows deselected: the vehicle behaves normally</w:t>
             </w:r>
           </w:p>
         </w:tc>
@@ -23802,7 +24322,7 @@
         </w:rPr>
       </w:pPr>
       <w:bookmarkStart w:id="65" w:name="_Toc208725418"/>
-      <w:bookmarkStart w:id="66" w:name="_Toc239527184"/>
+      <w:bookmarkStart w:id="66" w:name="_Toc243860566"/>
       <w:r>
         <w:rPr>
           <w:rStyle w:val="Enfasigrassetto"/>
@@ -23878,7 +24398,7 @@
         <w:t>Note:</w:t>
       </w:r>
       <w:r>
-        <w:t xml:space="preserve"> The HAS function requires activation via proxy alignment (Byte 166, bit 2 — i.e., binary format xxxxx1xx to enable it), along with the following prerequisites. Vehicle must be MY20 or later, equipped with a camera with compatible firmware, Steering wheel with touch sensors or a bypass for those sensors, Motorized steering wheel with compatible A420 firmware, Navigation system enabled via proxy and available, Adaptive Cruise Control (ACC).</w:t>
+        <w:t xml:space="preserve"> The HAS function requires activation via proxy alignment (Byte 166, bit 2 — i.e., binary format xxxxx1xx to enable it), along with the following prerequisites. The vehicle must be MY20 or later and must have: a camera with compatible firmware, a steering wheel with touch sensors or a bypass for those sensors, a motorized steering wheel with compatible A420 firmware, a navigation system enabled via proxy and available, and Adaptive Cruise Control (ACC).</w:t>
       </w:r>
     </w:p>
     <w:p>
@@ -23897,13 +24417,14 @@
           <w:color w:val="auto"/>
         </w:rPr>
       </w:pPr>
-      <w:bookmarkStart w:id="67" w:name="_Toc239527185"/>
+      <w:bookmarkStart w:id="67" w:name="_Toc243860567"/>
       <w:r>
         <w:rPr>
           <w:rStyle w:val="Enfasigrassetto"/>
           <w:rFonts w:asciiTheme="minorHAnsi" w:hAnsiTheme="minorHAnsi" w:cstheme="minorHAnsi"/>
           <w:color w:val="auto"/>
         </w:rPr>
+        <w:lastRenderedPageBreak/>
         <w:t>2.30</w:t>
       </w:r>
       <w:r>
@@ -23913,32 +24434,163 @@
           <w:color w:val="auto"/>
         </w:rPr>
         <w:tab/>
-        <w:t>QV EXHAUST FLAP</w:t>
+        <w:t>EXHAUST FLAP</w:t>
       </w:r>
       <w:bookmarkEnd w:id="67"/>
     </w:p>
     <w:p>
       <w:pPr>
-        <w:pStyle w:val="Paragrafoelenco"/>
-        <w:ind w:left="1080"/>
         <w:jc w:val="both"/>
+        <w:rPr>
+          <w:lang w:val="en-US"/>
+        </w:rPr>
+      </w:pPr>
+    </w:p>
+    <w:p>
+      <w:pPr>
+        <w:jc w:val="both"/>
+        <w:rPr>
+          <w:lang w:val="en-US"/>
+        </w:rPr>
       </w:pPr>
       <w:r>
         <w:rPr>
           <w:b/>
           <w:bCs/>
-        </w:rPr>
-        <w:t xml:space="preserve">Brief Description: </w:t>
-      </w:r>
-      <w:r>
-        <w:t>This function opens Giulia Quadrifoglio exhaust valve, by twice pressing RELEASE button located on the gear lever (or by selecting TOGGLE QV VALVE on main menu).</w:t>
+          <w:lang w:val="en-US"/>
+        </w:rPr>
+        <w:t xml:space="preserve">Brief description: </w:t>
+      </w:r>
+      <w:r>
+        <w:rPr>
+          <w:lang w:val="en-US"/>
+        </w:rPr>
+        <w:t>Opens and closes the exhaust valves by pressing twice the RELEASE button located on the gear lever, or from the main menu by selecting the Toggle Exhaust item. On the Giulia Quadrifoglio it drives the original valves; if aftermarket valves with a radio remote control are used instead, the BACCABLE simulates the press of the opening or closing button of the remote control (the remote control must be connected to the dedicated outputs of the BACCABLE).</w:t>
+      </w:r>
+    </w:p>
+    <w:p>
+      <w:pPr>
+        <w:jc w:val="both"/>
+        <w:rPr>
+          <w:lang w:val="en-US"/>
+        </w:rPr>
+      </w:pPr>
+      <w:r>
+        <w:rPr>
+          <w:b/>
+          <w:bCs/>
+          <w:lang w:val="en-US"/>
+        </w:rPr>
+        <w:t xml:space="preserve">Note: </w:t>
+      </w:r>
+      <w:r>
+        <w:rPr>
+          <w:lang w:val="en-US"/>
+        </w:rPr>
+        <w:t>This is a function that can be enabled and disabled via the SETUP MENU described in paragraph 2.1, on the Exhaust Flap item. Each press of the RES button (or DISTANCE button) cycles the item through the following values:</w:t>
       </w:r>
     </w:p>
     <w:p>
       <w:pPr>
         <w:pStyle w:val="Paragrafoelenco"/>
-        <w:ind w:left="1080"/>
+        <w:numPr>
+          <w:ilvl w:val="0"/>
+          <w:numId w:val="20"/>
+        </w:numPr>
         <w:jc w:val="both"/>
+        <w:rPr>
+          <w:lang w:val="en-US"/>
+        </w:rPr>
+      </w:pPr>
+      <w:r>
+        <w:rPr>
+          <w:b/>
+          <w:bCs/>
+          <w:lang w:val="en-US"/>
+        </w:rPr>
+        <w:t>O  Exhaust Flap</w:t>
+      </w:r>
+      <w:r>
+        <w:rPr>
+          <w:lang w:val="en-US"/>
+        </w:rPr>
+        <w:t>: function disabled;</w:t>
+      </w:r>
+    </w:p>
+    <w:p>
+      <w:pPr>
+        <w:pStyle w:val="Paragrafoelenco"/>
+        <w:numPr>
+          <w:ilvl w:val="0"/>
+          <w:numId w:val="20"/>
+        </w:numPr>
+        <w:jc w:val="both"/>
+        <w:rPr>
+          <w:lang w:val="en-US"/>
+        </w:rPr>
+      </w:pPr>
+      <w:r>
+        <w:rPr>
+          <w:b/>
+          <w:bCs/>
+          <w:lang w:val="en-US"/>
+        </w:rPr>
+        <w:t>Ø  Exhaust Flap</w:t>
+      </w:r>
+      <w:r>
+        <w:rPr>
+          <w:lang w:val="en-US"/>
+        </w:rPr>
+        <w:t>: the valves open and close with a double click on the RELEASE button or with the Toggle Exhaust item of the main menu;</w:t>
+      </w:r>
+    </w:p>
+    <w:p>
+      <w:pPr>
+        <w:pStyle w:val="Paragrafoelenco"/>
+        <w:numPr>
+          <w:ilvl w:val="0"/>
+          <w:numId w:val="20"/>
+        </w:numPr>
+        <w:jc w:val="both"/>
+        <w:rPr>
+          <w:lang w:val="en-US"/>
+        </w:rPr>
+      </w:pPr>
+      <w:r>
+        <w:rPr>
+          <w:b/>
+          <w:bCs/>
+          <w:lang w:val="en-US"/>
+        </w:rPr>
+        <w:t>Ø  Exhaust Flap DR</w:t>
+      </w:r>
+      <w:r>
+        <w:rPr>
+          <w:lang w:val="en-US"/>
+        </w:rPr>
+        <w:t>: as above and, in addition, the valves open automatically when switching to the D (Dynamic) or R (Race) drive style and close when switching to the N (Natural) or A (All Weather) drive style. The double click can still be used, until the next drive style change.</w:t>
+      </w:r>
+    </w:p>
+    <w:p>
+      <w:pPr>
+        <w:jc w:val="both"/>
+        <w:rPr>
+          <w:lang w:val="en-US"/>
+        </w:rPr>
+      </w:pPr>
+      <w:r>
+        <w:rPr>
+          <w:lang w:val="en-US"/>
+        </w:rPr>
+        <w:t>When the engine is switched off the valves are closed, to stop the messages on the CAN bus with the vehicle off, but the user’s choice is remembered: as soon as the engine runs again (above about 400 rpm) the valves are opened again, if they were open before the engine was switched off. With the DR option, at restart the current drive style is checked and the valve position is confirmed (open in D and R, closed in N and A), even if the drive style was changed with the engine off. A double click with the engine off only changes the stored choice, which will be applied at the next engine start. The choice is lost if the BACCABLE is disconnected, but the enabling state of the function is saved permanently.</w:t>
+      </w:r>
+    </w:p>
+    <w:p>
+      <w:pPr>
+        <w:jc w:val="both"/>
+        <w:rPr>
+          <w:lang w:val="en-US"/>
+        </w:rPr>
       </w:pPr>
     </w:p>
     <w:p>
@@ -23950,7 +24602,7 @@
           <w:color w:val="auto"/>
         </w:rPr>
       </w:pPr>
-      <w:bookmarkStart w:id="68" w:name="_Toc239527186"/>
+      <w:bookmarkStart w:id="68" w:name="_Toc243860568"/>
       <w:r>
         <w:rPr>
           <w:rStyle w:val="Enfasigrassetto"/>
@@ -23972,20 +24624,173 @@
     </w:p>
     <w:p>
       <w:pPr>
-        <w:pStyle w:val="Paragrafoelenco"/>
-        <w:ind w:left="1080"/>
         <w:jc w:val="both"/>
+        <w:rPr>
+          <w:lang w:val="en-US"/>
+        </w:rPr>
+      </w:pPr>
+    </w:p>
+    <w:p>
+      <w:pPr>
+        <w:jc w:val="both"/>
+        <w:rPr>
+          <w:lang w:val="en-US"/>
+        </w:rPr>
       </w:pPr>
       <w:r>
         <w:rPr>
           <w:b/>
           <w:bCs/>
+          <w:lang w:val="en-US"/>
         </w:rPr>
         <w:t xml:space="preserve">Brief description: </w:t>
       </w:r>
       <w:r>
-        <w:t>Temporarily mutes the acoustic warning if a frontal obstacle is detected and the vehicle is stationary.</w:t>
-      </w:r>
+        <w:rPr>
+          <w:lang w:val="en-US"/>
+        </w:rPr>
+        <w:t>Silences the front parking sensors when the vehicle is stationary in front of an obstacle with the brake pedal pressed, and re-enables them when the brake is released.</w:t>
+      </w:r>
+    </w:p>
+    <w:p>
+      <w:pPr>
+        <w:jc w:val="both"/>
+        <w:rPr>
+          <w:lang w:val="en-US"/>
+        </w:rPr>
+      </w:pPr>
+      <w:r>
+        <w:rPr>
+          <w:b/>
+          <w:bCs/>
+          <w:lang w:val="en-US"/>
+        </w:rPr>
+        <w:t xml:space="preserve">Note: </w:t>
+      </w:r>
+      <w:r>
+        <w:rPr>
+          <w:lang w:val="en-US"/>
+        </w:rPr>
+        <w:t>This is a function that can be enabled and disabled via the SETUP MENU described in paragraph 2.1.</w:t>
+      </w:r>
+    </w:p>
+    <w:p>
+      <w:pPr>
+        <w:jc w:val="both"/>
+        <w:rPr>
+          <w:lang w:val="en-US"/>
+        </w:rPr>
+      </w:pPr>
+      <w:r>
+        <w:rPr>
+          <w:lang w:val="en-US"/>
+        </w:rPr>
+        <w:t>Operation:</w:t>
+      </w:r>
+    </w:p>
+    <w:p>
+      <w:pPr>
+        <w:pStyle w:val="Paragrafoelenco"/>
+        <w:numPr>
+          <w:ilvl w:val="0"/>
+          <w:numId w:val="20"/>
+        </w:numPr>
+        <w:jc w:val="both"/>
+        <w:rPr>
+          <w:lang w:val="en-US"/>
+        </w:rPr>
+      </w:pPr>
+      <w:r>
+        <w:rPr>
+          <w:lang w:val="en-US"/>
+        </w:rPr>
+        <w:t>when the front sensors detect an obstacle and the brake pedal is pressed firmly (beyond about 15% of its travel), the BACCABLE disables the parking sensors by simulating the press of the dedicated button (the button LED lights up steadily);</w:t>
+      </w:r>
+    </w:p>
+    <w:p>
+      <w:pPr>
+        <w:pStyle w:val="Paragrafoelenco"/>
+        <w:numPr>
+          <w:ilvl w:val="0"/>
+          <w:numId w:val="20"/>
+        </w:numPr>
+        <w:jc w:val="both"/>
+        <w:rPr>
+          <w:lang w:val="en-US"/>
+        </w:rPr>
+      </w:pPr>
+      <w:r>
+        <w:rPr>
+          <w:lang w:val="en-US"/>
+        </w:rPr>
+        <w:t>when the brake is released, if the sensors had been disabled by the BACCABLE, they are re-enabled automatically by simulating the button press again;</w:t>
+      </w:r>
+    </w:p>
+    <w:p>
+      <w:pPr>
+        <w:pStyle w:val="Paragrafoelenco"/>
+        <w:numPr>
+          <w:ilvl w:val="0"/>
+          <w:numId w:val="20"/>
+        </w:numPr>
+        <w:jc w:val="both"/>
+        <w:rPr>
+          <w:lang w:val="en-US"/>
+        </w:rPr>
+      </w:pPr>
+      <w:r>
+        <w:rPr>
+          <w:lang w:val="en-US"/>
+        </w:rPr>
+        <w:t>with reverse gear engaged the function never disables the sensors. If they had been disabled by the BACCABLE and the vehicle does not re-enable them by itself, the BACCABLE re-enables them about half a second after reverse gear is engaged;</w:t>
+      </w:r>
+    </w:p>
+    <w:p>
+      <w:pPr>
+        <w:pStyle w:val="Paragrafoelenco"/>
+        <w:numPr>
+          <w:ilvl w:val="0"/>
+          <w:numId w:val="20"/>
+        </w:numPr>
+        <w:jc w:val="both"/>
+        <w:rPr>
+          <w:lang w:val="en-US"/>
+        </w:rPr>
+      </w:pPr>
+      <w:r>
+        <w:rPr>
+          <w:lang w:val="en-US"/>
+        </w:rPr>
+        <w:t>if the vehicle re-enables the sensors by itself (for example above a certain speed), the BACCABLE does not intervene;</w:t>
+      </w:r>
+    </w:p>
+    <w:p>
+      <w:pPr>
+        <w:pStyle w:val="Paragrafoelenco"/>
+        <w:numPr>
+          <w:ilvl w:val="0"/>
+          <w:numId w:val="20"/>
+        </w:numPr>
+        <w:jc w:val="both"/>
+        <w:rPr>
+          <w:lang w:val="en-US"/>
+        </w:rPr>
+      </w:pPr>
+      <w:r>
+        <w:rPr>
+          <w:lang w:val="en-US"/>
+        </w:rPr>
+        <w:lastRenderedPageBreak/>
+        <w:t>if the sensors are re-enabled manually with the brake still pressed in front of the obstacle, they are disabled again: to keep them active, simply release the brake.</w:t>
+      </w:r>
+    </w:p>
+    <w:p>
+      <w:pPr>
+        <w:jc w:val="both"/>
+        <w:rPr>
+          <w:lang w:val="en-US"/>
+        </w:rPr>
+      </w:pPr>
     </w:p>
     <w:p>
       <w:pPr>
@@ -23996,7 +24801,7 @@
           <w:color w:val="auto"/>
         </w:rPr>
       </w:pPr>
-      <w:bookmarkStart w:id="69" w:name="_Toc239527187"/>
+      <w:bookmarkStart w:id="69" w:name="_Toc243860569"/>
       <w:r>
         <w:rPr>
           <w:rStyle w:val="Enfasigrassetto"/>
@@ -24018,27 +24823,45 @@
     </w:p>
     <w:p>
       <w:pPr>
-        <w:pStyle w:val="Paragrafoelenco"/>
-        <w:ind w:left="1080"/>
         <w:jc w:val="both"/>
+        <w:rPr>
+          <w:lang w:val="en-US"/>
+        </w:rPr>
       </w:pPr>
       <w:r>
         <w:rPr>
           <w:b/>
           <w:bCs/>
+          <w:lang w:val="en-US"/>
         </w:rPr>
         <w:t xml:space="preserve">Brief description: </w:t>
       </w:r>
       <w:r>
-        <w:t>Turns the baccable into an ELM327 capable of automatically connecting to the vehicle’s 3 BUSes, without the need for special cables and without moving the USB connector from the C1 port.</w:t>
+        <w:rPr>
+          <w:lang w:val="en-US"/>
+        </w:rPr>
+        <w:t>Turns the baccable into an ELM327 able to connect automatically to the 3 vehicle buses, without special cables and without moving the USB connector from the C1 port.</w:t>
       </w:r>
     </w:p>
     <w:p>
       <w:pPr>
         <w:jc w:val="both"/>
-      </w:pPr>
-      <w:r>
-        <w:t>To use the ELM327 function, you need to:</w:t>
+        <w:rPr>
+          <w:lang w:val="en-US"/>
+        </w:rPr>
+      </w:pPr>
+    </w:p>
+    <w:p>
+      <w:pPr>
+        <w:rPr>
+          <w:lang w:val="en-US"/>
+        </w:rPr>
+      </w:pPr>
+      <w:r>
+        <w:rPr>
+          <w:lang w:val="en-US"/>
+        </w:rPr>
+        <w:t>To use the ELM327 function it must be enabled in the MAIN SETUP MENU. Alternatively it can be enabled through the Android app (convenient if the vehicle is not available). Once enabled, the function can be used as follows:</w:t>
       </w:r>
     </w:p>
     <w:p>
@@ -24048,10 +24871,252 @@
           <w:ilvl w:val="0"/>
           <w:numId w:val="29"/>
         </w:numPr>
+        <w:rPr>
+          <w:lang w:val="en-US"/>
+        </w:rPr>
+      </w:pPr>
+      <w:r>
+        <w:rPr>
+          <w:lang w:val="en-US"/>
+        </w:rPr>
+        <w:t>connect the USB cable between the baccable and the PC (or an Android smartphone) using the right-hand connector of the baccable (C1).</w:t>
+      </w:r>
+    </w:p>
+    <w:p>
+      <w:pPr>
+        <w:pStyle w:val="Paragrafoelenco"/>
+        <w:rPr>
+          <w:lang w:val="en-US"/>
+        </w:rPr>
+      </w:pPr>
+      <w:r>
+        <w:rPr>
+          <w:lang w:val="en-US"/>
+        </w:rPr>
+        <w:t>Only afterwards connect the baccable to the OBD port.</w:t>
+      </w:r>
+    </w:p>
+    <w:p>
+      <w:pPr>
+        <w:rPr>
+          <w:lang w:val="en-US"/>
+        </w:rPr>
+      </w:pPr>
+      <w:r>
+        <w:rPr>
+          <w:b/>
+          <w:bCs/>
+          <w:lang w:val="en-US"/>
+        </w:rPr>
+        <w:t>Note1</w:t>
+      </w:r>
+      <w:r>
+        <w:rPr>
+          <w:lang w:val="en-US"/>
+        </w:rPr>
+        <w:t>: the desired application must be installed on the smartphone or on the PC (for example Multiecuscan, alfaobd, etc.)</w:t>
+      </w:r>
+    </w:p>
+    <w:p>
+      <w:pPr>
+        <w:rPr>
+          <w:lang w:val="en-US"/>
+        </w:rPr>
+      </w:pPr>
+      <w:r>
+        <w:rPr>
+          <w:b/>
+          <w:bCs/>
+          <w:lang w:val="en-US"/>
+        </w:rPr>
+        <w:t>Note2</w:t>
+      </w:r>
+      <w:r>
+        <w:rPr>
+          <w:lang w:val="en-US"/>
+        </w:rPr>
+        <w:t>: 10 seconds after the USB cable is disconnected the baccable goes back to being just a baccable. To use it again as an ELM327, disconnect the baccable from the OBD port, then reconnect the USB cable and afterwards the OBD connector.</w:t>
+      </w:r>
+    </w:p>
+    <w:p>
+      <w:pPr>
+        <w:rPr>
+          <w:lang w:val="en-US"/>
+        </w:rPr>
+      </w:pPr>
+      <w:r>
+        <w:rPr>
+          <w:b/>
+          <w:bCs/>
+          <w:lang w:val="en-US"/>
+        </w:rPr>
+        <w:t>Note3</w:t>
+      </w:r>
+      <w:r>
+        <w:rPr>
+          <w:lang w:val="en-US"/>
+        </w:rPr>
+        <w:t>: if the ELM327 function is not used, remember to disable it in the main setup menu, to reduce the possible interference between the ELM327 function and the immobilizer function in the first seconds of operation.</w:t>
+      </w:r>
+    </w:p>
+    <w:p>
+      <w:pPr>
+        <w:rPr>
+          <w:lang w:val="en-US"/>
+        </w:rPr>
+      </w:pPr>
+    </w:p>
+    <w:p>
+      <w:pPr>
+        <w:pStyle w:val="Titolo2"/>
+        <w:rPr>
+          <w:rStyle w:val="Enfasigrassetto"/>
+          <w:rFonts w:asciiTheme="minorHAnsi" w:hAnsiTheme="minorHAnsi" w:cstheme="minorHAnsi"/>
+          <w:color w:val="auto"/>
+        </w:rPr>
+      </w:pPr>
+      <w:bookmarkStart w:id="70" w:name="_Toc243860570"/>
+      <w:r>
+        <w:rPr>
+          <w:rStyle w:val="Enfasigrassetto"/>
+          <w:rFonts w:asciiTheme="minorHAnsi" w:hAnsiTheme="minorHAnsi" w:cstheme="minorHAnsi"/>
+          <w:color w:val="auto"/>
+        </w:rPr>
+        <w:t>2.33</w:t>
+      </w:r>
+      <w:r>
+        <w:rPr>
+          <w:rStyle w:val="Enfasigrassetto"/>
+          <w:rFonts w:asciiTheme="minorHAnsi" w:hAnsiTheme="minorHAnsi" w:cstheme="minorHAnsi"/>
+          <w:color w:val="auto"/>
+        </w:rPr>
+        <w:tab/>
+        <w:t>MAX HOLD</w:t>
+      </w:r>
+      <w:bookmarkEnd w:id="70"/>
+    </w:p>
+    <w:p>
+      <w:pPr>
         <w:jc w:val="both"/>
       </w:pPr>
       <w:r>
-        <w:t>connect a USB cable between the baccable and the PC, or to an Android smartphone, using the right-hand connector of the baccable (C1)</w:t>
+        <w:rPr>
+          <w:b/>
+          <w:bCs/>
+        </w:rPr>
+        <w:t xml:space="preserve">Brief description: </w:t>
+      </w:r>
+      <w:r>
+        <w:t>Keeps the maximum value of the selected parameter on display.</w:t>
+      </w:r>
+    </w:p>
+    <w:p>
+      <w:pPr>
+        <w:jc w:val="both"/>
+      </w:pPr>
+    </w:p>
+    <w:p>
+      <w:pPr>
+        <w:jc w:val="both"/>
+      </w:pPr>
+      <w:r>
+        <w:t>The Max Hold function is always enabled, so it does not need to be enabled in the main setup menu. To use it, the main menu of the Baccable shows the MAX HOLD OFF item. Pressing the RES or DISTANCE button will change it to MAX HOLD ON. Then, moving to the “Show Parameters” menu and selecting one of the parameters, the maximum value recorded for that parameter will be kept on display. Switching to the display of another parameter will clear the previous maximum value. To disable it, go back to MAX HOLD ON and press the RES or DISTANCE button to see it return to disabled (MAX HOLD OFF will be shown).</w:t>
+      </w:r>
+    </w:p>
+    <w:p>
+      <w:pPr>
+        <w:jc w:val="both"/>
+        <w:rPr>
+          <w:lang w:val="en-US"/>
+        </w:rPr>
+      </w:pPr>
+    </w:p>
+    <w:p>
+      <w:pPr>
+        <w:pStyle w:val="Titolo2"/>
+        <w:rPr>
+          <w:rStyle w:val="Enfasigrassetto"/>
+          <w:rFonts w:asciiTheme="minorHAnsi" w:hAnsiTheme="minorHAnsi" w:cstheme="minorHAnsi"/>
+          <w:color w:val="auto"/>
+        </w:rPr>
+      </w:pPr>
+      <w:bookmarkStart w:id="71" w:name="_Toc243860571"/>
+      <w:r>
+        <w:rPr>
+          <w:rStyle w:val="Enfasigrassetto"/>
+          <w:rFonts w:asciiTheme="minorHAnsi" w:hAnsiTheme="minorHAnsi" w:cstheme="minorHAnsi"/>
+          <w:color w:val="auto"/>
+        </w:rPr>
+        <w:t>2.34</w:t>
+      </w:r>
+      <w:r>
+        <w:rPr>
+          <w:rStyle w:val="Enfasigrassetto"/>
+          <w:rFonts w:asciiTheme="minorHAnsi" w:hAnsiTheme="minorHAnsi" w:cstheme="minorHAnsi"/>
+          <w:color w:val="auto"/>
+        </w:rPr>
+        <w:tab/>
+        <w:t>DNA MEMORY</w:t>
+      </w:r>
+      <w:bookmarkEnd w:id="71"/>
+    </w:p>
+    <w:p>
+      <w:pPr>
+        <w:jc w:val="both"/>
+        <w:rPr>
+          <w:lang w:val="en-US"/>
+        </w:rPr>
+      </w:pPr>
+      <w:r>
+        <w:rPr>
+          <w:b/>
+          <w:bCs/>
+          <w:lang w:val="en-US"/>
+        </w:rPr>
+        <w:t xml:space="preserve">Brief description: </w:t>
+      </w:r>
+      <w:r>
+        <w:rPr>
+          <w:lang w:val="en-US"/>
+        </w:rPr>
+        <w:t>At the first engine start, restores the drive style (A, N, D or R) that was in use the previous time the vehicle was used.</w:t>
+      </w:r>
+    </w:p>
+    <w:p>
+      <w:pPr>
+        <w:jc w:val="both"/>
+        <w:rPr>
+          <w:lang w:val="en-US"/>
+        </w:rPr>
+      </w:pPr>
+      <w:r>
+        <w:rPr>
+          <w:b/>
+          <w:bCs/>
+          <w:lang w:val="en-US"/>
+        </w:rPr>
+        <w:lastRenderedPageBreak/>
+        <w:t xml:space="preserve">Note: </w:t>
+      </w:r>
+      <w:r>
+        <w:rPr>
+          <w:lang w:val="en-US"/>
+        </w:rPr>
+        <w:t>This is a function that can be enabled and disabled via the SETUP MENU described in paragraph 2.1, on the DNA Memory item. The setting is saved permanently by selecting SAVE&amp;EXIT.</w:t>
+      </w:r>
+    </w:p>
+    <w:p>
+      <w:pPr>
+        <w:jc w:val="both"/>
+        <w:rPr>
+          <w:lang w:val="en-US"/>
+        </w:rPr>
+      </w:pPr>
+      <w:r>
+        <w:rPr>
+          <w:lang w:val="en-US"/>
+        </w:rPr>
+        <w:t>Operation:</w:t>
       </w:r>
     </w:p>
     <w:p>
@@ -24059,12 +25124,18 @@
         <w:pStyle w:val="Paragrafoelenco"/>
         <w:numPr>
           <w:ilvl w:val="0"/>
-          <w:numId w:val="29"/>
+          <w:numId w:val="20"/>
         </w:numPr>
         <w:jc w:val="both"/>
-      </w:pPr>
-      <w:r>
-        <w:t>access the BACCABLE MAIN SETUP MENU, with the vehicle on, and select the ELM327 function</w:t>
+        <w:rPr>
+          <w:lang w:val="en-US"/>
+        </w:rPr>
+      </w:pPr>
+      <w:r>
+        <w:rPr>
+          <w:lang w:val="en-US"/>
+        </w:rPr>
+        <w:t>while the engine is running the BACCABLE stores the drive style in use; when the engine is switched off the stored value is frozen;</w:t>
       </w:r>
     </w:p>
     <w:p>
@@ -24072,120 +25143,97 @@
         <w:pStyle w:val="Paragrafoelenco"/>
         <w:numPr>
           <w:ilvl w:val="0"/>
-          <w:numId w:val="29"/>
+          <w:numId w:val="20"/>
         </w:numPr>
         <w:jc w:val="both"/>
-      </w:pPr>
-      <w:r>
-        <w:t>select SAVE&amp;EXIT to save the setting</w:t>
-      </w:r>
-    </w:p>
-    <w:p>
-      <w:pPr>
+        <w:rPr>
+          <w:lang w:val="en-US"/>
+        </w:rPr>
+      </w:pPr>
+      <w:r>
+        <w:rPr>
+          <w:lang w:val="en-US"/>
+        </w:rPr>
+        <w:t>at the first engine start after the vehicle has been switched off (and the CAN bus has gone to sleep), about 2 seconds after the start, if the drive style differs from the stored one, the BACCABLE simulates the DNA selector movements needed to reach it, upwards (A, N, D, R) or downwards. Moving from D to R requires a long press of the selector, which the BACCABLE simulates for about 2 seconds;</w:t>
+      </w:r>
+    </w:p>
+    <w:p>
+      <w:pPr>
+        <w:pStyle w:val="Paragrafoelenco"/>
+        <w:numPr>
+          <w:ilvl w:val="0"/>
+          <w:numId w:val="20"/>
+        </w:numPr>
         <w:jc w:val="both"/>
-      </w:pPr>
-      <w:r>
-        <w:lastRenderedPageBreak/>
-        <w:t>Right away the baccable will turn into an ELM327.</w:t>
-      </w:r>
-    </w:p>
-    <w:p>
-      <w:pPr>
+        <w:rPr>
+          <w:lang w:val="en-US"/>
+        </w:rPr>
+      </w:pPr>
+      <w:r>
+        <w:rPr>
+          <w:lang w:val="en-US"/>
+        </w:rPr>
+        <w:t>about 1 second after the movements end, the drive style is checked; if it is not the stored one, the movements are repeated only once;</w:t>
+      </w:r>
+    </w:p>
+    <w:p>
+      <w:pPr>
+        <w:pStyle w:val="Paragrafoelenco"/>
+        <w:numPr>
+          <w:ilvl w:val="0"/>
+          <w:numId w:val="20"/>
+        </w:numPr>
         <w:jc w:val="both"/>
-      </w:pPr>
-      <w:r>
-        <w:t>On the smartphone or PC, install the desired application (e.g. Multiecuscan, alfaobd, etc.)</w:t>
-      </w:r>
-    </w:p>
-    <w:p>
-      <w:pPr>
+        <w:rPr>
+          <w:lang w:val="en-US"/>
+        </w:rPr>
+      </w:pPr>
+      <w:r>
+        <w:rPr>
+          <w:lang w:val="en-US"/>
+        </w:rPr>
+        <w:t>if the DNA selector is moved or the engine stops during the restore, the restore is stopped immediately;</w:t>
+      </w:r>
+    </w:p>
+    <w:p>
+      <w:pPr>
+        <w:pStyle w:val="Paragrafoelenco"/>
+        <w:numPr>
+          <w:ilvl w:val="0"/>
+          <w:numId w:val="20"/>
+        </w:numPr>
         <w:jc w:val="both"/>
+        <w:rPr>
+          <w:lang w:val="en-US"/>
+        </w:rPr>
+      </w:pPr>
+      <w:r>
+        <w:rPr>
+          <w:lang w:val="en-US"/>
+        </w:rPr>
+        <w:t>once the restore is complete the drive style can be changed freely: the BACCABLE does not intervene again until the next engine start after the vehicle has been switched off, and the newly selected style will be stored. Engine stops caused by Start&amp;Stop do not trigger the restore.</w:t>
+      </w:r>
+    </w:p>
+    <w:p>
+      <w:pPr>
+        <w:jc w:val="both"/>
+        <w:rPr>
+          <w:lang w:val="en-US"/>
+        </w:rPr>
       </w:pPr>
       <w:r>
         <w:rPr>
           <w:b/>
           <w:bCs/>
-        </w:rPr>
-        <w:t>Note1</w:t>
-      </w:r>
-      <w:r>
-        <w:t>: 10 seconds after disconnecting the USB cable, the baccable will go back to being just a baccable. If you want to use it as an ELM327 again, you will need to disconnect the baccable from the OBD port and then reconnect the USB cable followed by the OBD connector.</w:t>
-      </w:r>
-    </w:p>
-    <w:p>
-      <w:pPr>
-        <w:jc w:val="both"/>
-      </w:pPr>
-      <w:r>
-        <w:rPr>
-          <w:b/>
-          <w:bCs/>
-        </w:rPr>
-        <w:t>Note2</w:t>
-      </w:r>
-      <w:r>
-        <w:t>: if you are not using the ELM327 function, remember to disable it from the main setup menu, in order to reduce the effect of possible interference between the ELM327 function and the immobilizer function during the first few seconds of operation.</w:t>
-      </w:r>
-    </w:p>
-    <w:p/>
-    <w:p>
-      <w:pPr>
-        <w:pStyle w:val="Titolo2"/>
-        <w:rPr>
-          <w:rStyle w:val="Enfasigrassetto"/>
-          <w:rFonts w:asciiTheme="minorHAnsi" w:hAnsiTheme="minorHAnsi" w:cstheme="minorHAnsi"/>
-          <w:color w:val="auto"/>
-        </w:rPr>
-      </w:pPr>
-      <w:bookmarkStart w:id="70" w:name="_Toc239527188"/>
-      <w:r>
-        <w:rPr>
-          <w:rStyle w:val="Enfasigrassetto"/>
-          <w:rFonts w:asciiTheme="minorHAnsi" w:hAnsiTheme="minorHAnsi" w:cstheme="minorHAnsi"/>
-          <w:color w:val="auto"/>
-        </w:rPr>
-        <w:t>2.33</w:t>
-      </w:r>
-      <w:r>
-        <w:rPr>
-          <w:rStyle w:val="Enfasigrassetto"/>
-          <w:rFonts w:asciiTheme="minorHAnsi" w:hAnsiTheme="minorHAnsi" w:cstheme="minorHAnsi"/>
-          <w:color w:val="auto"/>
-        </w:rPr>
-        <w:tab/>
-        <w:t>MAX HOLD</w:t>
-      </w:r>
-      <w:bookmarkEnd w:id="70"/>
-    </w:p>
-    <w:p>
-      <w:pPr>
-        <w:jc w:val="both"/>
-      </w:pPr>
-      <w:r>
-        <w:rPr>
-          <w:b/>
-          <w:bCs/>
-        </w:rPr>
-        <w:t xml:space="preserve">Brief description: </w:t>
-      </w:r>
-      <w:r>
-        <w:t>Keeps the maximum value of the selected parameter on display.</w:t>
-      </w:r>
-    </w:p>
-    <w:p>
-      <w:pPr>
-        <w:jc w:val="both"/>
-      </w:pPr>
-    </w:p>
-    <w:p>
-      <w:pPr>
-        <w:jc w:val="both"/>
-      </w:pPr>
-      <w:r>
-        <w:t>The Max Hold function is always enabled, so it does not need to be enabled in the main setup menu. To use it, the main menu of the Baccable shows the MAX HOLD OFF item. Pressing the RES or DISTANCE button will change it to MAX HOLD ON. Then, moving to the “Show Parameters” menu and selecting one of the parameters, the maximum value recorded for that parameter will be kept on display. Switching to the display of another parameter will clear the previous maximum value. To disable it, go back to MAX HOLD ON an</w:t>
-      </w:r>
-      <w:r>
-        <w:t>d press the RES or DISTANCE button to see it return to disabled (MAX HOLD OFF will be shown).</w:t>
+          <w:lang w:val="en-US"/>
+        </w:rPr>
+        <w:t xml:space="preserve">Compatibility: </w:t>
+      </w:r>
+      <w:r>
+        <w:rPr>
+          <w:lang w:val="en-US"/>
+        </w:rPr>
+        <w:t>the function requires a monostable DNA selector communicating on the BH CAN bus. On vehicles fitted with a different type of selector, the BACCABLE does not detect the selector and sends no command. The stored style is lost if the BACCABLE is disconnected.</w:t>
       </w:r>
     </w:p>
     <w:sectPr>
@@ -24398,7 +25446,7 @@
         <w:noProof/>
       </w:rPr>
       <w:drawing>
-        <wp:anchor distT="0" distB="0" distL="114300" distR="114300" simplePos="0" relativeHeight="251658240" behindDoc="0" locked="0" layoutInCell="1" allowOverlap="1" wp14:anchorId="5B36560C" wp14:editId="4A728D14">
+        <wp:anchor distT="0" distB="0" distL="114300" distR="114300" simplePos="0" relativeHeight="251658240" behindDoc="0" locked="0" layoutInCell="1" allowOverlap="1" wp14:anchorId="556E092B" wp14:editId="79628BA9">
           <wp:simplePos x="0" y="0"/>
           <wp:positionH relativeFrom="column">
             <wp:posOffset>15875</wp:posOffset>
@@ -24476,13 +25524,7 @@
       <w:t xml:space="preserve"> </w:t>
     </w:r>
     <w:r>
-      <w:t>V.</w:t>
-    </w:r>
-    <w:r>
-      <w:t>4.</w:t>
-    </w:r>
-    <w:r>
-      <w:t>8</w:t>
+      <w:t>V.4.9</w:t>
     </w:r>
   </w:p>
   <w:p>
@@ -24511,19 +25553,7 @@
       <w:t xml:space="preserve">: </w:t>
     </w:r>
     <w:r>
-      <w:t>05</w:t>
-    </w:r>
-    <w:r>
-      <w:t>/</w:t>
-    </w:r>
-    <w:r>
-      <w:t>09</w:t>
-    </w:r>
-    <w:r>
-      <w:t>/202</w:t>
-    </w:r>
-    <w:r>
-      <w:t>6</w:t>
+      <w:t>25/10/2026</w:t>
     </w:r>
   </w:p>
 </w:hdr>
